--- a/informe/Informe_Blas_Pinto_Semana_9.docx
+++ b/informe/Informe_Blas_Pinto_Semana_9.docx
@@ -645,7 +645,7 @@
                 <w:webHidden/>
                 <w:color w:val="002345"/>
               </w:rPr>
-              <w:t>4</w:t>
+              <w:t>3</w:t>
             </w:r>
             <w:r>
               <w:rPr>
@@ -728,7 +728,7 @@
                 <w:webHidden/>
                 <w:color w:val="002345"/>
               </w:rPr>
-              <w:t>13</w:t>
+              <w:t>8</w:t>
             </w:r>
             <w:r>
               <w:rPr>
@@ -802,34 +802,26 @@
     </w:p>
     <w:p>
       <w:pPr>
-        <w:spacing w:after="120"/>
+        <w:spacing w:after="120" w:line="276" w:lineRule="auto"/>
       </w:pPr>
       <w:r>
-        <w:t>En este informe presento una solución para registrar altas y bajas de productos y conservar un historial de los movimientos del inventario. El caso corresponde a una empresa que vende productos electrónicos y necesita automatizar estas operaciones. La propuesta utiliza procedimientos almacenados para gestionar los productos y triggers para registrar los cambios en una tabla de auditoría.</w:t>
+        <w:t>El objetivo de esta actividad es automatizar el alta y la baja de productos de una empresa que vende artículos electrónicos. Para resolver el caso, implementé las tablas Productos y AuditoriaInventario, procedimientos almacenados y triggers que conservan el historial de movimientos [1].</w:t>
       </w:r>
     </w:p>
     <w:p>
       <w:pPr>
-        <w:spacing w:after="120"/>
+        <w:spacing w:after="120" w:line="276" w:lineRule="auto"/>
       </w:pPr>
       <w:r>
-        <w:t>La implementación se probó en SQL Server 2022 LocalDB con productos ficticios. Los resultados mostraron que las altas y bajas quedaron registradas, las entradas inválidas fueron rechazadas y las actualizaciones sin cambios no generaron movimientos adicionales. En la ejecución ampliada, el estado final fue de cero productos y diez registros de auditoría: cuatro INS, cuatro DEL y dos UPD.</w:t>
+        <w:t>La solución se probó en SQL Server 2022 Express LocalDB con productos ficticios. Se compararon los estados antes y después de cada operación y se revisaron los mensajes. El cierre confirmó cero productos y diez registros de auditoría: cuatro INS, cuatro DEL y dos UPD. También se incorporaron actualización condicional y cursor para abordar los aspectos adicionales de la rúbrica.</w:t>
       </w:r>
     </w:p>
     <w:p>
       <w:pPr>
-        <w:spacing w:after="120"/>
+        <w:spacing w:after="120" w:line="276" w:lineRule="auto"/>
       </w:pPr>
       <w:r>
-        <w:t>El objetivo es implementar las tablas Productos y AuditoriaInventario, controlar las operaciones mediante parámetros y manejo de excepciones, y verificar los resultados con consultas y evidencias. Además de los pasos del caso, se incorporó una actualización condicional y una demostración de cursor para abordar los aspectos mencionados en la rúbrica de la semana 9 [1].</w:t>
-      </w:r>
-    </w:p>
-    <w:p>
-      <w:pPr>
-        <w:spacing w:after="120"/>
-      </w:pPr>
-      <w:r>
-        <w:t>Las capturas muestran un visor local de registros obtenidos mediante .NET SqlClient. Sus consultas, mensajes y resultados proceden de ejecuciones reales; no corresponden a la interfaz de SQL Server Management Studio. La fecha de las pruebas es el 8 de octubre de 2026. El informe se elaboró el 9 de octubre de 2026.</w:t>
+        <w:t>Las capturas son de un visor local de resultados obtenidos mediante .NET SqlClient, no de la interfaz de SQL Server Management Studio. La ejecución real se realizó el 8 de octubre de 2026; las capturas de lectura y este informe se prepararon el 9 de octubre. El registro completo y las evidencias F01 a F35 se conservan en el repositorio.</w:t>
       </w:r>
     </w:p>
     <w:p>
@@ -848,45 +840,18 @@
         <w:pStyle w:val="Ttulo2"/>
         <w:keepNext/>
         <w:pageBreakBefore w:val="0"/>
-        <w:spacing w:after="120"/>
+        <w:spacing w:after="120" w:line="276" w:lineRule="auto"/>
       </w:pPr>
       <w:r>
-        <w:t>Entorno y alcance de las pruebas</w:t>
+        <w:t>Entorno y diseño</w:t>
       </w:r>
     </w:p>
     <w:p>
       <w:pPr>
-        <w:spacing w:after="120"/>
+        <w:spacing w:after="120" w:line="276" w:lineRule="auto"/>
       </w:pPr>
       <w:r>
-        <w:t>El motor utilizado fue Microsoft SQL Server 2022 Express LocalDB, versión 16.0.1000.6, en Windows. La conexión se realizó a la instancia (localdb)\MSSQLLocalDB con autenticación de Windows. La serie de evidencias de este informe se ejecutó en una base separada denominada PRO202_Evidencias_20261008_163918, creada exclusivamente para la actividad.</w:t>
-      </w:r>
-    </w:p>
-    <w:p>
-      <w:pPr>
-        <w:spacing w:after="120"/>
-      </w:pPr>
-      <w:r>
-        <w:t>Las pruebas siguieron una secuencia común: consultar el estado anterior, ejecutar la operación y revisar el estado posterior y los mensajes. El archivo Registro_completo.txt conserva esa secuencia. Los identificadores F01 a F35 permiten localizar los extractos y sus capturas. El anexo de evidencias incluye una selección de los resultados principales y conserva esos identificadores de origen.</w:t>
-      </w:r>
-    </w:p>
-    <w:p>
-      <w:pPr>
-        <w:pStyle w:val="Ttulo2"/>
-        <w:keepNext/>
-        <w:pageBreakBefore w:val="0"/>
-        <w:spacing w:after="120"/>
-      </w:pPr>
-      <w:r>
-        <w:t>Diseño de las tablas</w:t>
-      </w:r>
-    </w:p>
-    <w:p>
-      <w:pPr>
-        <w:spacing w:after="120"/>
-      </w:pPr>
-      <w:r>
-        <w:t>Productos conserva los datos de cada artículo. Su identificador se genera con IDENTITY y funciona como clave primaria. AuditoriaInventario guarda el identificador del producto afectado, el tipo de acción y la fecha generada por GETDATE(). El esquema base proviene del caso de la actividad [1, p. 2].</w:t>
+        <w:t>Se utilizó SQL Server 2022 Express LocalDB 16.0.1000.6, instancia (localdb)\MSSQLLocalDB, con autenticación de Windows. Las pruebas se ejecutaron en la base exclusiva PRO202_Evidencias_20261008_163918.</w:t>
       </w:r>
     </w:p>
     <w:tbl>
@@ -898,8 +863,7 @@
       </w:tblPr>
       <w:tblGrid>
         <w:gridCol w:w="2551"/>
-        <w:gridCol w:w="2268"/>
-        <w:gridCol w:w="4082"/>
+        <w:gridCol w:w="6350"/>
       </w:tblGrid>
       <w:tr>
         <w:trPr>
@@ -943,7 +907,7 @@
         </w:tc>
         <w:tc>
           <w:tcPr>
-            <w:tcW w:type="dxa" w:w="2268"/>
+            <w:tcW w:type="dxa" w:w="6350"/>
             <w:vAlign w:val="center"/>
             <w:tcBorders>
               <w:top w:val="single" w:sz="4" w:color="D9D9D9"/>
@@ -972,42 +936,7 @@
                 <w:color w:val="FFFFFF"/>
                 <w:sz w:val="19"/>
               </w:rPr>
-              <w:t>Campo</w:t>
-            </w:r>
-          </w:p>
-        </w:tc>
-        <w:tc>
-          <w:tcPr>
-            <w:tcW w:type="dxa" w:w="4082"/>
-            <w:vAlign w:val="center"/>
-            <w:tcBorders>
-              <w:top w:val="single" w:sz="4" w:color="D9D9D9"/>
-              <w:left w:val="single" w:sz="4" w:color="D9D9D9"/>
-              <w:bottom w:val="single" w:sz="4" w:color="D9D9D9"/>
-              <w:right w:val="single" w:sz="4" w:color="D9D9D9"/>
-            </w:tcBorders>
-            <w:tcMar>
-              <w:top w:w="80" w:type="dxa"/>
-              <w:left w:w="80" w:type="dxa"/>
-              <w:bottom w:w="80" w:type="dxa"/>
-              <w:right w:w="80" w:type="dxa"/>
-            </w:tcMar>
-            <w:shd w:fill="182844"/>
-          </w:tcPr>
-          <w:p>
-            <w:pPr>
-              <w:keepNext/>
-              <w:spacing w:line="264" w:lineRule="auto" w:after="40"/>
-              <w:jc w:val="left"/>
-            </w:pPr>
-            <w:r>
-              <w:rPr>
-                <w:rFonts w:ascii="Verdana" w:hAnsi="Verdana"/>
-                <w:b/>
-                <w:color w:val="FFFFFF"/>
-                <w:sz w:val="19"/>
-              </w:rPr>
-              <w:t>Tipo y función</w:t>
+              <w:t>Campos y función</w:t>
             </w:r>
           </w:p>
         </w:tc>
@@ -1052,7 +981,7 @@
         </w:tc>
         <w:tc>
           <w:tcPr>
-            <w:tcW w:type="dxa" w:w="2268"/>
+            <w:tcW w:type="dxa" w:w="6350"/>
             <w:vAlign w:val="center"/>
             <w:tcBorders>
               <w:top w:val="single" w:sz="4" w:color="D9D9D9"/>
@@ -1080,692 +1009,7 @@
                 <w:color w:val="182844"/>
                 <w:sz w:val="19"/>
               </w:rPr>
-              <w:t>IdProducto</w:t>
-            </w:r>
-          </w:p>
-        </w:tc>
-        <w:tc>
-          <w:tcPr>
-            <w:tcW w:type="dxa" w:w="4082"/>
-            <w:vAlign w:val="center"/>
-            <w:tcBorders>
-              <w:top w:val="single" w:sz="4" w:color="D9D9D9"/>
-              <w:left w:val="single" w:sz="4" w:color="D9D9D9"/>
-              <w:bottom w:val="single" w:sz="4" w:color="D9D9D9"/>
-              <w:right w:val="single" w:sz="4" w:color="D9D9D9"/>
-            </w:tcBorders>
-            <w:tcMar>
-              <w:top w:w="80" w:type="dxa"/>
-              <w:left w:w="80" w:type="dxa"/>
-              <w:bottom w:w="80" w:type="dxa"/>
-              <w:right w:w="80" w:type="dxa"/>
-            </w:tcMar>
-          </w:tcPr>
-          <w:p>
-            <w:pPr>
-              <w:keepNext/>
-              <w:spacing w:line="264" w:lineRule="auto" w:after="40"/>
-              <w:jc w:val="left"/>
-            </w:pPr>
-            <w:r>
-              <w:rPr>
-                <w:rFonts w:ascii="Verdana" w:hAnsi="Verdana"/>
-                <w:b w:val="0"/>
-                <w:color w:val="182844"/>
-                <w:sz w:val="19"/>
-              </w:rPr>
-              <w:t>INT, PRIMARY KEY e IDENTITY</w:t>
-            </w:r>
-          </w:p>
-        </w:tc>
-      </w:tr>
-      <w:tr>
-        <w:trPr>
-          <w:cantSplit/>
-        </w:trPr>
-        <w:tc>
-          <w:tcPr>
-            <w:tcW w:type="dxa" w:w="2551"/>
-            <w:vAlign w:val="center"/>
-            <w:tcBorders>
-              <w:top w:val="single" w:sz="4" w:color="D9D9D9"/>
-              <w:left w:val="single" w:sz="4" w:color="D9D9D9"/>
-              <w:bottom w:val="single" w:sz="4" w:color="D9D9D9"/>
-              <w:right w:val="single" w:sz="4" w:color="D9D9D9"/>
-            </w:tcBorders>
-            <w:tcMar>
-              <w:top w:w="80" w:type="dxa"/>
-              <w:left w:w="80" w:type="dxa"/>
-              <w:bottom w:w="80" w:type="dxa"/>
-              <w:right w:w="80" w:type="dxa"/>
-            </w:tcMar>
-            <w:shd w:fill="F3F5F8"/>
-          </w:tcPr>
-          <w:p>
-            <w:pPr>
-              <w:keepNext/>
-              <w:spacing w:line="264" w:lineRule="auto" w:after="40"/>
-              <w:jc w:val="left"/>
-            </w:pPr>
-            <w:r>
-              <w:rPr>
-                <w:rFonts w:ascii="Verdana" w:hAnsi="Verdana"/>
-                <w:b w:val="0"/>
-                <w:color w:val="182844"/>
-                <w:sz w:val="19"/>
-              </w:rPr>
-              <w:t>Productos</w:t>
-            </w:r>
-          </w:p>
-        </w:tc>
-        <w:tc>
-          <w:tcPr>
-            <w:tcW w:type="dxa" w:w="2268"/>
-            <w:vAlign w:val="center"/>
-            <w:tcBorders>
-              <w:top w:val="single" w:sz="4" w:color="D9D9D9"/>
-              <w:left w:val="single" w:sz="4" w:color="D9D9D9"/>
-              <w:bottom w:val="single" w:sz="4" w:color="D9D9D9"/>
-              <w:right w:val="single" w:sz="4" w:color="D9D9D9"/>
-            </w:tcBorders>
-            <w:tcMar>
-              <w:top w:w="80" w:type="dxa"/>
-              <w:left w:w="80" w:type="dxa"/>
-              <w:bottom w:w="80" w:type="dxa"/>
-              <w:right w:w="80" w:type="dxa"/>
-            </w:tcMar>
-            <w:shd w:fill="F3F5F8"/>
-          </w:tcPr>
-          <w:p>
-            <w:pPr>
-              <w:keepNext/>
-              <w:spacing w:line="264" w:lineRule="auto" w:after="40"/>
-              <w:jc w:val="left"/>
-            </w:pPr>
-            <w:r>
-              <w:rPr>
-                <w:rFonts w:ascii="Verdana" w:hAnsi="Verdana"/>
-                <w:b w:val="0"/>
-                <w:color w:val="182844"/>
-                <w:sz w:val="19"/>
-              </w:rPr>
-              <w:t>Nombre</w:t>
-            </w:r>
-          </w:p>
-        </w:tc>
-        <w:tc>
-          <w:tcPr>
-            <w:tcW w:type="dxa" w:w="4082"/>
-            <w:vAlign w:val="center"/>
-            <w:tcBorders>
-              <w:top w:val="single" w:sz="4" w:color="D9D9D9"/>
-              <w:left w:val="single" w:sz="4" w:color="D9D9D9"/>
-              <w:bottom w:val="single" w:sz="4" w:color="D9D9D9"/>
-              <w:right w:val="single" w:sz="4" w:color="D9D9D9"/>
-            </w:tcBorders>
-            <w:tcMar>
-              <w:top w:w="80" w:type="dxa"/>
-              <w:left w:w="80" w:type="dxa"/>
-              <w:bottom w:w="80" w:type="dxa"/>
-              <w:right w:w="80" w:type="dxa"/>
-            </w:tcMar>
-            <w:shd w:fill="F3F5F8"/>
-          </w:tcPr>
-          <w:p>
-            <w:pPr>
-              <w:keepNext/>
-              <w:spacing w:line="264" w:lineRule="auto" w:after="40"/>
-              <w:jc w:val="left"/>
-            </w:pPr>
-            <w:r>
-              <w:rPr>
-                <w:rFonts w:ascii="Verdana" w:hAnsi="Verdana"/>
-                <w:b w:val="0"/>
-                <w:color w:val="182844"/>
-                <w:sz w:val="19"/>
-              </w:rPr>
-              <w:t>NVARCHAR(100), nombre del producto</w:t>
-            </w:r>
-          </w:p>
-        </w:tc>
-      </w:tr>
-      <w:tr>
-        <w:trPr>
-          <w:cantSplit/>
-        </w:trPr>
-        <w:tc>
-          <w:tcPr>
-            <w:tcW w:type="dxa" w:w="2551"/>
-            <w:vAlign w:val="center"/>
-            <w:tcBorders>
-              <w:top w:val="single" w:sz="4" w:color="D9D9D9"/>
-              <w:left w:val="single" w:sz="4" w:color="D9D9D9"/>
-              <w:bottom w:val="single" w:sz="4" w:color="D9D9D9"/>
-              <w:right w:val="single" w:sz="4" w:color="D9D9D9"/>
-            </w:tcBorders>
-            <w:tcMar>
-              <w:top w:w="80" w:type="dxa"/>
-              <w:left w:w="80" w:type="dxa"/>
-              <w:bottom w:w="80" w:type="dxa"/>
-              <w:right w:w="80" w:type="dxa"/>
-            </w:tcMar>
-          </w:tcPr>
-          <w:p>
-            <w:pPr>
-              <w:keepNext/>
-              <w:spacing w:line="264" w:lineRule="auto" w:after="40"/>
-              <w:jc w:val="left"/>
-            </w:pPr>
-            <w:r>
-              <w:rPr>
-                <w:rFonts w:ascii="Verdana" w:hAnsi="Verdana"/>
-                <w:b w:val="0"/>
-                <w:color w:val="182844"/>
-                <w:sz w:val="19"/>
-              </w:rPr>
-              <w:t>Productos</w:t>
-            </w:r>
-          </w:p>
-        </w:tc>
-        <w:tc>
-          <w:tcPr>
-            <w:tcW w:type="dxa" w:w="2268"/>
-            <w:vAlign w:val="center"/>
-            <w:tcBorders>
-              <w:top w:val="single" w:sz="4" w:color="D9D9D9"/>
-              <w:left w:val="single" w:sz="4" w:color="D9D9D9"/>
-              <w:bottom w:val="single" w:sz="4" w:color="D9D9D9"/>
-              <w:right w:val="single" w:sz="4" w:color="D9D9D9"/>
-            </w:tcBorders>
-            <w:tcMar>
-              <w:top w:w="80" w:type="dxa"/>
-              <w:left w:w="80" w:type="dxa"/>
-              <w:bottom w:w="80" w:type="dxa"/>
-              <w:right w:w="80" w:type="dxa"/>
-            </w:tcMar>
-          </w:tcPr>
-          <w:p>
-            <w:pPr>
-              <w:keepNext/>
-              <w:spacing w:line="264" w:lineRule="auto" w:after="40"/>
-              <w:jc w:val="left"/>
-            </w:pPr>
-            <w:r>
-              <w:rPr>
-                <w:rFonts w:ascii="Verdana" w:hAnsi="Verdana"/>
-                <w:b w:val="0"/>
-                <w:color w:val="182844"/>
-                <w:sz w:val="19"/>
-              </w:rPr>
-              <w:t>Stock</w:t>
-            </w:r>
-          </w:p>
-        </w:tc>
-        <w:tc>
-          <w:tcPr>
-            <w:tcW w:type="dxa" w:w="4082"/>
-            <w:vAlign w:val="center"/>
-            <w:tcBorders>
-              <w:top w:val="single" w:sz="4" w:color="D9D9D9"/>
-              <w:left w:val="single" w:sz="4" w:color="D9D9D9"/>
-              <w:bottom w:val="single" w:sz="4" w:color="D9D9D9"/>
-              <w:right w:val="single" w:sz="4" w:color="D9D9D9"/>
-            </w:tcBorders>
-            <w:tcMar>
-              <w:top w:w="80" w:type="dxa"/>
-              <w:left w:w="80" w:type="dxa"/>
-              <w:bottom w:w="80" w:type="dxa"/>
-              <w:right w:w="80" w:type="dxa"/>
-            </w:tcMar>
-          </w:tcPr>
-          <w:p>
-            <w:pPr>
-              <w:keepNext/>
-              <w:spacing w:line="264" w:lineRule="auto" w:after="40"/>
-              <w:jc w:val="left"/>
-            </w:pPr>
-            <w:r>
-              <w:rPr>
-                <w:rFonts w:ascii="Verdana" w:hAnsi="Verdana"/>
-                <w:b w:val="0"/>
-                <w:color w:val="182844"/>
-                <w:sz w:val="19"/>
-              </w:rPr>
-              <w:t>INT, cantidad disponible</w:t>
-            </w:r>
-          </w:p>
-        </w:tc>
-      </w:tr>
-      <w:tr>
-        <w:trPr>
-          <w:cantSplit/>
-        </w:trPr>
-        <w:tc>
-          <w:tcPr>
-            <w:tcW w:type="dxa" w:w="2551"/>
-            <w:vAlign w:val="center"/>
-            <w:tcBorders>
-              <w:top w:val="single" w:sz="4" w:color="D9D9D9"/>
-              <w:left w:val="single" w:sz="4" w:color="D9D9D9"/>
-              <w:bottom w:val="single" w:sz="4" w:color="D9D9D9"/>
-              <w:right w:val="single" w:sz="4" w:color="D9D9D9"/>
-            </w:tcBorders>
-            <w:tcMar>
-              <w:top w:w="80" w:type="dxa"/>
-              <w:left w:w="80" w:type="dxa"/>
-              <w:bottom w:w="80" w:type="dxa"/>
-              <w:right w:w="80" w:type="dxa"/>
-            </w:tcMar>
-            <w:shd w:fill="F3F5F8"/>
-          </w:tcPr>
-          <w:p>
-            <w:pPr>
-              <w:keepNext/>
-              <w:spacing w:line="264" w:lineRule="auto" w:after="40"/>
-              <w:jc w:val="left"/>
-            </w:pPr>
-            <w:r>
-              <w:rPr>
-                <w:rFonts w:ascii="Verdana" w:hAnsi="Verdana"/>
-                <w:b w:val="0"/>
-                <w:color w:val="182844"/>
-                <w:sz w:val="19"/>
-              </w:rPr>
-              <w:t>Productos</w:t>
-            </w:r>
-          </w:p>
-        </w:tc>
-        <w:tc>
-          <w:tcPr>
-            <w:tcW w:type="dxa" w:w="2268"/>
-            <w:vAlign w:val="center"/>
-            <w:tcBorders>
-              <w:top w:val="single" w:sz="4" w:color="D9D9D9"/>
-              <w:left w:val="single" w:sz="4" w:color="D9D9D9"/>
-              <w:bottom w:val="single" w:sz="4" w:color="D9D9D9"/>
-              <w:right w:val="single" w:sz="4" w:color="D9D9D9"/>
-            </w:tcBorders>
-            <w:tcMar>
-              <w:top w:w="80" w:type="dxa"/>
-              <w:left w:w="80" w:type="dxa"/>
-              <w:bottom w:w="80" w:type="dxa"/>
-              <w:right w:w="80" w:type="dxa"/>
-            </w:tcMar>
-            <w:shd w:fill="F3F5F8"/>
-          </w:tcPr>
-          <w:p>
-            <w:pPr>
-              <w:keepNext/>
-              <w:spacing w:line="264" w:lineRule="auto" w:after="40"/>
-              <w:jc w:val="left"/>
-            </w:pPr>
-            <w:r>
-              <w:rPr>
-                <w:rFonts w:ascii="Verdana" w:hAnsi="Verdana"/>
-                <w:b w:val="0"/>
-                <w:color w:val="182844"/>
-                <w:sz w:val="19"/>
-              </w:rPr>
-              <w:t>Precio</w:t>
-            </w:r>
-          </w:p>
-        </w:tc>
-        <w:tc>
-          <w:tcPr>
-            <w:tcW w:type="dxa" w:w="4082"/>
-            <w:vAlign w:val="center"/>
-            <w:tcBorders>
-              <w:top w:val="single" w:sz="4" w:color="D9D9D9"/>
-              <w:left w:val="single" w:sz="4" w:color="D9D9D9"/>
-              <w:bottom w:val="single" w:sz="4" w:color="D9D9D9"/>
-              <w:right w:val="single" w:sz="4" w:color="D9D9D9"/>
-            </w:tcBorders>
-            <w:tcMar>
-              <w:top w:w="80" w:type="dxa"/>
-              <w:left w:w="80" w:type="dxa"/>
-              <w:bottom w:w="80" w:type="dxa"/>
-              <w:right w:w="80" w:type="dxa"/>
-            </w:tcMar>
-            <w:shd w:fill="F3F5F8"/>
-          </w:tcPr>
-          <w:p>
-            <w:pPr>
-              <w:keepNext/>
-              <w:spacing w:line="264" w:lineRule="auto" w:after="40"/>
-              <w:jc w:val="left"/>
-            </w:pPr>
-            <w:r>
-              <w:rPr>
-                <w:rFonts w:ascii="Verdana" w:hAnsi="Verdana"/>
-                <w:b w:val="0"/>
-                <w:color w:val="182844"/>
-                <w:sz w:val="19"/>
-              </w:rPr>
-              <w:t>DECIMAL(10,2), valor del producto</w:t>
-            </w:r>
-          </w:p>
-        </w:tc>
-      </w:tr>
-      <w:tr>
-        <w:trPr>
-          <w:cantSplit/>
-        </w:trPr>
-        <w:tc>
-          <w:tcPr>
-            <w:tcW w:type="dxa" w:w="2551"/>
-            <w:vAlign w:val="center"/>
-            <w:tcBorders>
-              <w:top w:val="single" w:sz="4" w:color="D9D9D9"/>
-              <w:left w:val="single" w:sz="4" w:color="D9D9D9"/>
-              <w:bottom w:val="single" w:sz="4" w:color="D9D9D9"/>
-              <w:right w:val="single" w:sz="4" w:color="D9D9D9"/>
-            </w:tcBorders>
-            <w:tcMar>
-              <w:top w:w="80" w:type="dxa"/>
-              <w:left w:w="80" w:type="dxa"/>
-              <w:bottom w:w="80" w:type="dxa"/>
-              <w:right w:w="80" w:type="dxa"/>
-            </w:tcMar>
-          </w:tcPr>
-          <w:p>
-            <w:pPr>
-              <w:keepNext/>
-              <w:spacing w:line="264" w:lineRule="auto" w:after="40"/>
-              <w:jc w:val="left"/>
-            </w:pPr>
-            <w:r>
-              <w:rPr>
-                <w:rFonts w:ascii="Verdana" w:hAnsi="Verdana"/>
-                <w:b w:val="0"/>
-                <w:color w:val="182844"/>
-                <w:sz w:val="19"/>
-              </w:rPr>
-              <w:t>AuditoriaInventario</w:t>
-            </w:r>
-          </w:p>
-        </w:tc>
-        <w:tc>
-          <w:tcPr>
-            <w:tcW w:type="dxa" w:w="2268"/>
-            <w:vAlign w:val="center"/>
-            <w:tcBorders>
-              <w:top w:val="single" w:sz="4" w:color="D9D9D9"/>
-              <w:left w:val="single" w:sz="4" w:color="D9D9D9"/>
-              <w:bottom w:val="single" w:sz="4" w:color="D9D9D9"/>
-              <w:right w:val="single" w:sz="4" w:color="D9D9D9"/>
-            </w:tcBorders>
-            <w:tcMar>
-              <w:top w:w="80" w:type="dxa"/>
-              <w:left w:w="80" w:type="dxa"/>
-              <w:bottom w:w="80" w:type="dxa"/>
-              <w:right w:w="80" w:type="dxa"/>
-            </w:tcMar>
-          </w:tcPr>
-          <w:p>
-            <w:pPr>
-              <w:keepNext/>
-              <w:spacing w:line="264" w:lineRule="auto" w:after="40"/>
-              <w:jc w:val="left"/>
-            </w:pPr>
-            <w:r>
-              <w:rPr>
-                <w:rFonts w:ascii="Verdana" w:hAnsi="Verdana"/>
-                <w:b w:val="0"/>
-                <w:color w:val="182844"/>
-                <w:sz w:val="19"/>
-              </w:rPr>
-              <w:t>IdAuditoria</w:t>
-            </w:r>
-          </w:p>
-        </w:tc>
-        <w:tc>
-          <w:tcPr>
-            <w:tcW w:type="dxa" w:w="4082"/>
-            <w:vAlign w:val="center"/>
-            <w:tcBorders>
-              <w:top w:val="single" w:sz="4" w:color="D9D9D9"/>
-              <w:left w:val="single" w:sz="4" w:color="D9D9D9"/>
-              <w:bottom w:val="single" w:sz="4" w:color="D9D9D9"/>
-              <w:right w:val="single" w:sz="4" w:color="D9D9D9"/>
-            </w:tcBorders>
-            <w:tcMar>
-              <w:top w:w="80" w:type="dxa"/>
-              <w:left w:w="80" w:type="dxa"/>
-              <w:bottom w:w="80" w:type="dxa"/>
-              <w:right w:w="80" w:type="dxa"/>
-            </w:tcMar>
-          </w:tcPr>
-          <w:p>
-            <w:pPr>
-              <w:keepNext/>
-              <w:spacing w:line="264" w:lineRule="auto" w:after="40"/>
-              <w:jc w:val="left"/>
-            </w:pPr>
-            <w:r>
-              <w:rPr>
-                <w:rFonts w:ascii="Verdana" w:hAnsi="Verdana"/>
-                <w:b w:val="0"/>
-                <w:color w:val="182844"/>
-                <w:sz w:val="19"/>
-              </w:rPr>
-              <w:t>INT, PRIMARY KEY e IDENTITY</w:t>
-            </w:r>
-          </w:p>
-        </w:tc>
-      </w:tr>
-      <w:tr>
-        <w:trPr>
-          <w:cantSplit/>
-        </w:trPr>
-        <w:tc>
-          <w:tcPr>
-            <w:tcW w:type="dxa" w:w="2551"/>
-            <w:vAlign w:val="center"/>
-            <w:tcBorders>
-              <w:top w:val="single" w:sz="4" w:color="D9D9D9"/>
-              <w:left w:val="single" w:sz="4" w:color="D9D9D9"/>
-              <w:bottom w:val="single" w:sz="4" w:color="D9D9D9"/>
-              <w:right w:val="single" w:sz="4" w:color="D9D9D9"/>
-            </w:tcBorders>
-            <w:tcMar>
-              <w:top w:w="80" w:type="dxa"/>
-              <w:left w:w="80" w:type="dxa"/>
-              <w:bottom w:w="80" w:type="dxa"/>
-              <w:right w:w="80" w:type="dxa"/>
-            </w:tcMar>
-            <w:shd w:fill="F3F5F8"/>
-          </w:tcPr>
-          <w:p>
-            <w:pPr>
-              <w:keepNext/>
-              <w:spacing w:line="264" w:lineRule="auto" w:after="40"/>
-              <w:jc w:val="left"/>
-            </w:pPr>
-            <w:r>
-              <w:rPr>
-                <w:rFonts w:ascii="Verdana" w:hAnsi="Verdana"/>
-                <w:b w:val="0"/>
-                <w:color w:val="182844"/>
-                <w:sz w:val="19"/>
-              </w:rPr>
-              <w:t>AuditoriaInventario</w:t>
-            </w:r>
-          </w:p>
-        </w:tc>
-        <w:tc>
-          <w:tcPr>
-            <w:tcW w:type="dxa" w:w="2268"/>
-            <w:vAlign w:val="center"/>
-            <w:tcBorders>
-              <w:top w:val="single" w:sz="4" w:color="D9D9D9"/>
-              <w:left w:val="single" w:sz="4" w:color="D9D9D9"/>
-              <w:bottom w:val="single" w:sz="4" w:color="D9D9D9"/>
-              <w:right w:val="single" w:sz="4" w:color="D9D9D9"/>
-            </w:tcBorders>
-            <w:tcMar>
-              <w:top w:w="80" w:type="dxa"/>
-              <w:left w:w="80" w:type="dxa"/>
-              <w:bottom w:w="80" w:type="dxa"/>
-              <w:right w:w="80" w:type="dxa"/>
-            </w:tcMar>
-            <w:shd w:fill="F3F5F8"/>
-          </w:tcPr>
-          <w:p>
-            <w:pPr>
-              <w:keepNext/>
-              <w:spacing w:line="264" w:lineRule="auto" w:after="40"/>
-              <w:jc w:val="left"/>
-            </w:pPr>
-            <w:r>
-              <w:rPr>
-                <w:rFonts w:ascii="Verdana" w:hAnsi="Verdana"/>
-                <w:b w:val="0"/>
-                <w:color w:val="182844"/>
-                <w:sz w:val="19"/>
-              </w:rPr>
-              <w:t>IdProducto</w:t>
-            </w:r>
-          </w:p>
-        </w:tc>
-        <w:tc>
-          <w:tcPr>
-            <w:tcW w:type="dxa" w:w="4082"/>
-            <w:vAlign w:val="center"/>
-            <w:tcBorders>
-              <w:top w:val="single" w:sz="4" w:color="D9D9D9"/>
-              <w:left w:val="single" w:sz="4" w:color="D9D9D9"/>
-              <w:bottom w:val="single" w:sz="4" w:color="D9D9D9"/>
-              <w:right w:val="single" w:sz="4" w:color="D9D9D9"/>
-            </w:tcBorders>
-            <w:tcMar>
-              <w:top w:w="80" w:type="dxa"/>
-              <w:left w:w="80" w:type="dxa"/>
-              <w:bottom w:w="80" w:type="dxa"/>
-              <w:right w:w="80" w:type="dxa"/>
-            </w:tcMar>
-            <w:shd w:fill="F3F5F8"/>
-          </w:tcPr>
-          <w:p>
-            <w:pPr>
-              <w:keepNext/>
-              <w:spacing w:line="264" w:lineRule="auto" w:after="40"/>
-              <w:jc w:val="left"/>
-            </w:pPr>
-            <w:r>
-              <w:rPr>
-                <w:rFonts w:ascii="Verdana" w:hAnsi="Verdana"/>
-                <w:b w:val="0"/>
-                <w:color w:val="182844"/>
-                <w:sz w:val="19"/>
-              </w:rPr>
-              <w:t>INT, producto asociado al movimiento</w:t>
-            </w:r>
-          </w:p>
-        </w:tc>
-      </w:tr>
-      <w:tr>
-        <w:trPr>
-          <w:cantSplit/>
-        </w:trPr>
-        <w:tc>
-          <w:tcPr>
-            <w:tcW w:type="dxa" w:w="2551"/>
-            <w:vAlign w:val="center"/>
-            <w:tcBorders>
-              <w:top w:val="single" w:sz="4" w:color="D9D9D9"/>
-              <w:left w:val="single" w:sz="4" w:color="D9D9D9"/>
-              <w:bottom w:val="single" w:sz="4" w:color="D9D9D9"/>
-              <w:right w:val="single" w:sz="4" w:color="D9D9D9"/>
-            </w:tcBorders>
-            <w:tcMar>
-              <w:top w:w="80" w:type="dxa"/>
-              <w:left w:w="80" w:type="dxa"/>
-              <w:bottom w:w="80" w:type="dxa"/>
-              <w:right w:w="80" w:type="dxa"/>
-            </w:tcMar>
-          </w:tcPr>
-          <w:p>
-            <w:pPr>
-              <w:keepNext/>
-              <w:spacing w:line="264" w:lineRule="auto" w:after="40"/>
-              <w:jc w:val="left"/>
-            </w:pPr>
-            <w:r>
-              <w:rPr>
-                <w:rFonts w:ascii="Verdana" w:hAnsi="Verdana"/>
-                <w:b w:val="0"/>
-                <w:color w:val="182844"/>
-                <w:sz w:val="19"/>
-              </w:rPr>
-              <w:t>AuditoriaInventario</w:t>
-            </w:r>
-          </w:p>
-        </w:tc>
-        <w:tc>
-          <w:tcPr>
-            <w:tcW w:type="dxa" w:w="2268"/>
-            <w:vAlign w:val="center"/>
-            <w:tcBorders>
-              <w:top w:val="single" w:sz="4" w:color="D9D9D9"/>
-              <w:left w:val="single" w:sz="4" w:color="D9D9D9"/>
-              <w:bottom w:val="single" w:sz="4" w:color="D9D9D9"/>
-              <w:right w:val="single" w:sz="4" w:color="D9D9D9"/>
-            </w:tcBorders>
-            <w:tcMar>
-              <w:top w:w="80" w:type="dxa"/>
-              <w:left w:w="80" w:type="dxa"/>
-              <w:bottom w:w="80" w:type="dxa"/>
-              <w:right w:w="80" w:type="dxa"/>
-            </w:tcMar>
-          </w:tcPr>
-          <w:p>
-            <w:pPr>
-              <w:keepNext/>
-              <w:spacing w:line="264" w:lineRule="auto" w:after="40"/>
-              <w:jc w:val="left"/>
-            </w:pPr>
-            <w:r>
-              <w:rPr>
-                <w:rFonts w:ascii="Verdana" w:hAnsi="Verdana"/>
-                <w:b w:val="0"/>
-                <w:color w:val="182844"/>
-                <w:sz w:val="19"/>
-              </w:rPr>
-              <w:t>Accion</w:t>
-            </w:r>
-          </w:p>
-        </w:tc>
-        <w:tc>
-          <w:tcPr>
-            <w:tcW w:type="dxa" w:w="4082"/>
-            <w:vAlign w:val="center"/>
-            <w:tcBorders>
-              <w:top w:val="single" w:sz="4" w:color="D9D9D9"/>
-              <w:left w:val="single" w:sz="4" w:color="D9D9D9"/>
-              <w:bottom w:val="single" w:sz="4" w:color="D9D9D9"/>
-              <w:right w:val="single" w:sz="4" w:color="D9D9D9"/>
-            </w:tcBorders>
-            <w:tcMar>
-              <w:top w:w="80" w:type="dxa"/>
-              <w:left w:w="80" w:type="dxa"/>
-              <w:bottom w:w="80" w:type="dxa"/>
-              <w:right w:w="80" w:type="dxa"/>
-            </w:tcMar>
-          </w:tcPr>
-          <w:p>
-            <w:pPr>
-              <w:keepNext/>
-              <w:spacing w:line="264" w:lineRule="auto" w:after="40"/>
-              <w:jc w:val="left"/>
-            </w:pPr>
-            <w:r>
-              <w:rPr>
-                <w:rFonts w:ascii="Verdana" w:hAnsi="Verdana"/>
-                <w:b w:val="0"/>
-                <w:color w:val="182844"/>
-                <w:sz w:val="19"/>
-              </w:rPr>
-              <w:t>NVARCHAR(10), INS, DEL o UPD</w:t>
+              <w:t>IdProducto INT PRIMARY KEY IDENTITY; Nombre NVARCHAR(100); Stock INT; Precio DECIMAL(10,2). Almacena el inventario.</w:t>
             </w:r>
           </w:p>
         </w:tc>
@@ -1811,7 +1055,7 @@
         </w:tc>
         <w:tc>
           <w:tcPr>
-            <w:tcW w:type="dxa" w:w="2268"/>
+            <w:tcW w:type="dxa" w:w="6350"/>
             <w:vAlign w:val="center"/>
             <w:tcBorders>
               <w:top w:val="single" w:sz="4" w:color="D9D9D9"/>
@@ -1840,42 +1084,7 @@
                 <w:color w:val="182844"/>
                 <w:sz w:val="19"/>
               </w:rPr>
-              <w:t>Fecha</w:t>
-            </w:r>
-          </w:p>
-        </w:tc>
-        <w:tc>
-          <w:tcPr>
-            <w:tcW w:type="dxa" w:w="4082"/>
-            <w:vAlign w:val="center"/>
-            <w:tcBorders>
-              <w:top w:val="single" w:sz="4" w:color="D9D9D9"/>
-              <w:left w:val="single" w:sz="4" w:color="D9D9D9"/>
-              <w:bottom w:val="single" w:sz="4" w:color="D9D9D9"/>
-              <w:right w:val="single" w:sz="4" w:color="D9D9D9"/>
-            </w:tcBorders>
-            <w:tcMar>
-              <w:top w:w="80" w:type="dxa"/>
-              <w:left w:w="80" w:type="dxa"/>
-              <w:bottom w:w="80" w:type="dxa"/>
-              <w:right w:w="80" w:type="dxa"/>
-            </w:tcMar>
-            <w:shd w:fill="F3F5F8"/>
-          </w:tcPr>
-          <w:p>
-            <w:pPr>
-              <w:keepNext w:val="0"/>
-              <w:spacing w:line="264" w:lineRule="auto" w:after="40"/>
-              <w:jc w:val="left"/>
-            </w:pPr>
-            <w:r>
-              <w:rPr>
-                <w:rFonts w:ascii="Verdana" w:hAnsi="Verdana"/>
-                <w:b w:val="0"/>
-                <w:color w:val="182844"/>
-                <w:sz w:val="19"/>
-              </w:rPr>
-              <w:t>DATETIME, DEFAULT GETDATE()</w:t>
+              <w:t>IdAuditoria INT PRIMARY KEY IDENTITY; IdProducto INT; Accion NVARCHAR(10); Fecha DATETIME DEFAULT GETDATE(). Conserva INS, DEL y UPD.</w:t>
             </w:r>
           </w:p>
         </w:tc>
@@ -1883,31 +1092,23 @@
     </w:tbl>
     <w:p>
       <w:pPr>
-        <w:spacing w:after="120"/>
+        <w:spacing w:after="120" w:line="276" w:lineRule="auto"/>
       </w:pPr>
     </w:p>
     <w:p>
       <w:pPr>
-        <w:spacing w:after="120"/>
+        <w:spacing w:after="120" w:line="276" w:lineRule="auto"/>
       </w:pPr>
       <w:r>
-        <w:t>Como decisión de diseño, se añadieron restricciones para impedir nombres nulos o vacíos, stock negativo o nulo y precio negativo o nulo. Se permiten el stock cero y el precio cero; esta decisión se verificó con una prueba que después se revirtió mediante ROLLBACK. El enunciado no define estas reglas numéricas, por lo que se presentan como validaciones propuestas para este ejercicio.</w:t>
+        <w:t>Como decisión de diseño, se rechazaron nombres nulos o vacíos y valores nulos o negativos en stock y precio. Cero es válido; esa prueba se revirtió mediante ROLLBACK. Son validaciones propuestas, ya que el enunciado no define esos límites. La auditoría conserva el ID tras una baja, por lo que no tiene clave foránea hacia Productos.</w:t>
       </w:r>
     </w:p>
     <w:p>
       <w:pPr>
-        <w:spacing w:after="120"/>
-      </w:pPr>
-      <w:r>
-        <w:t>No se creó una clave foránea desde AuditoriaInventario hacia Productos. Si el producto se elimina, el historial debe conservar su identificador. Esta solución permite registrar bajas, aunque no guarda una copia del nombre o precio histórico. Para un sistema real, sería conveniente ampliar los datos de auditoría según las necesidades del negocio.</w:t>
-      </w:r>
-    </w:p>
-    <w:p>
-      <w:pPr>
         <w:pStyle w:val="Ttulo2"/>
         <w:keepNext/>
         <w:pageBreakBefore w:val="0"/>
-        <w:spacing w:after="120"/>
+        <w:spacing w:after="120" w:line="276" w:lineRule="auto"/>
       </w:pPr>
       <w:r>
         <w:t>Procedimientos almacenados</w:t>
@@ -1915,75 +1116,37 @@
     </w:p>
     <w:p>
       <w:pPr>
-        <w:pStyle w:val="Ttulo3"/>
-        <w:keepNext/>
-        <w:pageBreakBefore w:val="0"/>
-        <w:spacing w:after="120"/>
+        <w:spacing w:after="120" w:line="276" w:lineRule="auto"/>
       </w:pPr>
       <w:r>
-        <w:t>Alta de productos</w:t>
+        <w:t>sp_AltaProducto recibe @Nombre, @Stock y @Precio, valida sus valores y realiza INSERT dentro de TRY. En CATCH informa ERROR_MESSAGE() y propaga el error con THROW [3]. El alta de un Teclado de prueba, stock 10 y precio 19990, creó el ID 1 y una acción INS; la Figura 1 muestra ambas tablas antes y después.</w:t>
       </w:r>
     </w:p>
     <w:p>
       <w:pPr>
-        <w:spacing w:after="120"/>
+        <w:spacing w:after="120" w:line="276" w:lineRule="auto"/>
       </w:pPr>
       <w:r>
-        <w:t>sp_AltaProducto recibe @Nombre, @Stock y @Precio. Primero valida los parámetros y luego inserta el producto dentro de BEGIN TRY. Si se produce un error, BEGIN CATCH muestra ERROR_MESSAGE() y THROW lo propaga al programa que ejecutó la consulta. Así, el fallo queda registrado y no se informa una inserción exitosa cuando los datos fueron rechazados [3].</w:t>
+        <w:t>sp_BajaProducto recibe un ID positivo, ejecuta DELETE y consulta @@ROWCOUNT. Informa si eliminó el producto o si no existe. La baja del ID 1 conservó el INS y agregó DEL; el ID 2147483647 produjo «Producto no existe.» sin cambios. Las Figuras 2 y 3 documentan estos casos. Un ID negativo activó CATCH, como muestra la Figura 5.</w:t>
       </w:r>
     </w:p>
     <w:p>
       <w:pPr>
-        <w:spacing w:after="120"/>
+        <w:pStyle w:val="Ttulo2"/>
+        <w:keepNext/>
+        <w:pageBreakBefore w:val="0"/>
+        <w:spacing w:after="120" w:line="276" w:lineRule="auto"/>
       </w:pPr>
       <w:r>
-        <w:t>La prueba válida utilizó un Teclado de prueba con stock 10 y precio 19990. Antes de la operación, ambas tablas estaban vacías. Después se creó el producto con ID 1 y un registro INS con ese mismo identificador. El mensaje fue «Producto insertado correctamente.». La Figura 1 permite comparar los estados anterior y posterior.</w:t>
+        <w:t>Triggers y actualización condicional</w:t>
       </w:r>
     </w:p>
     <w:p>
       <w:pPr>
-        <w:pStyle w:val="Ttulo3"/>
-        <w:keepNext/>
-        <w:pageBreakBefore w:val="0"/>
-        <w:spacing w:after="120"/>
+        <w:spacing w:after="120" w:line="276" w:lineRule="auto"/>
       </w:pPr>
       <w:r>
-        <w:t>Baja de productos</w:t>
-      </w:r>
-    </w:p>
-    <w:p>
-      <w:pPr>
-        <w:spacing w:after="120"/>
-      </w:pPr>
-      <w:r>
-        <w:t>sp_BajaProducto recibe @IdProducto y exige que sea positivo. El procedimiento ejecuta DELETE y revisa @@ROWCOUNT inmediatamente después. Si no se eliminó ninguna fila, muestra «Producto no existe.»; si se eliminó una fila, informa que el producto fue eliminado. Esta comprobación mantiene el comportamiento solicitado por el ejemplo con IF EXISTS, sin separar la comprobación de la operación.</w:t>
-      </w:r>
-    </w:p>
-    <w:p>
-      <w:pPr>
-        <w:spacing w:after="120"/>
-      </w:pPr>
-      <w:r>
-        <w:t>Con el ID 1 existente, el producto desapareció de Productos y se agregó una acción DEL en AuditoriaInventario. El registro INS anterior se mantuvo. Cuando se solicitó eliminar el ID 2147483647, no hubo cambios y se mostró el mensaje de inexistencia. Las Figuras 2 y 3 documentan ambas situaciones.</w:t>
-      </w:r>
-    </w:p>
-    <w:p>
-      <w:pPr>
-        <w:pStyle w:val="Ttulo2"/>
-        <w:keepNext/>
-        <w:pageBreakBefore w:val="0"/>
-        <w:spacing w:after="120"/>
-      </w:pPr>
-      <w:r>
-        <w:t>Triggers y registro de auditoría</w:t>
-      </w:r>
-    </w:p>
-    <w:p>
-      <w:pPr>
-        <w:spacing w:after="120"/>
-      </w:pPr>
-      <w:r>
-        <w:t>Los triggers AFTER INSERT y AFTER DELETE toman las filas afectadas desde inserted y deleted, respectivamente, y las registran mediante INSERT ... SELECT. Esta lógica trabaja con todas las filas de una operación, lo que se comprobó al insertar y eliminar dos productos en una sola sentencia. No se utiliza un cursor dentro de los triggers.</w:t>
+        <w:t>Los triggers del caso registran una acción por cada fila de inserted o deleted mediante INSERT ... SELECT. Se comprobó también el alta y la baja de dos productos en una sola sentencia. sp_helptrigger identificó los cuatro objetos de la solución (Figura 4).</w:t>
       </w:r>
     </w:p>
     <w:tbl>
@@ -1994,9 +1157,8 @@
         <w:tblLook w:firstColumn="1" w:firstRow="1" w:lastColumn="0" w:lastRow="0" w:noHBand="0" w:noVBand="1" w:val="04A0"/>
       </w:tblPr>
       <w:tblGrid>
-        <w:gridCol w:w="3458"/>
-        <w:gridCol w:w="1928"/>
-        <w:gridCol w:w="3515"/>
+        <w:gridCol w:w="4252"/>
+        <w:gridCol w:w="4649"/>
       </w:tblGrid>
       <w:tr>
         <w:trPr>
@@ -2005,7 +1167,7 @@
         </w:trPr>
         <w:tc>
           <w:tcPr>
-            <w:tcW w:type="dxa" w:w="3458"/>
+            <w:tcW w:type="dxa" w:w="4252"/>
             <w:vAlign w:val="center"/>
             <w:tcBorders>
               <w:top w:val="single" w:sz="4" w:color="D9D9D9"/>
@@ -2033,13 +1195,13 @@
                 <w:color w:val="FFFFFF"/>
                 <w:sz w:val="19"/>
               </w:rPr>
-              <w:t>Objeto</w:t>
+              <w:t>Trigger</w:t>
             </w:r>
           </w:p>
         </w:tc>
         <w:tc>
           <w:tcPr>
-            <w:tcW w:type="dxa" w:w="1928"/>
+            <w:tcW w:type="dxa" w:w="4649"/>
             <w:vAlign w:val="center"/>
             <w:tcBorders>
               <w:top w:val="single" w:sz="4" w:color="D9D9D9"/>
@@ -2067,41 +1229,7 @@
                 <w:color w:val="FFFFFF"/>
                 <w:sz w:val="19"/>
               </w:rPr>
-              <w:t>Tipo</w:t>
-            </w:r>
-          </w:p>
-        </w:tc>
-        <w:tc>
-          <w:tcPr>
-            <w:tcW w:type="dxa" w:w="3515"/>
-            <w:vAlign w:val="center"/>
-            <w:tcBorders>
-              <w:top w:val="single" w:sz="4" w:color="D9D9D9"/>
-              <w:left w:val="single" w:sz="4" w:color="D9D9D9"/>
-              <w:bottom w:val="single" w:sz="4" w:color="D9D9D9"/>
-              <w:right w:val="single" w:sz="4" w:color="D9D9D9"/>
-            </w:tcBorders>
-            <w:tcMar>
-              <w:top w:w="80" w:type="dxa"/>
-              <w:left w:w="80" w:type="dxa"/>
-              <w:bottom w:w="80" w:type="dxa"/>
-              <w:right w:w="80" w:type="dxa"/>
-            </w:tcMar>
-            <w:shd w:fill="182844"/>
-          </w:tcPr>
-          <w:p>
-            <w:pPr>
-              <w:spacing w:line="264" w:lineRule="auto" w:after="40"/>
-              <w:jc w:val="left"/>
-            </w:pPr>
-            <w:r>
-              <w:rPr>
-                <w:rFonts w:ascii="Verdana" w:hAnsi="Verdana"/>
-                <w:b/>
-                <w:color w:val="FFFFFF"/>
-                <w:sz w:val="19"/>
-              </w:rPr>
-              <w:t>Función</w:t>
+              <w:t>Evento y función</w:t>
             </w:r>
           </w:p>
         </w:tc>
@@ -2112,7 +1240,7 @@
         </w:trPr>
         <w:tc>
           <w:tcPr>
-            <w:tcW w:type="dxa" w:w="3458"/>
+            <w:tcW w:type="dxa" w:w="4252"/>
             <w:vAlign w:val="center"/>
             <w:tcBorders>
               <w:top w:val="single" w:sz="4" w:color="D9D9D9"/>
@@ -2145,7 +1273,7 @@
         </w:tc>
         <w:tc>
           <w:tcPr>
-            <w:tcW w:type="dxa" w:w="1928"/>
+            <w:tcW w:type="dxa" w:w="4649"/>
             <w:vAlign w:val="center"/>
             <w:tcBorders>
               <w:top w:val="single" w:sz="4" w:color="D9D9D9"/>
@@ -2172,40 +1300,7 @@
                 <w:color w:val="182844"/>
                 <w:sz w:val="19"/>
               </w:rPr>
-              <w:t>AFTER INSERT</w:t>
-            </w:r>
-          </w:p>
-        </w:tc>
-        <w:tc>
-          <w:tcPr>
-            <w:tcW w:type="dxa" w:w="3515"/>
-            <w:vAlign w:val="center"/>
-            <w:tcBorders>
-              <w:top w:val="single" w:sz="4" w:color="D9D9D9"/>
-              <w:left w:val="single" w:sz="4" w:color="D9D9D9"/>
-              <w:bottom w:val="single" w:sz="4" w:color="D9D9D9"/>
-              <w:right w:val="single" w:sz="4" w:color="D9D9D9"/>
-            </w:tcBorders>
-            <w:tcMar>
-              <w:top w:w="80" w:type="dxa"/>
-              <w:left w:w="80" w:type="dxa"/>
-              <w:bottom w:w="80" w:type="dxa"/>
-              <w:right w:w="80" w:type="dxa"/>
-            </w:tcMar>
-          </w:tcPr>
-          <w:p>
-            <w:pPr>
-              <w:spacing w:line="264" w:lineRule="auto" w:after="40"/>
-              <w:jc w:val="left"/>
-            </w:pPr>
-            <w:r>
-              <w:rPr>
-                <w:rFonts w:ascii="Verdana" w:hAnsi="Verdana"/>
-                <w:b w:val="0"/>
-                <w:color w:val="182844"/>
-                <w:sz w:val="19"/>
-              </w:rPr>
-              <w:t>Registrar INS por cada fila insertada</w:t>
+              <w:t>AFTER INSERT: registra INS.</w:t>
             </w:r>
           </w:p>
         </w:tc>
@@ -2216,7 +1311,7 @@
         </w:trPr>
         <w:tc>
           <w:tcPr>
-            <w:tcW w:type="dxa" w:w="3458"/>
+            <w:tcW w:type="dxa" w:w="4252"/>
             <w:vAlign w:val="center"/>
             <w:tcBorders>
               <w:top w:val="single" w:sz="4" w:color="D9D9D9"/>
@@ -2250,7 +1345,7 @@
         </w:tc>
         <w:tc>
           <w:tcPr>
-            <w:tcW w:type="dxa" w:w="1928"/>
+            <w:tcW w:type="dxa" w:w="4649"/>
             <w:vAlign w:val="center"/>
             <w:tcBorders>
               <w:top w:val="single" w:sz="4" w:color="D9D9D9"/>
@@ -2278,41 +1373,7 @@
                 <w:color w:val="182844"/>
                 <w:sz w:val="19"/>
               </w:rPr>
-              <w:t>AFTER DELETE</w:t>
-            </w:r>
-          </w:p>
-        </w:tc>
-        <w:tc>
-          <w:tcPr>
-            <w:tcW w:type="dxa" w:w="3515"/>
-            <w:vAlign w:val="center"/>
-            <w:tcBorders>
-              <w:top w:val="single" w:sz="4" w:color="D9D9D9"/>
-              <w:left w:val="single" w:sz="4" w:color="D9D9D9"/>
-              <w:bottom w:val="single" w:sz="4" w:color="D9D9D9"/>
-              <w:right w:val="single" w:sz="4" w:color="D9D9D9"/>
-            </w:tcBorders>
-            <w:tcMar>
-              <w:top w:w="80" w:type="dxa"/>
-              <w:left w:w="80" w:type="dxa"/>
-              <w:bottom w:w="80" w:type="dxa"/>
-              <w:right w:w="80" w:type="dxa"/>
-            </w:tcMar>
-            <w:shd w:fill="F3F5F8"/>
-          </w:tcPr>
-          <w:p>
-            <w:pPr>
-              <w:spacing w:line="264" w:lineRule="auto" w:after="40"/>
-              <w:jc w:val="left"/>
-            </w:pPr>
-            <w:r>
-              <w:rPr>
-                <w:rFonts w:ascii="Verdana" w:hAnsi="Verdana"/>
-                <w:b w:val="0"/>
-                <w:color w:val="182844"/>
-                <w:sz w:val="19"/>
-              </w:rPr>
-              <w:t>Registrar DEL por cada fila eliminada</w:t>
+              <w:t>AFTER DELETE: registra DEL.</w:t>
             </w:r>
           </w:p>
         </w:tc>
@@ -2323,7 +1384,7 @@
         </w:trPr>
         <w:tc>
           <w:tcPr>
-            <w:tcW w:type="dxa" w:w="3458"/>
+            <w:tcW w:type="dxa" w:w="4252"/>
             <w:vAlign w:val="center"/>
             <w:tcBorders>
               <w:top w:val="single" w:sz="4" w:color="D9D9D9"/>
@@ -2356,7 +1417,7 @@
         </w:tc>
         <w:tc>
           <w:tcPr>
-            <w:tcW w:type="dxa" w:w="1928"/>
+            <w:tcW w:type="dxa" w:w="4649"/>
             <w:vAlign w:val="center"/>
             <w:tcBorders>
               <w:top w:val="single" w:sz="4" w:color="D9D9D9"/>
@@ -2383,40 +1444,7 @@
                 <w:color w:val="182844"/>
                 <w:sz w:val="19"/>
               </w:rPr>
-              <w:t>AFTER UPDATE</w:t>
-            </w:r>
-          </w:p>
-        </w:tc>
-        <w:tc>
-          <w:tcPr>
-            <w:tcW w:type="dxa" w:w="3515"/>
-            <w:vAlign w:val="center"/>
-            <w:tcBorders>
-              <w:top w:val="single" w:sz="4" w:color="D9D9D9"/>
-              <w:left w:val="single" w:sz="4" w:color="D9D9D9"/>
-              <w:bottom w:val="single" w:sz="4" w:color="D9D9D9"/>
-              <w:right w:val="single" w:sz="4" w:color="D9D9D9"/>
-            </w:tcBorders>
-            <w:tcMar>
-              <w:top w:w="80" w:type="dxa"/>
-              <w:left w:w="80" w:type="dxa"/>
-              <w:bottom w:w="80" w:type="dxa"/>
-              <w:right w:w="80" w:type="dxa"/>
-            </w:tcMar>
-          </w:tcPr>
-          <w:p>
-            <w:pPr>
-              <w:spacing w:line="264" w:lineRule="auto" w:after="40"/>
-              <w:jc w:val="left"/>
-            </w:pPr>
-            <w:r>
-              <w:rPr>
-                <w:rFonts w:ascii="Verdana" w:hAnsi="Verdana"/>
-                <w:b w:val="0"/>
-                <w:color w:val="182844"/>
-                <w:sz w:val="19"/>
-              </w:rPr>
-              <w:t>Registrar UPD solo cuando cambia un valor</w:t>
+              <w:t>AFTER UPDATE: registra UPD únicamente si cambia Nombre, Stock o Precio.</w:t>
             </w:r>
           </w:p>
         </w:tc>
@@ -2427,7 +1455,7 @@
         </w:trPr>
         <w:tc>
           <w:tcPr>
-            <w:tcW w:type="dxa" w:w="3458"/>
+            <w:tcW w:type="dxa" w:w="4252"/>
             <w:vAlign w:val="center"/>
             <w:tcBorders>
               <w:top w:val="single" w:sz="4" w:color="D9D9D9"/>
@@ -2461,7 +1489,7 @@
         </w:tc>
         <w:tc>
           <w:tcPr>
-            <w:tcW w:type="dxa" w:w="1928"/>
+            <w:tcW w:type="dxa" w:w="4649"/>
             <w:vAlign w:val="center"/>
             <w:tcBorders>
               <w:top w:val="single" w:sz="4" w:color="D9D9D9"/>
@@ -2489,41 +1517,7 @@
                 <w:color w:val="182844"/>
                 <w:sz w:val="19"/>
               </w:rPr>
-              <w:t>INSTEAD OF UPDATE</w:t>
-            </w:r>
-          </w:p>
-        </w:tc>
-        <w:tc>
-          <w:tcPr>
-            <w:tcW w:type="dxa" w:w="3515"/>
-            <w:vAlign w:val="center"/>
-            <w:tcBorders>
-              <w:top w:val="single" w:sz="4" w:color="D9D9D9"/>
-              <w:left w:val="single" w:sz="4" w:color="D9D9D9"/>
-              <w:bottom w:val="single" w:sz="4" w:color="D9D9D9"/>
-              <w:right w:val="single" w:sz="4" w:color="D9D9D9"/>
-            </w:tcBorders>
-            <w:tcMar>
-              <w:top w:w="80" w:type="dxa"/>
-              <w:left w:w="80" w:type="dxa"/>
-              <w:bottom w:w="80" w:type="dxa"/>
-              <w:right w:w="80" w:type="dxa"/>
-            </w:tcMar>
-            <w:shd w:fill="F3F5F8"/>
-          </w:tcPr>
-          <w:p>
-            <w:pPr>
-              <w:spacing w:line="264" w:lineRule="auto" w:after="40"/>
-              <w:jc w:val="left"/>
-            </w:pPr>
-            <w:r>
-              <w:rPr>
-                <w:rFonts w:ascii="Verdana" w:hAnsi="Verdana"/>
-                <w:b w:val="0"/>
-                <w:color w:val="182844"/>
-                <w:sz w:val="19"/>
-              </w:rPr>
-              <w:t>Rechazar valores inválidos y aplicar cambios válidos</w:t>
+              <w:t>INSTEAD OF UPDATE: valida los valores y aplica la actualización válida.</w:t>
             </w:r>
           </w:p>
         </w:tc>
@@ -2531,85 +1525,69 @@
     </w:tbl>
     <w:p>
       <w:pPr>
-        <w:spacing w:after="120"/>
+        <w:spacing w:after="120" w:line="276" w:lineRule="auto"/>
       </w:pPr>
     </w:p>
     <w:p>
       <w:pPr>
-        <w:spacing w:after="120"/>
+        <w:spacing w:after="120" w:line="276" w:lineRule="auto"/>
       </w:pPr>
       <w:r>
-        <w:t>El trigger de actualización compara Nombre, Stock y Precio entre inserted y deleted. Si no cambia ninguno de esos valores, no registra UPD. En la prueba, los stocks de los productos ID 2 y 3 pasaron de 3 y 5 a 4 y 6, y se crearon dos registros UPD. Al ejecutar después SET Stock = Stock, el número de registros se mantuvo. Las Figuras 8 y 9 muestran estos resultados.</w:t>
+        <w:t>La rúbrica menciona BEFORE, pero SQL Server ofrece AFTER e INSTEAD OF para este tipo de triggers [2]. La adaptación usa INSTEAD OF UPDATE y se declara expresamente: reemplaza la operación original y no es un BEFORE. Su aceptación corresponde al profesor.</w:t>
       </w:r>
     </w:p>
     <w:p>
       <w:pPr>
-        <w:spacing w:after="120"/>
+        <w:spacing w:after="120" w:line="276" w:lineRule="auto"/>
       </w:pPr>
       <w:r>
-        <w:t>La rúbrica menciona BEFORE, mientras que SQL Server ofrece AFTER e INSTEAD OF para este tipo de triggers [2]. Por esa razón, se implementó INSTEAD OF UPDATE: revisa los valores y, si son válidos, realiza la actualización. Este tipo reemplaza la operación original; no es un trigger BEFORE. La diferencia se deja explícita para que pueda evaluarse considerando el motor utilizado.</w:t>
+        <w:t>Los stocks 3 y 5 pasaron a 4 y 6 y generaron dos UPD. Luego, SET Stock = Stock no agregó auditoría. El stock negativo y los valores nulos o vacíos inválidos fueron rechazados con error 50005, conservando los datos. Estas comprobaciones están en F16–F18 y F30–F34.</w:t>
       </w:r>
     </w:p>
     <w:p>
       <w:pPr>
-        <w:spacing w:after="120"/>
+        <w:pStyle w:val="Ttulo2"/>
+        <w:keepNext/>
+        <w:pageBreakBefore w:val="0"/>
+        <w:spacing w:after="120" w:line="276" w:lineRule="auto"/>
       </w:pPr>
       <w:r>
-        <w:t>Cuando se intentó asignar stock -1, el trigger generó el error 50005 y mantuvo los valores anteriores. También se rechazaron nombre nulo o vacío, stock nulo y precio nulo o negativo. La consulta sp_helptrigger identificó los cuatro triggers y sus tipos; su salida se presenta en la Figura 4.</w:t>
+        <w:t>Excepciones y cursor</w:t>
       </w:r>
     </w:p>
     <w:p>
       <w:pPr>
+        <w:spacing w:after="120" w:line="276" w:lineRule="auto"/>
+      </w:pPr>
+      <w:r>
+        <w:t>Las altas inválidas y las bajas con ID no válido generaron errores esperados entre 50001 y 50004, sin agregar productos ni movimientos indebidos. La inexistencia de un ID positivo se informa mediante un mensaje, sin tratarla como error de validación. La Figura 5 muestra el rechazo de stock e ID negativos.</w:t>
+      </w:r>
+    </w:p>
+    <w:p>
+      <w:pPr>
+        <w:spacing w:after="120" w:line="276" w:lineRule="auto"/>
+      </w:pPr>
+      <w:r>
+        <w:t>sp_ConsultarInventarioCursor usa LOCAL FAST_FORWARD, FETCH NEXT, CLOSE y DEALLOCATE [4]. Mostró los productos ID 2 y 3 (Figura 6) y no emitió filas ni errores con inventario vacío (F20). Incluye limpieza en CATCH, aunque no se provocó un fallo dentro del recorrido. Se incorporó con finalidad académica; un SELECT basta para listar productos.</w:t>
+      </w:r>
+    </w:p>
+    <w:p>
+      <w:pPr>
         <w:pStyle w:val="Ttulo2"/>
         <w:keepNext/>
         <w:pageBreakBefore w:val="0"/>
-        <w:spacing w:after="120"/>
+        <w:spacing w:after="120" w:line="276" w:lineRule="auto"/>
       </w:pPr>
       <w:r>
-        <w:t>Manejo de excepciones y cursor</w:t>
+        <w:t>Resumen de pruebas ejecutadas</w:t>
       </w:r>
     </w:p>
     <w:p>
       <w:pPr>
-        <w:spacing w:after="120"/>
+        <w:spacing w:after="120" w:line="276" w:lineRule="auto"/>
       </w:pPr>
       <w:r>
-        <w:t>La inexistencia de un producto es una condición controlada del procedimiento de baja y se comunica mediante un mensaje. En cambio, un identificador negativo o un stock negativo generan errores de validación. Estas situaciones activaron CATCH en los procedimientos y quedaron registradas como errores esperados. Después de ambos rechazos, no se añadieron productos ni movimientos de auditoría. La Figura 5 contiene las consultas, los mensajes y el estado posterior.</w:t>
-      </w:r>
-    </w:p>
-    <w:p>
-      <w:pPr>
-        <w:spacing w:after="120"/>
-      </w:pPr>
-      <w:r>
-        <w:t>Para la parte de cursores se creó sp_ConsultarInventarioCursor. Utiliza un cursor LOCAL FAST_FORWARD sobre los productos ordenados por ID. El procedimiento abre el cursor, obtiene cada fila con FETCH NEXT y muestra el identificador, nombre y stock. Al terminar, lo cierra y libera con CLOSE y DEALLOCATE. Se eligió este cursor para una demostración de recorrido de lectura hacia adelante [4].</w:t>
-      </w:r>
-    </w:p>
-    <w:p>
-      <w:pPr>
-        <w:spacing w:after="120"/>
-      </w:pPr>
-      <w:r>
-        <w:t>El cursor mostró los productos ID 2 y 3 con stocks 3 y 5. También se ejecutó cuando Productos estaba vacío; no emitió líneas de productos ni errores. Las Figuras 7 y 11 documentan ambos casos. El código incluye limpieza de recursos en CATCH, pero no se provocó un error dentro del recorrido. Para listar un inventario en una aplicación, un SELECT sería suficiente; el cursor se incluye aquí con una finalidad académica.</w:t>
-      </w:r>
-    </w:p>
-    <w:p>
-      <w:pPr>
-        <w:pStyle w:val="Ttulo2"/>
-        <w:keepNext/>
-        <w:pageBreakBefore w:val="0"/>
-        <w:spacing w:after="120"/>
-      </w:pPr>
-      <w:r>
-        <w:t>Verificación de funcionamiento</w:t>
-      </w:r>
-    </w:p>
-    <w:p>
-      <w:pPr>
-        <w:spacing w:after="120"/>
-      </w:pPr>
-      <w:r>
-        <w:t>La siguiente matriz reúne las pruebas ejecutadas, sus parámetros y los resultados observados. Los identificadores Fxx remiten al registro de evidencias; las referencias a figuras corresponden a las capturas incluidas al final del informe. Los datos utilizados son ficticios y no representan un inventario productivo.</w:t>
+        <w:t>Cada evidencia permite consultar la operación, los mensajes y el resultado. Las figuras del anexo son una selección; los demás registros están en el repositorio.</w:t>
       </w:r>
     </w:p>
     <w:tbl>
@@ -2620,10 +1598,9 @@
         <w:tblLook w:firstColumn="1" w:firstRow="1" w:lastColumn="0" w:lastRow="0" w:noHBand="0" w:noVBand="1" w:val="04A0"/>
       </w:tblPr>
       <w:tblGrid>
-        <w:gridCol w:w="1928"/>
-        <w:gridCol w:w="2268"/>
-        <w:gridCol w:w="3231"/>
-        <w:gridCol w:w="1474"/>
+        <w:gridCol w:w="3118"/>
+        <w:gridCol w:w="4139"/>
+        <w:gridCol w:w="1644"/>
       </w:tblGrid>
       <w:tr>
         <w:trPr>
@@ -2632,7 +1609,7 @@
         </w:trPr>
         <w:tc>
           <w:tcPr>
-            <w:tcW w:type="dxa" w:w="1928"/>
+            <w:tcW w:type="dxa" w:w="3118"/>
             <w:vAlign w:val="center"/>
             <w:tcBorders>
               <w:top w:val="single" w:sz="4" w:color="D9D9D9"/>
@@ -2666,41 +1643,7 @@
         </w:tc>
         <w:tc>
           <w:tcPr>
-            <w:tcW w:type="dxa" w:w="2268"/>
-            <w:vAlign w:val="center"/>
-            <w:tcBorders>
-              <w:top w:val="single" w:sz="4" w:color="D9D9D9"/>
-              <w:left w:val="single" w:sz="4" w:color="D9D9D9"/>
-              <w:bottom w:val="single" w:sz="4" w:color="D9D9D9"/>
-              <w:right w:val="single" w:sz="4" w:color="D9D9D9"/>
-            </w:tcBorders>
-            <w:tcMar>
-              <w:top w:w="80" w:type="dxa"/>
-              <w:left w:w="80" w:type="dxa"/>
-              <w:bottom w:w="80" w:type="dxa"/>
-              <w:right w:w="80" w:type="dxa"/>
-            </w:tcMar>
-            <w:shd w:fill="182844"/>
-          </w:tcPr>
-          <w:p>
-            <w:pPr>
-              <w:spacing w:line="264" w:lineRule="auto" w:after="40"/>
-              <w:jc w:val="left"/>
-            </w:pPr>
-            <w:r>
-              <w:rPr>
-                <w:rFonts w:ascii="Verdana" w:hAnsi="Verdana"/>
-                <w:b/>
-                <w:color w:val="FFFFFF"/>
-                <w:sz w:val="19"/>
-              </w:rPr>
-              <w:t>Parámetro u operación</w:t>
-            </w:r>
-          </w:p>
-        </w:tc>
-        <w:tc>
-          <w:tcPr>
-            <w:tcW w:type="dxa" w:w="3231"/>
+            <w:tcW w:type="dxa" w:w="4139"/>
             <w:vAlign w:val="center"/>
             <w:tcBorders>
               <w:top w:val="single" w:sz="4" w:color="D9D9D9"/>
@@ -2734,7 +1677,7 @@
         </w:tc>
         <w:tc>
           <w:tcPr>
-            <w:tcW w:type="dxa" w:w="1474"/>
+            <w:tcW w:type="dxa" w:w="1644"/>
             <w:vAlign w:val="center"/>
             <w:tcBorders>
               <w:top w:val="single" w:sz="4" w:color="D9D9D9"/>
@@ -2773,7 +1716,7 @@
         </w:trPr>
         <w:tc>
           <w:tcPr>
-            <w:tcW w:type="dxa" w:w="1928"/>
+            <w:tcW w:type="dxa" w:w="3118"/>
             <w:vAlign w:val="center"/>
             <w:tcBorders>
               <w:top w:val="single" w:sz="4" w:color="D9D9D9"/>
@@ -2800,13 +1743,13 @@
                 <w:color w:val="182844"/>
                 <w:sz w:val="19"/>
               </w:rPr>
-              <w:t>Alta válida</w:t>
+              <w:t>Alta: Teclado, stock 10, precio 19990</w:t>
             </w:r>
           </w:p>
         </w:tc>
         <w:tc>
           <w:tcPr>
-            <w:tcW w:type="dxa" w:w="2268"/>
+            <w:tcW w:type="dxa" w:w="4139"/>
             <w:vAlign w:val="center"/>
             <w:tcBorders>
               <w:top w:val="single" w:sz="4" w:color="D9D9D9"/>
@@ -2833,46 +1776,13 @@
                 <w:color w:val="182844"/>
                 <w:sz w:val="19"/>
               </w:rPr>
-              <w:t>N'Teclado de prueba', 10, 19990</w:t>
+              <w:t>ID 1 creado y auditoría INS.</w:t>
             </w:r>
           </w:p>
         </w:tc>
         <w:tc>
           <w:tcPr>
-            <w:tcW w:type="dxa" w:w="3231"/>
-            <w:vAlign w:val="center"/>
-            <w:tcBorders>
-              <w:top w:val="single" w:sz="4" w:color="D9D9D9"/>
-              <w:left w:val="single" w:sz="4" w:color="D9D9D9"/>
-              <w:bottom w:val="single" w:sz="4" w:color="D9D9D9"/>
-              <w:right w:val="single" w:sz="4" w:color="D9D9D9"/>
-            </w:tcBorders>
-            <w:tcMar>
-              <w:top w:w="80" w:type="dxa"/>
-              <w:left w:w="80" w:type="dxa"/>
-              <w:bottom w:w="80" w:type="dxa"/>
-              <w:right w:w="80" w:type="dxa"/>
-            </w:tcMar>
-          </w:tcPr>
-          <w:p>
-            <w:pPr>
-              <w:spacing w:line="264" w:lineRule="auto" w:after="40"/>
-              <w:jc w:val="left"/>
-            </w:pPr>
-            <w:r>
-              <w:rPr>
-                <w:rFonts w:ascii="Verdana" w:hAnsi="Verdana"/>
-                <w:b w:val="0"/>
-                <w:color w:val="182844"/>
-                <w:sz w:val="19"/>
-              </w:rPr>
-              <w:t>Producto ID 1 y auditoría INS</w:t>
-            </w:r>
-          </w:p>
-        </w:tc>
-        <w:tc>
-          <w:tcPr>
-            <w:tcW w:type="dxa" w:w="1474"/>
+            <w:tcW w:type="dxa" w:w="1644"/>
             <w:vAlign w:val="center"/>
             <w:tcBorders>
               <w:top w:val="single" w:sz="4" w:color="D9D9D9"/>
@@ -2910,7 +1820,7 @@
         </w:trPr>
         <w:tc>
           <w:tcPr>
-            <w:tcW w:type="dxa" w:w="1928"/>
+            <w:tcW w:type="dxa" w:w="3118"/>
             <w:vAlign w:val="center"/>
             <w:tcBorders>
               <w:top w:val="single" w:sz="4" w:color="D9D9D9"/>
@@ -2938,13 +1848,13 @@
                 <w:color w:val="182844"/>
                 <w:sz w:val="19"/>
               </w:rPr>
-              <w:t>Baja válida</w:t>
+              <w:t>Baja: ID 1</w:t>
             </w:r>
           </w:p>
         </w:tc>
         <w:tc>
           <w:tcPr>
-            <w:tcW w:type="dxa" w:w="2268"/>
+            <w:tcW w:type="dxa" w:w="4139"/>
             <w:vAlign w:val="center"/>
             <w:tcBorders>
               <w:top w:val="single" w:sz="4" w:color="D9D9D9"/>
@@ -2972,47 +1882,13 @@
                 <w:color w:val="182844"/>
                 <w:sz w:val="19"/>
               </w:rPr>
-              <w:t>ID 1 existente</w:t>
+              <w:t>Producto eliminado; INS conservado y DEL agregado.</w:t>
             </w:r>
           </w:p>
         </w:tc>
         <w:tc>
           <w:tcPr>
-            <w:tcW w:type="dxa" w:w="3231"/>
-            <w:vAlign w:val="center"/>
-            <w:tcBorders>
-              <w:top w:val="single" w:sz="4" w:color="D9D9D9"/>
-              <w:left w:val="single" w:sz="4" w:color="D9D9D9"/>
-              <w:bottom w:val="single" w:sz="4" w:color="D9D9D9"/>
-              <w:right w:val="single" w:sz="4" w:color="D9D9D9"/>
-            </w:tcBorders>
-            <w:tcMar>
-              <w:top w:w="80" w:type="dxa"/>
-              <w:left w:w="80" w:type="dxa"/>
-              <w:bottom w:w="80" w:type="dxa"/>
-              <w:right w:w="80" w:type="dxa"/>
-            </w:tcMar>
-            <w:shd w:fill="F3F5F8"/>
-          </w:tcPr>
-          <w:p>
-            <w:pPr>
-              <w:spacing w:line="264" w:lineRule="auto" w:after="40"/>
-              <w:jc w:val="left"/>
-            </w:pPr>
-            <w:r>
-              <w:rPr>
-                <w:rFonts w:ascii="Verdana" w:hAnsi="Verdana"/>
-                <w:b w:val="0"/>
-                <w:color w:val="182844"/>
-                <w:sz w:val="19"/>
-              </w:rPr>
-              <w:t>Producto eliminado y auditoría DEL</w:t>
-            </w:r>
-          </w:p>
-        </w:tc>
-        <w:tc>
-          <w:tcPr>
-            <w:tcW w:type="dxa" w:w="1474"/>
+            <w:tcW w:type="dxa" w:w="1644"/>
             <w:vAlign w:val="center"/>
             <w:tcBorders>
               <w:top w:val="single" w:sz="4" w:color="D9D9D9"/>
@@ -3051,7 +1927,7 @@
         </w:trPr>
         <w:tc>
           <w:tcPr>
-            <w:tcW w:type="dxa" w:w="1928"/>
+            <w:tcW w:type="dxa" w:w="3118"/>
             <w:vAlign w:val="center"/>
             <w:tcBorders>
               <w:top w:val="single" w:sz="4" w:color="D9D9D9"/>
@@ -3078,13 +1954,13 @@
                 <w:color w:val="182844"/>
                 <w:sz w:val="19"/>
               </w:rPr>
-              <w:t>Baja inexistente</w:t>
+              <w:t>Baja: ID 2147483647</w:t>
             </w:r>
           </w:p>
         </w:tc>
         <w:tc>
           <w:tcPr>
-            <w:tcW w:type="dxa" w:w="2268"/>
+            <w:tcW w:type="dxa" w:w="4139"/>
             <w:vAlign w:val="center"/>
             <w:tcBorders>
               <w:top w:val="single" w:sz="4" w:color="D9D9D9"/>
@@ -3111,46 +1987,13 @@
                 <w:color w:val="182844"/>
                 <w:sz w:val="19"/>
               </w:rPr>
-              <w:t>ID 2147483647</w:t>
+              <w:t>Mensaje de inexistencia; sin cambios.</w:t>
             </w:r>
           </w:p>
         </w:tc>
         <w:tc>
           <w:tcPr>
-            <w:tcW w:type="dxa" w:w="3231"/>
-            <w:vAlign w:val="center"/>
-            <w:tcBorders>
-              <w:top w:val="single" w:sz="4" w:color="D9D9D9"/>
-              <w:left w:val="single" w:sz="4" w:color="D9D9D9"/>
-              <w:bottom w:val="single" w:sz="4" w:color="D9D9D9"/>
-              <w:right w:val="single" w:sz="4" w:color="D9D9D9"/>
-            </w:tcBorders>
-            <w:tcMar>
-              <w:top w:w="80" w:type="dxa"/>
-              <w:left w:w="80" w:type="dxa"/>
-              <w:bottom w:w="80" w:type="dxa"/>
-              <w:right w:w="80" w:type="dxa"/>
-            </w:tcMar>
-          </w:tcPr>
-          <w:p>
-            <w:pPr>
-              <w:spacing w:line="264" w:lineRule="auto" w:after="40"/>
-              <w:jc w:val="left"/>
-            </w:pPr>
-            <w:r>
-              <w:rPr>
-                <w:rFonts w:ascii="Verdana" w:hAnsi="Verdana"/>
-                <w:b w:val="0"/>
-                <w:color w:val="182844"/>
-                <w:sz w:val="19"/>
-              </w:rPr>
-              <w:t>Mensaje de inexistencia; sin cambios</w:t>
-            </w:r>
-          </w:p>
-        </w:tc>
-        <w:tc>
-          <w:tcPr>
-            <w:tcW w:type="dxa" w:w="1474"/>
+            <w:tcW w:type="dxa" w:w="1644"/>
             <w:vAlign w:val="center"/>
             <w:tcBorders>
               <w:top w:val="single" w:sz="4" w:color="D9D9D9"/>
@@ -3188,7 +2031,7 @@
         </w:trPr>
         <w:tc>
           <w:tcPr>
-            <w:tcW w:type="dxa" w:w="1928"/>
+            <w:tcW w:type="dxa" w:w="3118"/>
             <w:vAlign w:val="center"/>
             <w:tcBorders>
               <w:top w:val="single" w:sz="4" w:color="D9D9D9"/>
@@ -3216,13 +2059,13 @@
                 <w:color w:val="182844"/>
                 <w:sz w:val="19"/>
               </w:rPr>
-              <w:t>Inspección</w:t>
+              <w:t>sp_helptrigger y sp_helptext</w:t>
             </w:r>
           </w:p>
         </w:tc>
         <w:tc>
           <w:tcPr>
-            <w:tcW w:type="dxa" w:w="2268"/>
+            <w:tcW w:type="dxa" w:w="4139"/>
             <w:vAlign w:val="center"/>
             <w:tcBorders>
               <w:top w:val="single" w:sz="4" w:color="D9D9D9"/>
@@ -3250,13 +2093,13 @@
                 <w:color w:val="182844"/>
                 <w:sz w:val="19"/>
               </w:rPr>
-              <w:t>sp_helptrigger Productos</w:t>
+              <w:t>Triggers y definiciones de procedimientos recuperados.</w:t>
             </w:r>
           </w:p>
         </w:tc>
         <w:tc>
           <w:tcPr>
-            <w:tcW w:type="dxa" w:w="3231"/>
+            <w:tcW w:type="dxa" w:w="1644"/>
             <w:vAlign w:val="center"/>
             <w:tcBorders>
               <w:top w:val="single" w:sz="4" w:color="D9D9D9"/>
@@ -3284,41 +2127,7 @@
                 <w:color w:val="182844"/>
                 <w:sz w:val="19"/>
               </w:rPr>
-              <w:t>Cuatro triggers con sus tipos</w:t>
-            </w:r>
-          </w:p>
-        </w:tc>
-        <w:tc>
-          <w:tcPr>
-            <w:tcW w:type="dxa" w:w="1474"/>
-            <w:vAlign w:val="center"/>
-            <w:tcBorders>
-              <w:top w:val="single" w:sz="4" w:color="D9D9D9"/>
-              <w:left w:val="single" w:sz="4" w:color="D9D9D9"/>
-              <w:bottom w:val="single" w:sz="4" w:color="D9D9D9"/>
-              <w:right w:val="single" w:sz="4" w:color="D9D9D9"/>
-            </w:tcBorders>
-            <w:tcMar>
-              <w:top w:w="80" w:type="dxa"/>
-              <w:left w:w="80" w:type="dxa"/>
-              <w:bottom w:w="80" w:type="dxa"/>
-              <w:right w:w="80" w:type="dxa"/>
-            </w:tcMar>
-            <w:shd w:fill="F3F5F8"/>
-          </w:tcPr>
-          <w:p>
-            <w:pPr>
-              <w:spacing w:line="264" w:lineRule="auto" w:after="40"/>
-              <w:jc w:val="left"/>
-            </w:pPr>
-            <w:r>
-              <w:rPr>
-                <w:rFonts w:ascii="Verdana" w:hAnsi="Verdana"/>
-                <w:b w:val="0"/>
-                <w:color w:val="182844"/>
-                <w:sz w:val="19"/>
-              </w:rPr>
-              <w:t>F10 / Figura 4</w:t>
+              <w:t>F10–F12 / Figura 4</w:t>
             </w:r>
           </w:p>
         </w:tc>
@@ -3329,7 +2138,7 @@
         </w:trPr>
         <w:tc>
           <w:tcPr>
-            <w:tcW w:type="dxa" w:w="1928"/>
+            <w:tcW w:type="dxa" w:w="3118"/>
             <w:vAlign w:val="center"/>
             <w:tcBorders>
               <w:top w:val="single" w:sz="4" w:color="D9D9D9"/>
@@ -3356,13 +2165,13 @@
                 <w:color w:val="182844"/>
                 <w:sz w:val="19"/>
               </w:rPr>
-              <w:t>Definición alta</w:t>
+              <w:t>Alta stock -1; baja ID -1</w:t>
             </w:r>
           </w:p>
         </w:tc>
         <w:tc>
           <w:tcPr>
-            <w:tcW w:type="dxa" w:w="2268"/>
+            <w:tcW w:type="dxa" w:w="4139"/>
             <w:vAlign w:val="center"/>
             <w:tcBorders>
               <w:top w:val="single" w:sz="4" w:color="D9D9D9"/>
@@ -3389,324 +2198,13 @@
                 <w:color w:val="182844"/>
                 <w:sz w:val="19"/>
               </w:rPr>
-              <w:t>sp_helptext sp_AltaProducto</w:t>
+              <w:t>Errores 50002 y 50004; sin cambios indebidos.</w:t>
             </w:r>
           </w:p>
         </w:tc>
         <w:tc>
           <w:tcPr>
-            <w:tcW w:type="dxa" w:w="3231"/>
-            <w:vAlign w:val="center"/>
-            <w:tcBorders>
-              <w:top w:val="single" w:sz="4" w:color="D9D9D9"/>
-              <w:left w:val="single" w:sz="4" w:color="D9D9D9"/>
-              <w:bottom w:val="single" w:sz="4" w:color="D9D9D9"/>
-              <w:right w:val="single" w:sz="4" w:color="D9D9D9"/>
-            </w:tcBorders>
-            <w:tcMar>
-              <w:top w:w="80" w:type="dxa"/>
-              <w:left w:w="80" w:type="dxa"/>
-              <w:bottom w:w="80" w:type="dxa"/>
-              <w:right w:w="80" w:type="dxa"/>
-            </w:tcMar>
-          </w:tcPr>
-          <w:p>
-            <w:pPr>
-              <w:spacing w:line="264" w:lineRule="auto" w:after="40"/>
-              <w:jc w:val="left"/>
-            </w:pPr>
-            <w:r>
-              <w:rPr>
-                <w:rFonts w:ascii="Verdana" w:hAnsi="Verdana"/>
-                <w:b w:val="0"/>
-                <w:color w:val="182844"/>
-                <w:sz w:val="19"/>
-              </w:rPr>
-              <w:t>Definición real recuperada</w:t>
-            </w:r>
-          </w:p>
-        </w:tc>
-        <w:tc>
-          <w:tcPr>
-            <w:tcW w:type="dxa" w:w="1474"/>
-            <w:vAlign w:val="center"/>
-            <w:tcBorders>
-              <w:top w:val="single" w:sz="4" w:color="D9D9D9"/>
-              <w:left w:val="single" w:sz="4" w:color="D9D9D9"/>
-              <w:bottom w:val="single" w:sz="4" w:color="D9D9D9"/>
-              <w:right w:val="single" w:sz="4" w:color="D9D9D9"/>
-            </w:tcBorders>
-            <w:tcMar>
-              <w:top w:w="80" w:type="dxa"/>
-              <w:left w:w="80" w:type="dxa"/>
-              <w:bottom w:w="80" w:type="dxa"/>
-              <w:right w:w="80" w:type="dxa"/>
-            </w:tcMar>
-          </w:tcPr>
-          <w:p>
-            <w:pPr>
-              <w:spacing w:line="264" w:lineRule="auto" w:after="40"/>
-              <w:jc w:val="left"/>
-            </w:pPr>
-            <w:r>
-              <w:rPr>
-                <w:rFonts w:ascii="Verdana" w:hAnsi="Verdana"/>
-                <w:b w:val="0"/>
-                <w:color w:val="182844"/>
-                <w:sz w:val="19"/>
-              </w:rPr>
-              <w:t>F11</w:t>
-            </w:r>
-          </w:p>
-        </w:tc>
-      </w:tr>
-      <w:tr>
-        <w:trPr>
-          <w:cantSplit/>
-        </w:trPr>
-        <w:tc>
-          <w:tcPr>
-            <w:tcW w:type="dxa" w:w="1928"/>
-            <w:vAlign w:val="center"/>
-            <w:tcBorders>
-              <w:top w:val="single" w:sz="4" w:color="D9D9D9"/>
-              <w:left w:val="single" w:sz="4" w:color="D9D9D9"/>
-              <w:bottom w:val="single" w:sz="4" w:color="D9D9D9"/>
-              <w:right w:val="single" w:sz="4" w:color="D9D9D9"/>
-            </w:tcBorders>
-            <w:tcMar>
-              <w:top w:w="80" w:type="dxa"/>
-              <w:left w:w="80" w:type="dxa"/>
-              <w:bottom w:w="80" w:type="dxa"/>
-              <w:right w:w="80" w:type="dxa"/>
-            </w:tcMar>
-            <w:shd w:fill="F3F5F8"/>
-          </w:tcPr>
-          <w:p>
-            <w:pPr>
-              <w:spacing w:line="264" w:lineRule="auto" w:after="40"/>
-              <w:jc w:val="left"/>
-            </w:pPr>
-            <w:r>
-              <w:rPr>
-                <w:rFonts w:ascii="Verdana" w:hAnsi="Verdana"/>
-                <w:b w:val="0"/>
-                <w:color w:val="182844"/>
-                <w:sz w:val="19"/>
-              </w:rPr>
-              <w:t>Definición baja</w:t>
-            </w:r>
-          </w:p>
-        </w:tc>
-        <w:tc>
-          <w:tcPr>
-            <w:tcW w:type="dxa" w:w="2268"/>
-            <w:vAlign w:val="center"/>
-            <w:tcBorders>
-              <w:top w:val="single" w:sz="4" w:color="D9D9D9"/>
-              <w:left w:val="single" w:sz="4" w:color="D9D9D9"/>
-              <w:bottom w:val="single" w:sz="4" w:color="D9D9D9"/>
-              <w:right w:val="single" w:sz="4" w:color="D9D9D9"/>
-            </w:tcBorders>
-            <w:tcMar>
-              <w:top w:w="80" w:type="dxa"/>
-              <w:left w:w="80" w:type="dxa"/>
-              <w:bottom w:w="80" w:type="dxa"/>
-              <w:right w:w="80" w:type="dxa"/>
-            </w:tcMar>
-            <w:shd w:fill="F3F5F8"/>
-          </w:tcPr>
-          <w:p>
-            <w:pPr>
-              <w:spacing w:line="264" w:lineRule="auto" w:after="40"/>
-              <w:jc w:val="left"/>
-            </w:pPr>
-            <w:r>
-              <w:rPr>
-                <w:rFonts w:ascii="Verdana" w:hAnsi="Verdana"/>
-                <w:b w:val="0"/>
-                <w:color w:val="182844"/>
-                <w:sz w:val="19"/>
-              </w:rPr>
-              <w:t>sp_helptext sp_BajaProducto</w:t>
-            </w:r>
-          </w:p>
-        </w:tc>
-        <w:tc>
-          <w:tcPr>
-            <w:tcW w:type="dxa" w:w="3231"/>
-            <w:vAlign w:val="center"/>
-            <w:tcBorders>
-              <w:top w:val="single" w:sz="4" w:color="D9D9D9"/>
-              <w:left w:val="single" w:sz="4" w:color="D9D9D9"/>
-              <w:bottom w:val="single" w:sz="4" w:color="D9D9D9"/>
-              <w:right w:val="single" w:sz="4" w:color="D9D9D9"/>
-            </w:tcBorders>
-            <w:tcMar>
-              <w:top w:w="80" w:type="dxa"/>
-              <w:left w:w="80" w:type="dxa"/>
-              <w:bottom w:w="80" w:type="dxa"/>
-              <w:right w:w="80" w:type="dxa"/>
-            </w:tcMar>
-            <w:shd w:fill="F3F5F8"/>
-          </w:tcPr>
-          <w:p>
-            <w:pPr>
-              <w:spacing w:line="264" w:lineRule="auto" w:after="40"/>
-              <w:jc w:val="left"/>
-            </w:pPr>
-            <w:r>
-              <w:rPr>
-                <w:rFonts w:ascii="Verdana" w:hAnsi="Verdana"/>
-                <w:b w:val="0"/>
-                <w:color w:val="182844"/>
-                <w:sz w:val="19"/>
-              </w:rPr>
-              <w:t>Definición real recuperada</w:t>
-            </w:r>
-          </w:p>
-        </w:tc>
-        <w:tc>
-          <w:tcPr>
-            <w:tcW w:type="dxa" w:w="1474"/>
-            <w:vAlign w:val="center"/>
-            <w:tcBorders>
-              <w:top w:val="single" w:sz="4" w:color="D9D9D9"/>
-              <w:left w:val="single" w:sz="4" w:color="D9D9D9"/>
-              <w:bottom w:val="single" w:sz="4" w:color="D9D9D9"/>
-              <w:right w:val="single" w:sz="4" w:color="D9D9D9"/>
-            </w:tcBorders>
-            <w:tcMar>
-              <w:top w:w="80" w:type="dxa"/>
-              <w:left w:w="80" w:type="dxa"/>
-              <w:bottom w:w="80" w:type="dxa"/>
-              <w:right w:w="80" w:type="dxa"/>
-            </w:tcMar>
-            <w:shd w:fill="F3F5F8"/>
-          </w:tcPr>
-          <w:p>
-            <w:pPr>
-              <w:spacing w:line="264" w:lineRule="auto" w:after="40"/>
-              <w:jc w:val="left"/>
-            </w:pPr>
-            <w:r>
-              <w:rPr>
-                <w:rFonts w:ascii="Verdana" w:hAnsi="Verdana"/>
-                <w:b w:val="0"/>
-                <w:color w:val="182844"/>
-                <w:sz w:val="19"/>
-              </w:rPr>
-              <w:t>F12</w:t>
-            </w:r>
-          </w:p>
-        </w:tc>
-      </w:tr>
-      <w:tr>
-        <w:trPr>
-          <w:cantSplit/>
-        </w:trPr>
-        <w:tc>
-          <w:tcPr>
-            <w:tcW w:type="dxa" w:w="1928"/>
-            <w:vAlign w:val="center"/>
-            <w:tcBorders>
-              <w:top w:val="single" w:sz="4" w:color="D9D9D9"/>
-              <w:left w:val="single" w:sz="4" w:color="D9D9D9"/>
-              <w:bottom w:val="single" w:sz="4" w:color="D9D9D9"/>
-              <w:right w:val="single" w:sz="4" w:color="D9D9D9"/>
-            </w:tcBorders>
-            <w:tcMar>
-              <w:top w:w="80" w:type="dxa"/>
-              <w:left w:w="80" w:type="dxa"/>
-              <w:bottom w:w="80" w:type="dxa"/>
-              <w:right w:w="80" w:type="dxa"/>
-            </w:tcMar>
-          </w:tcPr>
-          <w:p>
-            <w:pPr>
-              <w:spacing w:line="264" w:lineRule="auto" w:after="40"/>
-              <w:jc w:val="left"/>
-            </w:pPr>
-            <w:r>
-              <w:rPr>
-                <w:rFonts w:ascii="Verdana" w:hAnsi="Verdana"/>
-                <w:b w:val="0"/>
-                <w:color w:val="182844"/>
-                <w:sz w:val="19"/>
-              </w:rPr>
-              <w:t>Stock negativo</w:t>
-            </w:r>
-          </w:p>
-        </w:tc>
-        <w:tc>
-          <w:tcPr>
-            <w:tcW w:type="dxa" w:w="2268"/>
-            <w:vAlign w:val="center"/>
-            <w:tcBorders>
-              <w:top w:val="single" w:sz="4" w:color="D9D9D9"/>
-              <w:left w:val="single" w:sz="4" w:color="D9D9D9"/>
-              <w:bottom w:val="single" w:sz="4" w:color="D9D9D9"/>
-              <w:right w:val="single" w:sz="4" w:color="D9D9D9"/>
-            </w:tcBorders>
-            <w:tcMar>
-              <w:top w:w="80" w:type="dxa"/>
-              <w:left w:w="80" w:type="dxa"/>
-              <w:bottom w:w="80" w:type="dxa"/>
-              <w:right w:w="80" w:type="dxa"/>
-            </w:tcMar>
-          </w:tcPr>
-          <w:p>
-            <w:pPr>
-              <w:spacing w:line="264" w:lineRule="auto" w:after="40"/>
-              <w:jc w:val="left"/>
-            </w:pPr>
-            <w:r>
-              <w:rPr>
-                <w:rFonts w:ascii="Verdana" w:hAnsi="Verdana"/>
-                <w:b w:val="0"/>
-                <w:color w:val="182844"/>
-                <w:sz w:val="19"/>
-              </w:rPr>
-              <w:t>Alta con stock -1</w:t>
-            </w:r>
-          </w:p>
-        </w:tc>
-        <w:tc>
-          <w:tcPr>
-            <w:tcW w:type="dxa" w:w="3231"/>
-            <w:vAlign w:val="center"/>
-            <w:tcBorders>
-              <w:top w:val="single" w:sz="4" w:color="D9D9D9"/>
-              <w:left w:val="single" w:sz="4" w:color="D9D9D9"/>
-              <w:bottom w:val="single" w:sz="4" w:color="D9D9D9"/>
-              <w:right w:val="single" w:sz="4" w:color="D9D9D9"/>
-            </w:tcBorders>
-            <w:tcMar>
-              <w:top w:w="80" w:type="dxa"/>
-              <w:left w:w="80" w:type="dxa"/>
-              <w:bottom w:w="80" w:type="dxa"/>
-              <w:right w:w="80" w:type="dxa"/>
-            </w:tcMar>
-          </w:tcPr>
-          <w:p>
-            <w:pPr>
-              <w:spacing w:line="264" w:lineRule="auto" w:after="40"/>
-              <w:jc w:val="left"/>
-            </w:pPr>
-            <w:r>
-              <w:rPr>
-                <w:rFonts w:ascii="Verdana" w:hAnsi="Verdana"/>
-                <w:b w:val="0"/>
-                <w:color w:val="182844"/>
-                <w:sz w:val="19"/>
-              </w:rPr>
-              <w:t>Error 50002 y mensaje de CATCH</w:t>
-            </w:r>
-          </w:p>
-        </w:tc>
-        <w:tc>
-          <w:tcPr>
-            <w:tcW w:type="dxa" w:w="1474"/>
+            <w:tcW w:type="dxa" w:w="1644"/>
             <w:vAlign w:val="center"/>
             <w:tcBorders>
               <w:top w:val="single" w:sz="4" w:color="D9D9D9"/>
@@ -3744,7 +2242,7 @@
         </w:trPr>
         <w:tc>
           <w:tcPr>
-            <w:tcW w:type="dxa" w:w="1928"/>
+            <w:tcW w:type="dxa" w:w="3118"/>
             <w:vAlign w:val="center"/>
             <w:tcBorders>
               <w:top w:val="single" w:sz="4" w:color="D9D9D9"/>
@@ -3772,13 +2270,13 @@
                 <w:color w:val="182844"/>
                 <w:sz w:val="19"/>
               </w:rPr>
-              <w:t>ID negativo</w:t>
+              <w:t>INSERT y DELETE de dos filas</w:t>
             </w:r>
           </w:p>
         </w:tc>
         <w:tc>
           <w:tcPr>
-            <w:tcW w:type="dxa" w:w="2268"/>
+            <w:tcW w:type="dxa" w:w="4139"/>
             <w:vAlign w:val="center"/>
             <w:tcBorders>
               <w:top w:val="single" w:sz="4" w:color="D9D9D9"/>
@@ -3806,13 +2304,13 @@
                 <w:color w:val="182844"/>
                 <w:sz w:val="19"/>
               </w:rPr>
-              <w:t>Baja con ID -1</w:t>
+              <w:t>Dos INS y dos DEL, respectivamente.</w:t>
             </w:r>
           </w:p>
         </w:tc>
         <w:tc>
           <w:tcPr>
-            <w:tcW w:type="dxa" w:w="3231"/>
+            <w:tcW w:type="dxa" w:w="1644"/>
             <w:vAlign w:val="center"/>
             <w:tcBorders>
               <w:top w:val="single" w:sz="4" w:color="D9D9D9"/>
@@ -3840,13 +2338,122 @@
                 <w:color w:val="182844"/>
                 <w:sz w:val="19"/>
               </w:rPr>
-              <w:t>Error 50004 y mensaje de CATCH</w:t>
+              <w:t>F14, F19</w:t>
+            </w:r>
+          </w:p>
+        </w:tc>
+      </w:tr>
+      <w:tr>
+        <w:trPr>
+          <w:cantSplit/>
+        </w:trPr>
+        <w:tc>
+          <w:tcPr>
+            <w:tcW w:type="dxa" w:w="3118"/>
+            <w:vAlign w:val="center"/>
+            <w:tcBorders>
+              <w:top w:val="single" w:sz="4" w:color="D9D9D9"/>
+              <w:left w:val="single" w:sz="4" w:color="D9D9D9"/>
+              <w:bottom w:val="single" w:sz="4" w:color="D9D9D9"/>
+              <w:right w:val="single" w:sz="4" w:color="D9D9D9"/>
+            </w:tcBorders>
+            <w:tcMar>
+              <w:top w:w="80" w:type="dxa"/>
+              <w:left w:w="80" w:type="dxa"/>
+              <w:bottom w:w="80" w:type="dxa"/>
+              <w:right w:w="80" w:type="dxa"/>
+            </w:tcMar>
+          </w:tcPr>
+          <w:p>
+            <w:pPr>
+              <w:spacing w:line="264" w:lineRule="auto" w:after="40"/>
+              <w:jc w:val="left"/>
+            </w:pPr>
+            <w:r>
+              <w:rPr>
+                <w:rFonts w:ascii="Verdana" w:hAnsi="Verdana"/>
+                <w:b w:val="0"/>
+                <w:color w:val="182844"/>
+                <w:sz w:val="19"/>
+              </w:rPr>
+              <w:t>Cursor con datos y vacío</w:t>
             </w:r>
           </w:p>
         </w:tc>
         <w:tc>
           <w:tcPr>
-            <w:tcW w:type="dxa" w:w="1474"/>
+            <w:tcW w:type="dxa" w:w="4139"/>
+            <w:vAlign w:val="center"/>
+            <w:tcBorders>
+              <w:top w:val="single" w:sz="4" w:color="D9D9D9"/>
+              <w:left w:val="single" w:sz="4" w:color="D9D9D9"/>
+              <w:bottom w:val="single" w:sz="4" w:color="D9D9D9"/>
+              <w:right w:val="single" w:sz="4" w:color="D9D9D9"/>
+            </w:tcBorders>
+            <w:tcMar>
+              <w:top w:w="80" w:type="dxa"/>
+              <w:left w:w="80" w:type="dxa"/>
+              <w:bottom w:w="80" w:type="dxa"/>
+              <w:right w:w="80" w:type="dxa"/>
+            </w:tcMar>
+          </w:tcPr>
+          <w:p>
+            <w:pPr>
+              <w:spacing w:line="264" w:lineRule="auto" w:after="40"/>
+              <w:jc w:val="left"/>
+            </w:pPr>
+            <w:r>
+              <w:rPr>
+                <w:rFonts w:ascii="Verdana" w:hAnsi="Verdana"/>
+                <w:b w:val="0"/>
+                <w:color w:val="182844"/>
+                <w:sz w:val="19"/>
+              </w:rPr>
+              <w:t>Dos productos mostrados; vacío sin filas ni errores.</w:t>
+            </w:r>
+          </w:p>
+        </w:tc>
+        <w:tc>
+          <w:tcPr>
+            <w:tcW w:type="dxa" w:w="1644"/>
+            <w:vAlign w:val="center"/>
+            <w:tcBorders>
+              <w:top w:val="single" w:sz="4" w:color="D9D9D9"/>
+              <w:left w:val="single" w:sz="4" w:color="D9D9D9"/>
+              <w:bottom w:val="single" w:sz="4" w:color="D9D9D9"/>
+              <w:right w:val="single" w:sz="4" w:color="D9D9D9"/>
+            </w:tcBorders>
+            <w:tcMar>
+              <w:top w:w="80" w:type="dxa"/>
+              <w:left w:w="80" w:type="dxa"/>
+              <w:bottom w:w="80" w:type="dxa"/>
+              <w:right w:w="80" w:type="dxa"/>
+            </w:tcMar>
+          </w:tcPr>
+          <w:p>
+            <w:pPr>
+              <w:spacing w:line="264" w:lineRule="auto" w:after="40"/>
+              <w:jc w:val="left"/>
+            </w:pPr>
+            <w:r>
+              <w:rPr>
+                <w:rFonts w:ascii="Verdana" w:hAnsi="Verdana"/>
+                <w:b w:val="0"/>
+                <w:color w:val="182844"/>
+                <w:sz w:val="19"/>
+              </w:rPr>
+              <w:t>F15, F20 / Figura 6</w:t>
+            </w:r>
+          </w:p>
+        </w:tc>
+      </w:tr>
+      <w:tr>
+        <w:trPr>
+          <w:cantSplit/>
+        </w:trPr>
+        <w:tc>
+          <w:tcPr>
+            <w:tcW w:type="dxa" w:w="3118"/>
             <w:vAlign w:val="center"/>
             <w:tcBorders>
               <w:top w:val="single" w:sz="4" w:color="D9D9D9"/>
@@ -3874,155 +2481,13 @@
                 <w:color w:val="182844"/>
                 <w:sz w:val="19"/>
               </w:rPr>
-              <w:t>F13 / Figura 5</w:t>
-            </w:r>
-          </w:p>
-        </w:tc>
-      </w:tr>
-      <w:tr>
-        <w:trPr>
-          <w:cantSplit/>
-        </w:trPr>
-        <w:tc>
-          <w:tcPr>
-            <w:tcW w:type="dxa" w:w="1928"/>
-            <w:vAlign w:val="center"/>
-            <w:tcBorders>
-              <w:top w:val="single" w:sz="4" w:color="D9D9D9"/>
-              <w:left w:val="single" w:sz="4" w:color="D9D9D9"/>
-              <w:bottom w:val="single" w:sz="4" w:color="D9D9D9"/>
-              <w:right w:val="single" w:sz="4" w:color="D9D9D9"/>
-            </w:tcBorders>
-            <w:tcMar>
-              <w:top w:w="80" w:type="dxa"/>
-              <w:left w:w="80" w:type="dxa"/>
-              <w:bottom w:w="80" w:type="dxa"/>
-              <w:right w:w="80" w:type="dxa"/>
-            </w:tcMar>
-          </w:tcPr>
-          <w:p>
-            <w:pPr>
-              <w:spacing w:line="264" w:lineRule="auto" w:after="40"/>
-              <w:jc w:val="left"/>
-            </w:pPr>
-            <w:r>
-              <w:rPr>
-                <w:rFonts w:ascii="Verdana" w:hAnsi="Verdana"/>
-                <w:b w:val="0"/>
-                <w:color w:val="182844"/>
-                <w:sz w:val="19"/>
-              </w:rPr>
-              <w:t>Inserción múltiple</w:t>
+              <w:t>UPDATE Stock = Stock + 1</w:t>
             </w:r>
           </w:p>
         </w:tc>
         <w:tc>
           <w:tcPr>
-            <w:tcW w:type="dxa" w:w="2268"/>
-            <w:vAlign w:val="center"/>
-            <w:tcBorders>
-              <w:top w:val="single" w:sz="4" w:color="D9D9D9"/>
-              <w:left w:val="single" w:sz="4" w:color="D9D9D9"/>
-              <w:bottom w:val="single" w:sz="4" w:color="D9D9D9"/>
-              <w:right w:val="single" w:sz="4" w:color="D9D9D9"/>
-            </w:tcBorders>
-            <w:tcMar>
-              <w:top w:w="80" w:type="dxa"/>
-              <w:left w:w="80" w:type="dxa"/>
-              <w:bottom w:w="80" w:type="dxa"/>
-              <w:right w:w="80" w:type="dxa"/>
-            </w:tcMar>
-          </w:tcPr>
-          <w:p>
-            <w:pPr>
-              <w:spacing w:line="264" w:lineRule="auto" w:after="40"/>
-              <w:jc w:val="left"/>
-            </w:pPr>
-            <w:r>
-              <w:rPr>
-                <w:rFonts w:ascii="Verdana" w:hAnsi="Verdana"/>
-                <w:b w:val="0"/>
-                <w:color w:val="182844"/>
-                <w:sz w:val="19"/>
-              </w:rPr>
-              <w:t>Monitor stock 3; Mouse stock 5</w:t>
-            </w:r>
-          </w:p>
-        </w:tc>
-        <w:tc>
-          <w:tcPr>
-            <w:tcW w:type="dxa" w:w="3231"/>
-            <w:vAlign w:val="center"/>
-            <w:tcBorders>
-              <w:top w:val="single" w:sz="4" w:color="D9D9D9"/>
-              <w:left w:val="single" w:sz="4" w:color="D9D9D9"/>
-              <w:bottom w:val="single" w:sz="4" w:color="D9D9D9"/>
-              <w:right w:val="single" w:sz="4" w:color="D9D9D9"/>
-            </w:tcBorders>
-            <w:tcMar>
-              <w:top w:w="80" w:type="dxa"/>
-              <w:left w:w="80" w:type="dxa"/>
-              <w:bottom w:w="80" w:type="dxa"/>
-              <w:right w:w="80" w:type="dxa"/>
-            </w:tcMar>
-          </w:tcPr>
-          <w:p>
-            <w:pPr>
-              <w:spacing w:line="264" w:lineRule="auto" w:after="40"/>
-              <w:jc w:val="left"/>
-            </w:pPr>
-            <w:r>
-              <w:rPr>
-                <w:rFonts w:ascii="Verdana" w:hAnsi="Verdana"/>
-                <w:b w:val="0"/>
-                <w:color w:val="182844"/>
-                <w:sz w:val="19"/>
-              </w:rPr>
-              <w:t>Dos productos y dos INS adicionales</w:t>
-            </w:r>
-          </w:p>
-        </w:tc>
-        <w:tc>
-          <w:tcPr>
-            <w:tcW w:type="dxa" w:w="1474"/>
-            <w:vAlign w:val="center"/>
-            <w:tcBorders>
-              <w:top w:val="single" w:sz="4" w:color="D9D9D9"/>
-              <w:left w:val="single" w:sz="4" w:color="D9D9D9"/>
-              <w:bottom w:val="single" w:sz="4" w:color="D9D9D9"/>
-              <w:right w:val="single" w:sz="4" w:color="D9D9D9"/>
-            </w:tcBorders>
-            <w:tcMar>
-              <w:top w:w="80" w:type="dxa"/>
-              <w:left w:w="80" w:type="dxa"/>
-              <w:bottom w:w="80" w:type="dxa"/>
-              <w:right w:w="80" w:type="dxa"/>
-            </w:tcMar>
-          </w:tcPr>
-          <w:p>
-            <w:pPr>
-              <w:spacing w:line="264" w:lineRule="auto" w:after="40"/>
-              <w:jc w:val="left"/>
-            </w:pPr>
-            <w:r>
-              <w:rPr>
-                <w:rFonts w:ascii="Verdana" w:hAnsi="Verdana"/>
-                <w:b w:val="0"/>
-                <w:color w:val="182844"/>
-                <w:sz w:val="19"/>
-              </w:rPr>
-              <w:t>F14 / Figura 6</w:t>
-            </w:r>
-          </w:p>
-        </w:tc>
-      </w:tr>
-      <w:tr>
-        <w:trPr>
-          <w:cantSplit/>
-        </w:trPr>
-        <w:tc>
-          <w:tcPr>
-            <w:tcW w:type="dxa" w:w="1928"/>
+            <w:tcW w:type="dxa" w:w="4139"/>
             <w:vAlign w:val="center"/>
             <w:tcBorders>
               <w:top w:val="single" w:sz="4" w:color="D9D9D9"/>
@@ -4050,13 +2515,13 @@
                 <w:color w:val="182844"/>
                 <w:sz w:val="19"/>
               </w:rPr>
-              <w:t>Cursor con datos</w:t>
+              <w:t>Stocks 4 y 6; dos UPD.</w:t>
             </w:r>
           </w:p>
         </w:tc>
         <w:tc>
           <w:tcPr>
-            <w:tcW w:type="dxa" w:w="2268"/>
+            <w:tcW w:type="dxa" w:w="1644"/>
             <w:vAlign w:val="center"/>
             <w:tcBorders>
               <w:top w:val="single" w:sz="4" w:color="D9D9D9"/>
@@ -4084,13 +2549,122 @@
                 <w:color w:val="182844"/>
                 <w:sz w:val="19"/>
               </w:rPr>
-              <w:t>Dos productos</w:t>
+              <w:t>F16</w:t>
+            </w:r>
+          </w:p>
+        </w:tc>
+      </w:tr>
+      <w:tr>
+        <w:trPr>
+          <w:cantSplit/>
+        </w:trPr>
+        <w:tc>
+          <w:tcPr>
+            <w:tcW w:type="dxa" w:w="3118"/>
+            <w:vAlign w:val="center"/>
+            <w:tcBorders>
+              <w:top w:val="single" w:sz="4" w:color="D9D9D9"/>
+              <w:left w:val="single" w:sz="4" w:color="D9D9D9"/>
+              <w:bottom w:val="single" w:sz="4" w:color="D9D9D9"/>
+              <w:right w:val="single" w:sz="4" w:color="D9D9D9"/>
+            </w:tcBorders>
+            <w:tcMar>
+              <w:top w:w="80" w:type="dxa"/>
+              <w:left w:w="80" w:type="dxa"/>
+              <w:bottom w:w="80" w:type="dxa"/>
+              <w:right w:w="80" w:type="dxa"/>
+            </w:tcMar>
+          </w:tcPr>
+          <w:p>
+            <w:pPr>
+              <w:spacing w:line="264" w:lineRule="auto" w:after="40"/>
+              <w:jc w:val="left"/>
+            </w:pPr>
+            <w:r>
+              <w:rPr>
+                <w:rFonts w:ascii="Verdana" w:hAnsi="Verdana"/>
+                <w:b w:val="0"/>
+                <w:color w:val="182844"/>
+                <w:sz w:val="19"/>
+              </w:rPr>
+              <w:t>UPDATE Stock = Stock</w:t>
             </w:r>
           </w:p>
         </w:tc>
         <w:tc>
           <w:tcPr>
-            <w:tcW w:type="dxa" w:w="3231"/>
+            <w:tcW w:type="dxa" w:w="4139"/>
+            <w:vAlign w:val="center"/>
+            <w:tcBorders>
+              <w:top w:val="single" w:sz="4" w:color="D9D9D9"/>
+              <w:left w:val="single" w:sz="4" w:color="D9D9D9"/>
+              <w:bottom w:val="single" w:sz="4" w:color="D9D9D9"/>
+              <w:right w:val="single" w:sz="4" w:color="D9D9D9"/>
+            </w:tcBorders>
+            <w:tcMar>
+              <w:top w:w="80" w:type="dxa"/>
+              <w:left w:w="80" w:type="dxa"/>
+              <w:bottom w:w="80" w:type="dxa"/>
+              <w:right w:w="80" w:type="dxa"/>
+            </w:tcMar>
+          </w:tcPr>
+          <w:p>
+            <w:pPr>
+              <w:spacing w:line="264" w:lineRule="auto" w:after="40"/>
+              <w:jc w:val="left"/>
+            </w:pPr>
+            <w:r>
+              <w:rPr>
+                <w:rFonts w:ascii="Verdana" w:hAnsi="Verdana"/>
+                <w:b w:val="0"/>
+                <w:color w:val="182844"/>
+                <w:sz w:val="19"/>
+              </w:rPr>
+              <w:t>Sin UPD adicional.</w:t>
+            </w:r>
+          </w:p>
+        </w:tc>
+        <w:tc>
+          <w:tcPr>
+            <w:tcW w:type="dxa" w:w="1644"/>
+            <w:vAlign w:val="center"/>
+            <w:tcBorders>
+              <w:top w:val="single" w:sz="4" w:color="D9D9D9"/>
+              <w:left w:val="single" w:sz="4" w:color="D9D9D9"/>
+              <w:bottom w:val="single" w:sz="4" w:color="D9D9D9"/>
+              <w:right w:val="single" w:sz="4" w:color="D9D9D9"/>
+            </w:tcBorders>
+            <w:tcMar>
+              <w:top w:w="80" w:type="dxa"/>
+              <w:left w:w="80" w:type="dxa"/>
+              <w:bottom w:w="80" w:type="dxa"/>
+              <w:right w:w="80" w:type="dxa"/>
+            </w:tcMar>
+          </w:tcPr>
+          <w:p>
+            <w:pPr>
+              <w:spacing w:line="264" w:lineRule="auto" w:after="40"/>
+              <w:jc w:val="left"/>
+            </w:pPr>
+            <w:r>
+              <w:rPr>
+                <w:rFonts w:ascii="Verdana" w:hAnsi="Verdana"/>
+                <w:b w:val="0"/>
+                <w:color w:val="182844"/>
+                <w:sz w:val="19"/>
+              </w:rPr>
+              <w:t>F17</w:t>
+            </w:r>
+          </w:p>
+        </w:tc>
+      </w:tr>
+      <w:tr>
+        <w:trPr>
+          <w:cantSplit/>
+        </w:trPr>
+        <w:tc>
+          <w:tcPr>
+            <w:tcW w:type="dxa" w:w="3118"/>
             <w:vAlign w:val="center"/>
             <w:tcBorders>
               <w:top w:val="single" w:sz="4" w:color="D9D9D9"/>
@@ -4118,13 +2692,13 @@
                 <w:color w:val="182844"/>
                 <w:sz w:val="19"/>
               </w:rPr>
-              <w:t>Dos mensajes de productos</w:t>
+              <w:t>UPDATE Stock = -1</w:t>
             </w:r>
           </w:p>
         </w:tc>
         <w:tc>
           <w:tcPr>
-            <w:tcW w:type="dxa" w:w="1474"/>
+            <w:tcW w:type="dxa" w:w="4139"/>
             <w:vAlign w:val="center"/>
             <w:tcBorders>
               <w:top w:val="single" w:sz="4" w:color="D9D9D9"/>
@@ -4152,155 +2726,13 @@
                 <w:color w:val="182844"/>
                 <w:sz w:val="19"/>
               </w:rPr>
-              <w:t>F15 / Figura 7</w:t>
-            </w:r>
-          </w:p>
-        </w:tc>
-      </w:tr>
-      <w:tr>
-        <w:trPr>
-          <w:cantSplit/>
-        </w:trPr>
-        <w:tc>
-          <w:tcPr>
-            <w:tcW w:type="dxa" w:w="1928"/>
-            <w:vAlign w:val="center"/>
-            <w:tcBorders>
-              <w:top w:val="single" w:sz="4" w:color="D9D9D9"/>
-              <w:left w:val="single" w:sz="4" w:color="D9D9D9"/>
-              <w:bottom w:val="single" w:sz="4" w:color="D9D9D9"/>
-              <w:right w:val="single" w:sz="4" w:color="D9D9D9"/>
-            </w:tcBorders>
-            <w:tcMar>
-              <w:top w:w="80" w:type="dxa"/>
-              <w:left w:w="80" w:type="dxa"/>
-              <w:bottom w:w="80" w:type="dxa"/>
-              <w:right w:w="80" w:type="dxa"/>
-            </w:tcMar>
-          </w:tcPr>
-          <w:p>
-            <w:pPr>
-              <w:spacing w:line="264" w:lineRule="auto" w:after="40"/>
-              <w:jc w:val="left"/>
-            </w:pPr>
-            <w:r>
-              <w:rPr>
-                <w:rFonts w:ascii="Verdana" w:hAnsi="Verdana"/>
-                <w:b w:val="0"/>
-                <w:color w:val="182844"/>
-                <w:sz w:val="19"/>
-              </w:rPr>
-              <w:t>UPDATE válido</w:t>
+              <w:t>Error 50005; valores anteriores conservados.</w:t>
             </w:r>
           </w:p>
         </w:tc>
         <w:tc>
           <w:tcPr>
-            <w:tcW w:type="dxa" w:w="2268"/>
-            <w:vAlign w:val="center"/>
-            <w:tcBorders>
-              <w:top w:val="single" w:sz="4" w:color="D9D9D9"/>
-              <w:left w:val="single" w:sz="4" w:color="D9D9D9"/>
-              <w:bottom w:val="single" w:sz="4" w:color="D9D9D9"/>
-              <w:right w:val="single" w:sz="4" w:color="D9D9D9"/>
-            </w:tcBorders>
-            <w:tcMar>
-              <w:top w:w="80" w:type="dxa"/>
-              <w:left w:w="80" w:type="dxa"/>
-              <w:bottom w:w="80" w:type="dxa"/>
-              <w:right w:w="80" w:type="dxa"/>
-            </w:tcMar>
-          </w:tcPr>
-          <w:p>
-            <w:pPr>
-              <w:spacing w:line="264" w:lineRule="auto" w:after="40"/>
-              <w:jc w:val="left"/>
-            </w:pPr>
-            <w:r>
-              <w:rPr>
-                <w:rFonts w:ascii="Verdana" w:hAnsi="Verdana"/>
-                <w:b w:val="0"/>
-                <w:color w:val="182844"/>
-                <w:sz w:val="19"/>
-              </w:rPr>
-              <w:t>Stock = Stock + 1</w:t>
-            </w:r>
-          </w:p>
-        </w:tc>
-        <w:tc>
-          <w:tcPr>
-            <w:tcW w:type="dxa" w:w="3231"/>
-            <w:vAlign w:val="center"/>
-            <w:tcBorders>
-              <w:top w:val="single" w:sz="4" w:color="D9D9D9"/>
-              <w:left w:val="single" w:sz="4" w:color="D9D9D9"/>
-              <w:bottom w:val="single" w:sz="4" w:color="D9D9D9"/>
-              <w:right w:val="single" w:sz="4" w:color="D9D9D9"/>
-            </w:tcBorders>
-            <w:tcMar>
-              <w:top w:w="80" w:type="dxa"/>
-              <w:left w:w="80" w:type="dxa"/>
-              <w:bottom w:w="80" w:type="dxa"/>
-              <w:right w:w="80" w:type="dxa"/>
-            </w:tcMar>
-          </w:tcPr>
-          <w:p>
-            <w:pPr>
-              <w:spacing w:line="264" w:lineRule="auto" w:after="40"/>
-              <w:jc w:val="left"/>
-            </w:pPr>
-            <w:r>
-              <w:rPr>
-                <w:rFonts w:ascii="Verdana" w:hAnsi="Verdana"/>
-                <w:b w:val="0"/>
-                <w:color w:val="182844"/>
-                <w:sz w:val="19"/>
-              </w:rPr>
-              <w:t>Stocks 4 y 6; dos registros UPD</w:t>
-            </w:r>
-          </w:p>
-        </w:tc>
-        <w:tc>
-          <w:tcPr>
-            <w:tcW w:type="dxa" w:w="1474"/>
-            <w:vAlign w:val="center"/>
-            <w:tcBorders>
-              <w:top w:val="single" w:sz="4" w:color="D9D9D9"/>
-              <w:left w:val="single" w:sz="4" w:color="D9D9D9"/>
-              <w:bottom w:val="single" w:sz="4" w:color="D9D9D9"/>
-              <w:right w:val="single" w:sz="4" w:color="D9D9D9"/>
-            </w:tcBorders>
-            <w:tcMar>
-              <w:top w:w="80" w:type="dxa"/>
-              <w:left w:w="80" w:type="dxa"/>
-              <w:bottom w:w="80" w:type="dxa"/>
-              <w:right w:w="80" w:type="dxa"/>
-            </w:tcMar>
-          </w:tcPr>
-          <w:p>
-            <w:pPr>
-              <w:spacing w:line="264" w:lineRule="auto" w:after="40"/>
-              <w:jc w:val="left"/>
-            </w:pPr>
-            <w:r>
-              <w:rPr>
-                <w:rFonts w:ascii="Verdana" w:hAnsi="Verdana"/>
-                <w:b w:val="0"/>
-                <w:color w:val="182844"/>
-                <w:sz w:val="19"/>
-              </w:rPr>
-              <w:t>F16 / Figura 8</w:t>
-            </w:r>
-          </w:p>
-        </w:tc>
-      </w:tr>
-      <w:tr>
-        <w:trPr>
-          <w:cantSplit/>
-        </w:trPr>
-        <w:tc>
-          <w:tcPr>
-            <w:tcW w:type="dxa" w:w="1928"/>
+            <w:tcW w:type="dxa" w:w="1644"/>
             <w:vAlign w:val="center"/>
             <w:tcBorders>
               <w:top w:val="single" w:sz="4" w:color="D9D9D9"/>
@@ -4328,13 +2760,122 @@
                 <w:color w:val="182844"/>
                 <w:sz w:val="19"/>
               </w:rPr>
-              <w:t>UPDATE sin cambios</w:t>
+              <w:t>F18</w:t>
+            </w:r>
+          </w:p>
+        </w:tc>
+      </w:tr>
+      <w:tr>
+        <w:trPr>
+          <w:cantSplit/>
+        </w:trPr>
+        <w:tc>
+          <w:tcPr>
+            <w:tcW w:type="dxa" w:w="3118"/>
+            <w:vAlign w:val="center"/>
+            <w:tcBorders>
+              <w:top w:val="single" w:sz="4" w:color="D9D9D9"/>
+              <w:left w:val="single" w:sz="4" w:color="D9D9D9"/>
+              <w:bottom w:val="single" w:sz="4" w:color="D9D9D9"/>
+              <w:right w:val="single" w:sz="4" w:color="D9D9D9"/>
+            </w:tcBorders>
+            <w:tcMar>
+              <w:top w:w="80" w:type="dxa"/>
+              <w:left w:w="80" w:type="dxa"/>
+              <w:bottom w:w="80" w:type="dxa"/>
+              <w:right w:w="80" w:type="dxa"/>
+            </w:tcMar>
+          </w:tcPr>
+          <w:p>
+            <w:pPr>
+              <w:spacing w:line="264" w:lineRule="auto" w:after="40"/>
+              <w:jc w:val="left"/>
+            </w:pPr>
+            <w:r>
+              <w:rPr>
+                <w:rFonts w:ascii="Verdana" w:hAnsi="Verdana"/>
+                <w:b w:val="0"/>
+                <w:color w:val="182844"/>
+                <w:sz w:val="19"/>
+              </w:rPr>
+              <w:t>Alta: nombre NULL, vacío o espacios; stock NULL; precio NULL o negativo</w:t>
             </w:r>
           </w:p>
         </w:tc>
         <w:tc>
           <w:tcPr>
-            <w:tcW w:type="dxa" w:w="2268"/>
+            <w:tcW w:type="dxa" w:w="4139"/>
+            <w:vAlign w:val="center"/>
+            <w:tcBorders>
+              <w:top w:val="single" w:sz="4" w:color="D9D9D9"/>
+              <w:left w:val="single" w:sz="4" w:color="D9D9D9"/>
+              <w:bottom w:val="single" w:sz="4" w:color="D9D9D9"/>
+              <w:right w:val="single" w:sz="4" w:color="D9D9D9"/>
+            </w:tcBorders>
+            <w:tcMar>
+              <w:top w:w="80" w:type="dxa"/>
+              <w:left w:w="80" w:type="dxa"/>
+              <w:bottom w:w="80" w:type="dxa"/>
+              <w:right w:w="80" w:type="dxa"/>
+            </w:tcMar>
+          </w:tcPr>
+          <w:p>
+            <w:pPr>
+              <w:spacing w:line="264" w:lineRule="auto" w:after="40"/>
+              <w:jc w:val="left"/>
+            </w:pPr>
+            <w:r>
+              <w:rPr>
+                <w:rFonts w:ascii="Verdana" w:hAnsi="Verdana"/>
+                <w:b w:val="0"/>
+                <w:color w:val="182844"/>
+                <w:sz w:val="19"/>
+              </w:rPr>
+              <w:t>Errores 50001–50003; sin inserciones.</w:t>
+            </w:r>
+          </w:p>
+        </w:tc>
+        <w:tc>
+          <w:tcPr>
+            <w:tcW w:type="dxa" w:w="1644"/>
+            <w:vAlign w:val="center"/>
+            <w:tcBorders>
+              <w:top w:val="single" w:sz="4" w:color="D9D9D9"/>
+              <w:left w:val="single" w:sz="4" w:color="D9D9D9"/>
+              <w:bottom w:val="single" w:sz="4" w:color="D9D9D9"/>
+              <w:right w:val="single" w:sz="4" w:color="D9D9D9"/>
+            </w:tcBorders>
+            <w:tcMar>
+              <w:top w:w="80" w:type="dxa"/>
+              <w:left w:w="80" w:type="dxa"/>
+              <w:bottom w:w="80" w:type="dxa"/>
+              <w:right w:w="80" w:type="dxa"/>
+            </w:tcMar>
+          </w:tcPr>
+          <w:p>
+            <w:pPr>
+              <w:spacing w:line="264" w:lineRule="auto" w:after="40"/>
+              <w:jc w:val="left"/>
+            </w:pPr>
+            <w:r>
+              <w:rPr>
+                <w:rFonts w:ascii="Verdana" w:hAnsi="Verdana"/>
+                <w:b w:val="0"/>
+                <w:color w:val="182844"/>
+                <w:sz w:val="19"/>
+              </w:rPr>
+              <w:t>F21–F26</w:t>
+            </w:r>
+          </w:p>
+        </w:tc>
+      </w:tr>
+      <w:tr>
+        <w:trPr>
+          <w:cantSplit/>
+        </w:trPr>
+        <w:tc>
+          <w:tcPr>
+            <w:tcW w:type="dxa" w:w="3118"/>
             <w:vAlign w:val="center"/>
             <w:tcBorders>
               <w:top w:val="single" w:sz="4" w:color="D9D9D9"/>
@@ -4362,13 +2903,13 @@
                 <w:color w:val="182844"/>
                 <w:sz w:val="19"/>
               </w:rPr>
-              <w:t>Stock = Stock</w:t>
+              <w:t>Baja: ID NULL o 0</w:t>
             </w:r>
           </w:p>
         </w:tc>
         <w:tc>
           <w:tcPr>
-            <w:tcW w:type="dxa" w:w="3231"/>
+            <w:tcW w:type="dxa" w:w="4139"/>
             <w:vAlign w:val="center"/>
             <w:tcBorders>
               <w:top w:val="single" w:sz="4" w:color="D9D9D9"/>
@@ -4396,13 +2937,13 @@
                 <w:color w:val="182844"/>
                 <w:sz w:val="19"/>
               </w:rPr>
-              <w:t>No agrega registros UPD</w:t>
+              <w:t>Error 50004; sin eliminación.</w:t>
             </w:r>
           </w:p>
         </w:tc>
         <w:tc>
           <w:tcPr>
-            <w:tcW w:type="dxa" w:w="1474"/>
+            <w:tcW w:type="dxa" w:w="1644"/>
             <w:vAlign w:val="center"/>
             <w:tcBorders>
               <w:top w:val="single" w:sz="4" w:color="D9D9D9"/>
@@ -4430,7 +2971,7 @@
                 <w:color w:val="182844"/>
                 <w:sz w:val="19"/>
               </w:rPr>
-              <w:t>F17 / Figura 9</w:t>
+              <w:t>F27–F28</w:t>
             </w:r>
           </w:p>
         </w:tc>
@@ -4441,7 +2982,7 @@
         </w:trPr>
         <w:tc>
           <w:tcPr>
-            <w:tcW w:type="dxa" w:w="1928"/>
+            <w:tcW w:type="dxa" w:w="3118"/>
             <w:vAlign w:val="center"/>
             <w:tcBorders>
               <w:top w:val="single" w:sz="4" w:color="D9D9D9"/>
@@ -4468,13 +3009,13 @@
                 <w:color w:val="182844"/>
                 <w:sz w:val="19"/>
               </w:rPr>
-              <w:t>UPDATE inválido</w:t>
+              <w:t>Alta: stock 0 y precio 0</w:t>
             </w:r>
           </w:p>
         </w:tc>
         <w:tc>
           <w:tcPr>
-            <w:tcW w:type="dxa" w:w="2268"/>
+            <w:tcW w:type="dxa" w:w="4139"/>
             <w:vAlign w:val="center"/>
             <w:tcBorders>
               <w:top w:val="single" w:sz="4" w:color="D9D9D9"/>
@@ -4501,13 +3042,13 @@
                 <w:color w:val="182844"/>
                 <w:sz w:val="19"/>
               </w:rPr>
-              <w:t>Stock = -1</w:t>
+              <w:t>Aceptada; luego ROLLBACK, incluida la auditoría.</w:t>
             </w:r>
           </w:p>
         </w:tc>
         <w:tc>
           <w:tcPr>
-            <w:tcW w:type="dxa" w:w="3231"/>
+            <w:tcW w:type="dxa" w:w="1644"/>
             <w:vAlign w:val="center"/>
             <w:tcBorders>
               <w:top w:val="single" w:sz="4" w:color="D9D9D9"/>
@@ -4534,40 +3075,7 @@
                 <w:color w:val="182844"/>
                 <w:sz w:val="19"/>
               </w:rPr>
-              <w:t>Error 50005; datos conservados</w:t>
-            </w:r>
-          </w:p>
-        </w:tc>
-        <w:tc>
-          <w:tcPr>
-            <w:tcW w:type="dxa" w:w="1474"/>
-            <w:vAlign w:val="center"/>
-            <w:tcBorders>
-              <w:top w:val="single" w:sz="4" w:color="D9D9D9"/>
-              <w:left w:val="single" w:sz="4" w:color="D9D9D9"/>
-              <w:bottom w:val="single" w:sz="4" w:color="D9D9D9"/>
-              <w:right w:val="single" w:sz="4" w:color="D9D9D9"/>
-            </w:tcBorders>
-            <w:tcMar>
-              <w:top w:w="80" w:type="dxa"/>
-              <w:left w:w="80" w:type="dxa"/>
-              <w:bottom w:w="80" w:type="dxa"/>
-              <w:right w:w="80" w:type="dxa"/>
-            </w:tcMar>
-          </w:tcPr>
-          <w:p>
-            <w:pPr>
-              <w:spacing w:line="264" w:lineRule="auto" w:after="40"/>
-              <w:jc w:val="left"/>
-            </w:pPr>
-            <w:r>
-              <w:rPr>
-                <w:rFonts w:ascii="Verdana" w:hAnsi="Verdana"/>
-                <w:b w:val="0"/>
-                <w:color w:val="182844"/>
-                <w:sz w:val="19"/>
-              </w:rPr>
-              <w:t>F18 / Figura 10</w:t>
+              <w:t>F29</w:t>
             </w:r>
           </w:p>
         </w:tc>
@@ -4578,7 +3086,7 @@
         </w:trPr>
         <w:tc>
           <w:tcPr>
-            <w:tcW w:type="dxa" w:w="1928"/>
+            <w:tcW w:type="dxa" w:w="3118"/>
             <w:vAlign w:val="center"/>
             <w:tcBorders>
               <w:top w:val="single" w:sz="4" w:color="D9D9D9"/>
@@ -4606,13 +3114,13 @@
                 <w:color w:val="182844"/>
                 <w:sz w:val="19"/>
               </w:rPr>
-              <w:t>Eliminación múltiple</w:t>
+              <w:t>UPDATE: nombre NULL o vacío; stock NULL; precio NULL o negativo</w:t>
             </w:r>
           </w:p>
         </w:tc>
         <w:tc>
           <w:tcPr>
-            <w:tcW w:type="dxa" w:w="2268"/>
+            <w:tcW w:type="dxa" w:w="4139"/>
             <w:vAlign w:val="center"/>
             <w:tcBorders>
               <w:top w:val="single" w:sz="4" w:color="D9D9D9"/>
@@ -4640,13 +3148,13 @@
                 <w:color w:val="182844"/>
                 <w:sz w:val="19"/>
               </w:rPr>
-              <w:t>DELETE de dos productos</w:t>
+              <w:t>Error 50005; fila conservada.</w:t>
             </w:r>
           </w:p>
         </w:tc>
         <w:tc>
           <w:tcPr>
-            <w:tcW w:type="dxa" w:w="3231"/>
+            <w:tcW w:type="dxa" w:w="1644"/>
             <w:vAlign w:val="center"/>
             <w:tcBorders>
               <w:top w:val="single" w:sz="4" w:color="D9D9D9"/>
@@ -4674,41 +3182,7 @@
                 <w:color w:val="182844"/>
                 <w:sz w:val="19"/>
               </w:rPr>
-              <w:t>Dos DEL; tabla Productos vacía</w:t>
-            </w:r>
-          </w:p>
-        </w:tc>
-        <w:tc>
-          <w:tcPr>
-            <w:tcW w:type="dxa" w:w="1474"/>
-            <w:vAlign w:val="center"/>
-            <w:tcBorders>
-              <w:top w:val="single" w:sz="4" w:color="D9D9D9"/>
-              <w:left w:val="single" w:sz="4" w:color="D9D9D9"/>
-              <w:bottom w:val="single" w:sz="4" w:color="D9D9D9"/>
-              <w:right w:val="single" w:sz="4" w:color="D9D9D9"/>
-            </w:tcBorders>
-            <w:tcMar>
-              <w:top w:w="80" w:type="dxa"/>
-              <w:left w:w="80" w:type="dxa"/>
-              <w:bottom w:w="80" w:type="dxa"/>
-              <w:right w:w="80" w:type="dxa"/>
-            </w:tcMar>
-            <w:shd w:fill="F3F5F8"/>
-          </w:tcPr>
-          <w:p>
-            <w:pPr>
-              <w:spacing w:line="264" w:lineRule="auto" w:after="40"/>
-              <w:jc w:val="left"/>
-            </w:pPr>
-            <w:r>
-              <w:rPr>
-                <w:rFonts w:ascii="Verdana" w:hAnsi="Verdana"/>
-                <w:b w:val="0"/>
-                <w:color w:val="182844"/>
-                <w:sz w:val="19"/>
-              </w:rPr>
-              <w:t>F19</w:t>
+              <w:t>F30–F34</w:t>
             </w:r>
           </w:p>
         </w:tc>
@@ -4719,7 +3193,7 @@
         </w:trPr>
         <w:tc>
           <w:tcPr>
-            <w:tcW w:type="dxa" w:w="1928"/>
+            <w:tcW w:type="dxa" w:w="3118"/>
             <w:vAlign w:val="center"/>
             <w:tcBorders>
               <w:top w:val="single" w:sz="4" w:color="D9D9D9"/>
@@ -4746,13 +3220,13 @@
                 <w:color w:val="182844"/>
                 <w:sz w:val="19"/>
               </w:rPr>
-              <w:t>Cursor vacío</w:t>
+              <w:t>Validación final</w:t>
             </w:r>
           </w:p>
         </w:tc>
         <w:tc>
           <w:tcPr>
-            <w:tcW w:type="dxa" w:w="2268"/>
+            <w:tcW w:type="dxa" w:w="4139"/>
             <w:vAlign w:val="center"/>
             <w:tcBorders>
               <w:top w:val="single" w:sz="4" w:color="D9D9D9"/>
@@ -4779,13 +3253,13 @@
                 <w:color w:val="182844"/>
                 <w:sz w:val="19"/>
               </w:rPr>
-              <w:t>Productos con cero filas</w:t>
+              <w:t>0 productos, 4 INS, 4 DEL y 2 UPD; verificaciones superadas.</w:t>
             </w:r>
           </w:p>
         </w:tc>
         <w:tc>
           <w:tcPr>
-            <w:tcW w:type="dxa" w:w="3231"/>
+            <w:tcW w:type="dxa" w:w="1644"/>
             <w:vAlign w:val="center"/>
             <w:tcBorders>
               <w:top w:val="single" w:sz="4" w:color="D9D9D9"/>
@@ -4812,2127 +3286,7 @@
                 <w:color w:val="182844"/>
                 <w:sz w:val="19"/>
               </w:rPr>
-              <w:t>Sin mensajes de productos ni error</w:t>
-            </w:r>
-          </w:p>
-        </w:tc>
-        <w:tc>
-          <w:tcPr>
-            <w:tcW w:type="dxa" w:w="1474"/>
-            <w:vAlign w:val="center"/>
-            <w:tcBorders>
-              <w:top w:val="single" w:sz="4" w:color="D9D9D9"/>
-              <w:left w:val="single" w:sz="4" w:color="D9D9D9"/>
-              <w:bottom w:val="single" w:sz="4" w:color="D9D9D9"/>
-              <w:right w:val="single" w:sz="4" w:color="D9D9D9"/>
-            </w:tcBorders>
-            <w:tcMar>
-              <w:top w:w="80" w:type="dxa"/>
-              <w:left w:w="80" w:type="dxa"/>
-              <w:bottom w:w="80" w:type="dxa"/>
-              <w:right w:w="80" w:type="dxa"/>
-            </w:tcMar>
-          </w:tcPr>
-          <w:p>
-            <w:pPr>
-              <w:spacing w:line="264" w:lineRule="auto" w:after="40"/>
-              <w:jc w:val="left"/>
-            </w:pPr>
-            <w:r>
-              <w:rPr>
-                <w:rFonts w:ascii="Verdana" w:hAnsi="Verdana"/>
-                <w:b w:val="0"/>
-                <w:color w:val="182844"/>
-                <w:sz w:val="19"/>
-              </w:rPr>
-              <w:t>F20 / Figura 11</w:t>
-            </w:r>
-          </w:p>
-        </w:tc>
-      </w:tr>
-      <w:tr>
-        <w:trPr>
-          <w:cantSplit/>
-        </w:trPr>
-        <w:tc>
-          <w:tcPr>
-            <w:tcW w:type="dxa" w:w="1928"/>
-            <w:vAlign w:val="center"/>
-            <w:tcBorders>
-              <w:top w:val="single" w:sz="4" w:color="D9D9D9"/>
-              <w:left w:val="single" w:sz="4" w:color="D9D9D9"/>
-              <w:bottom w:val="single" w:sz="4" w:color="D9D9D9"/>
-              <w:right w:val="single" w:sz="4" w:color="D9D9D9"/>
-            </w:tcBorders>
-            <w:tcMar>
-              <w:top w:w="80" w:type="dxa"/>
-              <w:left w:w="80" w:type="dxa"/>
-              <w:bottom w:w="80" w:type="dxa"/>
-              <w:right w:w="80" w:type="dxa"/>
-            </w:tcMar>
-            <w:shd w:fill="F3F5F8"/>
-          </w:tcPr>
-          <w:p>
-            <w:pPr>
-              <w:spacing w:line="264" w:lineRule="auto" w:after="40"/>
-              <w:jc w:val="left"/>
-            </w:pPr>
-            <w:r>
-              <w:rPr>
-                <w:rFonts w:ascii="Verdana" w:hAnsi="Verdana"/>
-                <w:b w:val="0"/>
-                <w:color w:val="182844"/>
-                <w:sz w:val="19"/>
-              </w:rPr>
-              <w:t>Nombre nulo</w:t>
-            </w:r>
-          </w:p>
-        </w:tc>
-        <w:tc>
-          <w:tcPr>
-            <w:tcW w:type="dxa" w:w="2268"/>
-            <w:vAlign w:val="center"/>
-            <w:tcBorders>
-              <w:top w:val="single" w:sz="4" w:color="D9D9D9"/>
-              <w:left w:val="single" w:sz="4" w:color="D9D9D9"/>
-              <w:bottom w:val="single" w:sz="4" w:color="D9D9D9"/>
-              <w:right w:val="single" w:sz="4" w:color="D9D9D9"/>
-            </w:tcBorders>
-            <w:tcMar>
-              <w:top w:w="80" w:type="dxa"/>
-              <w:left w:w="80" w:type="dxa"/>
-              <w:bottom w:w="80" w:type="dxa"/>
-              <w:right w:w="80" w:type="dxa"/>
-            </w:tcMar>
-            <w:shd w:fill="F3F5F8"/>
-          </w:tcPr>
-          <w:p>
-            <w:pPr>
-              <w:spacing w:line="264" w:lineRule="auto" w:after="40"/>
-              <w:jc w:val="left"/>
-            </w:pPr>
-            <w:r>
-              <w:rPr>
-                <w:rFonts w:ascii="Verdana" w:hAnsi="Verdana"/>
-                <w:b w:val="0"/>
-                <w:color w:val="182844"/>
-                <w:sz w:val="19"/>
-              </w:rPr>
-              <w:t>Alta con Nombre = NULL</w:t>
-            </w:r>
-          </w:p>
-        </w:tc>
-        <w:tc>
-          <w:tcPr>
-            <w:tcW w:type="dxa" w:w="3231"/>
-            <w:vAlign w:val="center"/>
-            <w:tcBorders>
-              <w:top w:val="single" w:sz="4" w:color="D9D9D9"/>
-              <w:left w:val="single" w:sz="4" w:color="D9D9D9"/>
-              <w:bottom w:val="single" w:sz="4" w:color="D9D9D9"/>
-              <w:right w:val="single" w:sz="4" w:color="D9D9D9"/>
-            </w:tcBorders>
-            <w:tcMar>
-              <w:top w:w="80" w:type="dxa"/>
-              <w:left w:w="80" w:type="dxa"/>
-              <w:bottom w:w="80" w:type="dxa"/>
-              <w:right w:w="80" w:type="dxa"/>
-            </w:tcMar>
-            <w:shd w:fill="F3F5F8"/>
-          </w:tcPr>
-          <w:p>
-            <w:pPr>
-              <w:spacing w:line="264" w:lineRule="auto" w:after="40"/>
-              <w:jc w:val="left"/>
-            </w:pPr>
-            <w:r>
-              <w:rPr>
-                <w:rFonts w:ascii="Verdana" w:hAnsi="Verdana"/>
-                <w:b w:val="0"/>
-                <w:color w:val="182844"/>
-                <w:sz w:val="19"/>
-              </w:rPr>
-              <w:t>Error 50001; sin inserción</w:t>
-            </w:r>
-          </w:p>
-        </w:tc>
-        <w:tc>
-          <w:tcPr>
-            <w:tcW w:type="dxa" w:w="1474"/>
-            <w:vAlign w:val="center"/>
-            <w:tcBorders>
-              <w:top w:val="single" w:sz="4" w:color="D9D9D9"/>
-              <w:left w:val="single" w:sz="4" w:color="D9D9D9"/>
-              <w:bottom w:val="single" w:sz="4" w:color="D9D9D9"/>
-              <w:right w:val="single" w:sz="4" w:color="D9D9D9"/>
-            </w:tcBorders>
-            <w:tcMar>
-              <w:top w:w="80" w:type="dxa"/>
-              <w:left w:w="80" w:type="dxa"/>
-              <w:bottom w:w="80" w:type="dxa"/>
-              <w:right w:w="80" w:type="dxa"/>
-            </w:tcMar>
-            <w:shd w:fill="F3F5F8"/>
-          </w:tcPr>
-          <w:p>
-            <w:pPr>
-              <w:spacing w:line="264" w:lineRule="auto" w:after="40"/>
-              <w:jc w:val="left"/>
-            </w:pPr>
-            <w:r>
-              <w:rPr>
-                <w:rFonts w:ascii="Verdana" w:hAnsi="Verdana"/>
-                <w:b w:val="0"/>
-                <w:color w:val="182844"/>
-                <w:sz w:val="19"/>
-              </w:rPr>
-              <w:t>F21</w:t>
-            </w:r>
-          </w:p>
-        </w:tc>
-      </w:tr>
-      <w:tr>
-        <w:trPr>
-          <w:cantSplit/>
-        </w:trPr>
-        <w:tc>
-          <w:tcPr>
-            <w:tcW w:type="dxa" w:w="1928"/>
-            <w:vAlign w:val="center"/>
-            <w:tcBorders>
-              <w:top w:val="single" w:sz="4" w:color="D9D9D9"/>
-              <w:left w:val="single" w:sz="4" w:color="D9D9D9"/>
-              <w:bottom w:val="single" w:sz="4" w:color="D9D9D9"/>
-              <w:right w:val="single" w:sz="4" w:color="D9D9D9"/>
-            </w:tcBorders>
-            <w:tcMar>
-              <w:top w:w="80" w:type="dxa"/>
-              <w:left w:w="80" w:type="dxa"/>
-              <w:bottom w:w="80" w:type="dxa"/>
-              <w:right w:w="80" w:type="dxa"/>
-            </w:tcMar>
-          </w:tcPr>
-          <w:p>
-            <w:pPr>
-              <w:spacing w:line="264" w:lineRule="auto" w:after="40"/>
-              <w:jc w:val="left"/>
-            </w:pPr>
-            <w:r>
-              <w:rPr>
-                <w:rFonts w:ascii="Verdana" w:hAnsi="Verdana"/>
-                <w:b w:val="0"/>
-                <w:color w:val="182844"/>
-                <w:sz w:val="19"/>
-              </w:rPr>
-              <w:t>Nombre vacío</w:t>
-            </w:r>
-          </w:p>
-        </w:tc>
-        <w:tc>
-          <w:tcPr>
-            <w:tcW w:type="dxa" w:w="2268"/>
-            <w:vAlign w:val="center"/>
-            <w:tcBorders>
-              <w:top w:val="single" w:sz="4" w:color="D9D9D9"/>
-              <w:left w:val="single" w:sz="4" w:color="D9D9D9"/>
-              <w:bottom w:val="single" w:sz="4" w:color="D9D9D9"/>
-              <w:right w:val="single" w:sz="4" w:color="D9D9D9"/>
-            </w:tcBorders>
-            <w:tcMar>
-              <w:top w:w="80" w:type="dxa"/>
-              <w:left w:w="80" w:type="dxa"/>
-              <w:bottom w:w="80" w:type="dxa"/>
-              <w:right w:w="80" w:type="dxa"/>
-            </w:tcMar>
-          </w:tcPr>
-          <w:p>
-            <w:pPr>
-              <w:spacing w:line="264" w:lineRule="auto" w:after="40"/>
-              <w:jc w:val="left"/>
-            </w:pPr>
-            <w:r>
-              <w:rPr>
-                <w:rFonts w:ascii="Verdana" w:hAnsi="Verdana"/>
-                <w:b w:val="0"/>
-                <w:color w:val="182844"/>
-                <w:sz w:val="19"/>
-              </w:rPr>
-              <w:t>Alta con Nombre vacío</w:t>
-            </w:r>
-          </w:p>
-        </w:tc>
-        <w:tc>
-          <w:tcPr>
-            <w:tcW w:type="dxa" w:w="3231"/>
-            <w:vAlign w:val="center"/>
-            <w:tcBorders>
-              <w:top w:val="single" w:sz="4" w:color="D9D9D9"/>
-              <w:left w:val="single" w:sz="4" w:color="D9D9D9"/>
-              <w:bottom w:val="single" w:sz="4" w:color="D9D9D9"/>
-              <w:right w:val="single" w:sz="4" w:color="D9D9D9"/>
-            </w:tcBorders>
-            <w:tcMar>
-              <w:top w:w="80" w:type="dxa"/>
-              <w:left w:w="80" w:type="dxa"/>
-              <w:bottom w:w="80" w:type="dxa"/>
-              <w:right w:w="80" w:type="dxa"/>
-            </w:tcMar>
-          </w:tcPr>
-          <w:p>
-            <w:pPr>
-              <w:spacing w:line="264" w:lineRule="auto" w:after="40"/>
-              <w:jc w:val="left"/>
-            </w:pPr>
-            <w:r>
-              <w:rPr>
-                <w:rFonts w:ascii="Verdana" w:hAnsi="Verdana"/>
-                <w:b w:val="0"/>
-                <w:color w:val="182844"/>
-                <w:sz w:val="19"/>
-              </w:rPr>
-              <w:t>Error 50001; sin inserción</w:t>
-            </w:r>
-          </w:p>
-        </w:tc>
-        <w:tc>
-          <w:tcPr>
-            <w:tcW w:type="dxa" w:w="1474"/>
-            <w:vAlign w:val="center"/>
-            <w:tcBorders>
-              <w:top w:val="single" w:sz="4" w:color="D9D9D9"/>
-              <w:left w:val="single" w:sz="4" w:color="D9D9D9"/>
-              <w:bottom w:val="single" w:sz="4" w:color="D9D9D9"/>
-              <w:right w:val="single" w:sz="4" w:color="D9D9D9"/>
-            </w:tcBorders>
-            <w:tcMar>
-              <w:top w:w="80" w:type="dxa"/>
-              <w:left w:w="80" w:type="dxa"/>
-              <w:bottom w:w="80" w:type="dxa"/>
-              <w:right w:w="80" w:type="dxa"/>
-            </w:tcMar>
-          </w:tcPr>
-          <w:p>
-            <w:pPr>
-              <w:spacing w:line="264" w:lineRule="auto" w:after="40"/>
-              <w:jc w:val="left"/>
-            </w:pPr>
-            <w:r>
-              <w:rPr>
-                <w:rFonts w:ascii="Verdana" w:hAnsi="Verdana"/>
-                <w:b w:val="0"/>
-                <w:color w:val="182844"/>
-                <w:sz w:val="19"/>
-              </w:rPr>
-              <w:t>F22</w:t>
-            </w:r>
-          </w:p>
-        </w:tc>
-      </w:tr>
-      <w:tr>
-        <w:trPr>
-          <w:cantSplit/>
-        </w:trPr>
-        <w:tc>
-          <w:tcPr>
-            <w:tcW w:type="dxa" w:w="1928"/>
-            <w:vAlign w:val="center"/>
-            <w:tcBorders>
-              <w:top w:val="single" w:sz="4" w:color="D9D9D9"/>
-              <w:left w:val="single" w:sz="4" w:color="D9D9D9"/>
-              <w:bottom w:val="single" w:sz="4" w:color="D9D9D9"/>
-              <w:right w:val="single" w:sz="4" w:color="D9D9D9"/>
-            </w:tcBorders>
-            <w:tcMar>
-              <w:top w:w="80" w:type="dxa"/>
-              <w:left w:w="80" w:type="dxa"/>
-              <w:bottom w:w="80" w:type="dxa"/>
-              <w:right w:w="80" w:type="dxa"/>
-            </w:tcMar>
-            <w:shd w:fill="F3F5F8"/>
-          </w:tcPr>
-          <w:p>
-            <w:pPr>
-              <w:spacing w:line="264" w:lineRule="auto" w:after="40"/>
-              <w:jc w:val="left"/>
-            </w:pPr>
-            <w:r>
-              <w:rPr>
-                <w:rFonts w:ascii="Verdana" w:hAnsi="Verdana"/>
-                <w:b w:val="0"/>
-                <w:color w:val="182844"/>
-                <w:sz w:val="19"/>
-              </w:rPr>
-              <w:t>Nombre con espacios</w:t>
-            </w:r>
-          </w:p>
-        </w:tc>
-        <w:tc>
-          <w:tcPr>
-            <w:tcW w:type="dxa" w:w="2268"/>
-            <w:vAlign w:val="center"/>
-            <w:tcBorders>
-              <w:top w:val="single" w:sz="4" w:color="D9D9D9"/>
-              <w:left w:val="single" w:sz="4" w:color="D9D9D9"/>
-              <w:bottom w:val="single" w:sz="4" w:color="D9D9D9"/>
-              <w:right w:val="single" w:sz="4" w:color="D9D9D9"/>
-            </w:tcBorders>
-            <w:tcMar>
-              <w:top w:w="80" w:type="dxa"/>
-              <w:left w:w="80" w:type="dxa"/>
-              <w:bottom w:w="80" w:type="dxa"/>
-              <w:right w:w="80" w:type="dxa"/>
-            </w:tcMar>
-            <w:shd w:fill="F3F5F8"/>
-          </w:tcPr>
-          <w:p>
-            <w:pPr>
-              <w:spacing w:line="264" w:lineRule="auto" w:after="40"/>
-              <w:jc w:val="left"/>
-            </w:pPr>
-            <w:r>
-              <w:rPr>
-                <w:rFonts w:ascii="Verdana" w:hAnsi="Verdana"/>
-                <w:b w:val="0"/>
-                <w:color w:val="182844"/>
-                <w:sz w:val="19"/>
-              </w:rPr>
-              <w:t>Alta con tres espacios</w:t>
-            </w:r>
-          </w:p>
-        </w:tc>
-        <w:tc>
-          <w:tcPr>
-            <w:tcW w:type="dxa" w:w="3231"/>
-            <w:vAlign w:val="center"/>
-            <w:tcBorders>
-              <w:top w:val="single" w:sz="4" w:color="D9D9D9"/>
-              <w:left w:val="single" w:sz="4" w:color="D9D9D9"/>
-              <w:bottom w:val="single" w:sz="4" w:color="D9D9D9"/>
-              <w:right w:val="single" w:sz="4" w:color="D9D9D9"/>
-            </w:tcBorders>
-            <w:tcMar>
-              <w:top w:w="80" w:type="dxa"/>
-              <w:left w:w="80" w:type="dxa"/>
-              <w:bottom w:w="80" w:type="dxa"/>
-              <w:right w:w="80" w:type="dxa"/>
-            </w:tcMar>
-            <w:shd w:fill="F3F5F8"/>
-          </w:tcPr>
-          <w:p>
-            <w:pPr>
-              <w:spacing w:line="264" w:lineRule="auto" w:after="40"/>
-              <w:jc w:val="left"/>
-            </w:pPr>
-            <w:r>
-              <w:rPr>
-                <w:rFonts w:ascii="Verdana" w:hAnsi="Verdana"/>
-                <w:b w:val="0"/>
-                <w:color w:val="182844"/>
-                <w:sz w:val="19"/>
-              </w:rPr>
-              <w:t>Error 50001; sin inserción</w:t>
-            </w:r>
-          </w:p>
-        </w:tc>
-        <w:tc>
-          <w:tcPr>
-            <w:tcW w:type="dxa" w:w="1474"/>
-            <w:vAlign w:val="center"/>
-            <w:tcBorders>
-              <w:top w:val="single" w:sz="4" w:color="D9D9D9"/>
-              <w:left w:val="single" w:sz="4" w:color="D9D9D9"/>
-              <w:bottom w:val="single" w:sz="4" w:color="D9D9D9"/>
-              <w:right w:val="single" w:sz="4" w:color="D9D9D9"/>
-            </w:tcBorders>
-            <w:tcMar>
-              <w:top w:w="80" w:type="dxa"/>
-              <w:left w:w="80" w:type="dxa"/>
-              <w:bottom w:w="80" w:type="dxa"/>
-              <w:right w:w="80" w:type="dxa"/>
-            </w:tcMar>
-            <w:shd w:fill="F3F5F8"/>
-          </w:tcPr>
-          <w:p>
-            <w:pPr>
-              <w:spacing w:line="264" w:lineRule="auto" w:after="40"/>
-              <w:jc w:val="left"/>
-            </w:pPr>
-            <w:r>
-              <w:rPr>
-                <w:rFonts w:ascii="Verdana" w:hAnsi="Verdana"/>
-                <w:b w:val="0"/>
-                <w:color w:val="182844"/>
-                <w:sz w:val="19"/>
-              </w:rPr>
-              <w:t>F23</w:t>
-            </w:r>
-          </w:p>
-        </w:tc>
-      </w:tr>
-      <w:tr>
-        <w:trPr>
-          <w:cantSplit/>
-        </w:trPr>
-        <w:tc>
-          <w:tcPr>
-            <w:tcW w:type="dxa" w:w="1928"/>
-            <w:vAlign w:val="center"/>
-            <w:tcBorders>
-              <w:top w:val="single" w:sz="4" w:color="D9D9D9"/>
-              <w:left w:val="single" w:sz="4" w:color="D9D9D9"/>
-              <w:bottom w:val="single" w:sz="4" w:color="D9D9D9"/>
-              <w:right w:val="single" w:sz="4" w:color="D9D9D9"/>
-            </w:tcBorders>
-            <w:tcMar>
-              <w:top w:w="80" w:type="dxa"/>
-              <w:left w:w="80" w:type="dxa"/>
-              <w:bottom w:w="80" w:type="dxa"/>
-              <w:right w:w="80" w:type="dxa"/>
-            </w:tcMar>
-          </w:tcPr>
-          <w:p>
-            <w:pPr>
-              <w:spacing w:line="264" w:lineRule="auto" w:after="40"/>
-              <w:jc w:val="left"/>
-            </w:pPr>
-            <w:r>
-              <w:rPr>
-                <w:rFonts w:ascii="Verdana" w:hAnsi="Verdana"/>
-                <w:b w:val="0"/>
-                <w:color w:val="182844"/>
-                <w:sz w:val="19"/>
-              </w:rPr>
-              <w:t>Stock nulo</w:t>
-            </w:r>
-          </w:p>
-        </w:tc>
-        <w:tc>
-          <w:tcPr>
-            <w:tcW w:type="dxa" w:w="2268"/>
-            <w:vAlign w:val="center"/>
-            <w:tcBorders>
-              <w:top w:val="single" w:sz="4" w:color="D9D9D9"/>
-              <w:left w:val="single" w:sz="4" w:color="D9D9D9"/>
-              <w:bottom w:val="single" w:sz="4" w:color="D9D9D9"/>
-              <w:right w:val="single" w:sz="4" w:color="D9D9D9"/>
-            </w:tcBorders>
-            <w:tcMar>
-              <w:top w:w="80" w:type="dxa"/>
-              <w:left w:w="80" w:type="dxa"/>
-              <w:bottom w:w="80" w:type="dxa"/>
-              <w:right w:w="80" w:type="dxa"/>
-            </w:tcMar>
-          </w:tcPr>
-          <w:p>
-            <w:pPr>
-              <w:spacing w:line="264" w:lineRule="auto" w:after="40"/>
-              <w:jc w:val="left"/>
-            </w:pPr>
-            <w:r>
-              <w:rPr>
-                <w:rFonts w:ascii="Verdana" w:hAnsi="Verdana"/>
-                <w:b w:val="0"/>
-                <w:color w:val="182844"/>
-                <w:sz w:val="19"/>
-              </w:rPr>
-              <w:t>Alta con Stock = NULL</w:t>
-            </w:r>
-          </w:p>
-        </w:tc>
-        <w:tc>
-          <w:tcPr>
-            <w:tcW w:type="dxa" w:w="3231"/>
-            <w:vAlign w:val="center"/>
-            <w:tcBorders>
-              <w:top w:val="single" w:sz="4" w:color="D9D9D9"/>
-              <w:left w:val="single" w:sz="4" w:color="D9D9D9"/>
-              <w:bottom w:val="single" w:sz="4" w:color="D9D9D9"/>
-              <w:right w:val="single" w:sz="4" w:color="D9D9D9"/>
-            </w:tcBorders>
-            <w:tcMar>
-              <w:top w:w="80" w:type="dxa"/>
-              <w:left w:w="80" w:type="dxa"/>
-              <w:bottom w:w="80" w:type="dxa"/>
-              <w:right w:w="80" w:type="dxa"/>
-            </w:tcMar>
-          </w:tcPr>
-          <w:p>
-            <w:pPr>
-              <w:spacing w:line="264" w:lineRule="auto" w:after="40"/>
-              <w:jc w:val="left"/>
-            </w:pPr>
-            <w:r>
-              <w:rPr>
-                <w:rFonts w:ascii="Verdana" w:hAnsi="Verdana"/>
-                <w:b w:val="0"/>
-                <w:color w:val="182844"/>
-                <w:sz w:val="19"/>
-              </w:rPr>
-              <w:t>Error 50002; sin inserción</w:t>
-            </w:r>
-          </w:p>
-        </w:tc>
-        <w:tc>
-          <w:tcPr>
-            <w:tcW w:type="dxa" w:w="1474"/>
-            <w:vAlign w:val="center"/>
-            <w:tcBorders>
-              <w:top w:val="single" w:sz="4" w:color="D9D9D9"/>
-              <w:left w:val="single" w:sz="4" w:color="D9D9D9"/>
-              <w:bottom w:val="single" w:sz="4" w:color="D9D9D9"/>
-              <w:right w:val="single" w:sz="4" w:color="D9D9D9"/>
-            </w:tcBorders>
-            <w:tcMar>
-              <w:top w:w="80" w:type="dxa"/>
-              <w:left w:w="80" w:type="dxa"/>
-              <w:bottom w:w="80" w:type="dxa"/>
-              <w:right w:w="80" w:type="dxa"/>
-            </w:tcMar>
-          </w:tcPr>
-          <w:p>
-            <w:pPr>
-              <w:spacing w:line="264" w:lineRule="auto" w:after="40"/>
-              <w:jc w:val="left"/>
-            </w:pPr>
-            <w:r>
-              <w:rPr>
-                <w:rFonts w:ascii="Verdana" w:hAnsi="Verdana"/>
-                <w:b w:val="0"/>
-                <w:color w:val="182844"/>
-                <w:sz w:val="19"/>
-              </w:rPr>
-              <w:t>F24</w:t>
-            </w:r>
-          </w:p>
-        </w:tc>
-      </w:tr>
-      <w:tr>
-        <w:trPr>
-          <w:cantSplit/>
-        </w:trPr>
-        <w:tc>
-          <w:tcPr>
-            <w:tcW w:type="dxa" w:w="1928"/>
-            <w:vAlign w:val="center"/>
-            <w:tcBorders>
-              <w:top w:val="single" w:sz="4" w:color="D9D9D9"/>
-              <w:left w:val="single" w:sz="4" w:color="D9D9D9"/>
-              <w:bottom w:val="single" w:sz="4" w:color="D9D9D9"/>
-              <w:right w:val="single" w:sz="4" w:color="D9D9D9"/>
-            </w:tcBorders>
-            <w:tcMar>
-              <w:top w:w="80" w:type="dxa"/>
-              <w:left w:w="80" w:type="dxa"/>
-              <w:bottom w:w="80" w:type="dxa"/>
-              <w:right w:w="80" w:type="dxa"/>
-            </w:tcMar>
-            <w:shd w:fill="F3F5F8"/>
-          </w:tcPr>
-          <w:p>
-            <w:pPr>
-              <w:spacing w:line="264" w:lineRule="auto" w:after="40"/>
-              <w:jc w:val="left"/>
-            </w:pPr>
-            <w:r>
-              <w:rPr>
-                <w:rFonts w:ascii="Verdana" w:hAnsi="Verdana"/>
-                <w:b w:val="0"/>
-                <w:color w:val="182844"/>
-                <w:sz w:val="19"/>
-              </w:rPr>
-              <w:t>Precio nulo</w:t>
-            </w:r>
-          </w:p>
-        </w:tc>
-        <w:tc>
-          <w:tcPr>
-            <w:tcW w:type="dxa" w:w="2268"/>
-            <w:vAlign w:val="center"/>
-            <w:tcBorders>
-              <w:top w:val="single" w:sz="4" w:color="D9D9D9"/>
-              <w:left w:val="single" w:sz="4" w:color="D9D9D9"/>
-              <w:bottom w:val="single" w:sz="4" w:color="D9D9D9"/>
-              <w:right w:val="single" w:sz="4" w:color="D9D9D9"/>
-            </w:tcBorders>
-            <w:tcMar>
-              <w:top w:w="80" w:type="dxa"/>
-              <w:left w:w="80" w:type="dxa"/>
-              <w:bottom w:w="80" w:type="dxa"/>
-              <w:right w:w="80" w:type="dxa"/>
-            </w:tcMar>
-            <w:shd w:fill="F3F5F8"/>
-          </w:tcPr>
-          <w:p>
-            <w:pPr>
-              <w:spacing w:line="264" w:lineRule="auto" w:after="40"/>
-              <w:jc w:val="left"/>
-            </w:pPr>
-            <w:r>
-              <w:rPr>
-                <w:rFonts w:ascii="Verdana" w:hAnsi="Verdana"/>
-                <w:b w:val="0"/>
-                <w:color w:val="182844"/>
-                <w:sz w:val="19"/>
-              </w:rPr>
-              <w:t>Alta con Precio = NULL</w:t>
-            </w:r>
-          </w:p>
-        </w:tc>
-        <w:tc>
-          <w:tcPr>
-            <w:tcW w:type="dxa" w:w="3231"/>
-            <w:vAlign w:val="center"/>
-            <w:tcBorders>
-              <w:top w:val="single" w:sz="4" w:color="D9D9D9"/>
-              <w:left w:val="single" w:sz="4" w:color="D9D9D9"/>
-              <w:bottom w:val="single" w:sz="4" w:color="D9D9D9"/>
-              <w:right w:val="single" w:sz="4" w:color="D9D9D9"/>
-            </w:tcBorders>
-            <w:tcMar>
-              <w:top w:w="80" w:type="dxa"/>
-              <w:left w:w="80" w:type="dxa"/>
-              <w:bottom w:w="80" w:type="dxa"/>
-              <w:right w:w="80" w:type="dxa"/>
-            </w:tcMar>
-            <w:shd w:fill="F3F5F8"/>
-          </w:tcPr>
-          <w:p>
-            <w:pPr>
-              <w:spacing w:line="264" w:lineRule="auto" w:after="40"/>
-              <w:jc w:val="left"/>
-            </w:pPr>
-            <w:r>
-              <w:rPr>
-                <w:rFonts w:ascii="Verdana" w:hAnsi="Verdana"/>
-                <w:b w:val="0"/>
-                <w:color w:val="182844"/>
-                <w:sz w:val="19"/>
-              </w:rPr>
-              <w:t>Error 50003; sin inserción</w:t>
-            </w:r>
-          </w:p>
-        </w:tc>
-        <w:tc>
-          <w:tcPr>
-            <w:tcW w:type="dxa" w:w="1474"/>
-            <w:vAlign w:val="center"/>
-            <w:tcBorders>
-              <w:top w:val="single" w:sz="4" w:color="D9D9D9"/>
-              <w:left w:val="single" w:sz="4" w:color="D9D9D9"/>
-              <w:bottom w:val="single" w:sz="4" w:color="D9D9D9"/>
-              <w:right w:val="single" w:sz="4" w:color="D9D9D9"/>
-            </w:tcBorders>
-            <w:tcMar>
-              <w:top w:w="80" w:type="dxa"/>
-              <w:left w:w="80" w:type="dxa"/>
-              <w:bottom w:w="80" w:type="dxa"/>
-              <w:right w:w="80" w:type="dxa"/>
-            </w:tcMar>
-            <w:shd w:fill="F3F5F8"/>
-          </w:tcPr>
-          <w:p>
-            <w:pPr>
-              <w:spacing w:line="264" w:lineRule="auto" w:after="40"/>
-              <w:jc w:val="left"/>
-            </w:pPr>
-            <w:r>
-              <w:rPr>
-                <w:rFonts w:ascii="Verdana" w:hAnsi="Verdana"/>
-                <w:b w:val="0"/>
-                <w:color w:val="182844"/>
-                <w:sz w:val="19"/>
-              </w:rPr>
-              <w:t>F25</w:t>
-            </w:r>
-          </w:p>
-        </w:tc>
-      </w:tr>
-      <w:tr>
-        <w:trPr>
-          <w:cantSplit/>
-        </w:trPr>
-        <w:tc>
-          <w:tcPr>
-            <w:tcW w:type="dxa" w:w="1928"/>
-            <w:vAlign w:val="center"/>
-            <w:tcBorders>
-              <w:top w:val="single" w:sz="4" w:color="D9D9D9"/>
-              <w:left w:val="single" w:sz="4" w:color="D9D9D9"/>
-              <w:bottom w:val="single" w:sz="4" w:color="D9D9D9"/>
-              <w:right w:val="single" w:sz="4" w:color="D9D9D9"/>
-            </w:tcBorders>
-            <w:tcMar>
-              <w:top w:w="80" w:type="dxa"/>
-              <w:left w:w="80" w:type="dxa"/>
-              <w:bottom w:w="80" w:type="dxa"/>
-              <w:right w:w="80" w:type="dxa"/>
-            </w:tcMar>
-          </w:tcPr>
-          <w:p>
-            <w:pPr>
-              <w:spacing w:line="264" w:lineRule="auto" w:after="40"/>
-              <w:jc w:val="left"/>
-            </w:pPr>
-            <w:r>
-              <w:rPr>
-                <w:rFonts w:ascii="Verdana" w:hAnsi="Verdana"/>
-                <w:b w:val="0"/>
-                <w:color w:val="182844"/>
-                <w:sz w:val="19"/>
-              </w:rPr>
-              <w:t>Precio negativo</w:t>
-            </w:r>
-          </w:p>
-        </w:tc>
-        <w:tc>
-          <w:tcPr>
-            <w:tcW w:type="dxa" w:w="2268"/>
-            <w:vAlign w:val="center"/>
-            <w:tcBorders>
-              <w:top w:val="single" w:sz="4" w:color="D9D9D9"/>
-              <w:left w:val="single" w:sz="4" w:color="D9D9D9"/>
-              <w:bottom w:val="single" w:sz="4" w:color="D9D9D9"/>
-              <w:right w:val="single" w:sz="4" w:color="D9D9D9"/>
-            </w:tcBorders>
-            <w:tcMar>
-              <w:top w:w="80" w:type="dxa"/>
-              <w:left w:w="80" w:type="dxa"/>
-              <w:bottom w:w="80" w:type="dxa"/>
-              <w:right w:w="80" w:type="dxa"/>
-            </w:tcMar>
-          </w:tcPr>
-          <w:p>
-            <w:pPr>
-              <w:spacing w:line="264" w:lineRule="auto" w:after="40"/>
-              <w:jc w:val="left"/>
-            </w:pPr>
-            <w:r>
-              <w:rPr>
-                <w:rFonts w:ascii="Verdana" w:hAnsi="Verdana"/>
-                <w:b w:val="0"/>
-                <w:color w:val="182844"/>
-                <w:sz w:val="19"/>
-              </w:rPr>
-              <w:t>Alta con Precio = -10</w:t>
-            </w:r>
-          </w:p>
-        </w:tc>
-        <w:tc>
-          <w:tcPr>
-            <w:tcW w:type="dxa" w:w="3231"/>
-            <w:vAlign w:val="center"/>
-            <w:tcBorders>
-              <w:top w:val="single" w:sz="4" w:color="D9D9D9"/>
-              <w:left w:val="single" w:sz="4" w:color="D9D9D9"/>
-              <w:bottom w:val="single" w:sz="4" w:color="D9D9D9"/>
-              <w:right w:val="single" w:sz="4" w:color="D9D9D9"/>
-            </w:tcBorders>
-            <w:tcMar>
-              <w:top w:w="80" w:type="dxa"/>
-              <w:left w:w="80" w:type="dxa"/>
-              <w:bottom w:w="80" w:type="dxa"/>
-              <w:right w:w="80" w:type="dxa"/>
-            </w:tcMar>
-          </w:tcPr>
-          <w:p>
-            <w:pPr>
-              <w:spacing w:line="264" w:lineRule="auto" w:after="40"/>
-              <w:jc w:val="left"/>
-            </w:pPr>
-            <w:r>
-              <w:rPr>
-                <w:rFonts w:ascii="Verdana" w:hAnsi="Verdana"/>
-                <w:b w:val="0"/>
-                <w:color w:val="182844"/>
-                <w:sz w:val="19"/>
-              </w:rPr>
-              <w:t>Error 50003; sin inserción</w:t>
-            </w:r>
-          </w:p>
-        </w:tc>
-        <w:tc>
-          <w:tcPr>
-            <w:tcW w:type="dxa" w:w="1474"/>
-            <w:vAlign w:val="center"/>
-            <w:tcBorders>
-              <w:top w:val="single" w:sz="4" w:color="D9D9D9"/>
-              <w:left w:val="single" w:sz="4" w:color="D9D9D9"/>
-              <w:bottom w:val="single" w:sz="4" w:color="D9D9D9"/>
-              <w:right w:val="single" w:sz="4" w:color="D9D9D9"/>
-            </w:tcBorders>
-            <w:tcMar>
-              <w:top w:w="80" w:type="dxa"/>
-              <w:left w:w="80" w:type="dxa"/>
-              <w:bottom w:w="80" w:type="dxa"/>
-              <w:right w:w="80" w:type="dxa"/>
-            </w:tcMar>
-          </w:tcPr>
-          <w:p>
-            <w:pPr>
-              <w:spacing w:line="264" w:lineRule="auto" w:after="40"/>
-              <w:jc w:val="left"/>
-            </w:pPr>
-            <w:r>
-              <w:rPr>
-                <w:rFonts w:ascii="Verdana" w:hAnsi="Verdana"/>
-                <w:b w:val="0"/>
-                <w:color w:val="182844"/>
-                <w:sz w:val="19"/>
-              </w:rPr>
-              <w:t>F26</w:t>
-            </w:r>
-          </w:p>
-        </w:tc>
-      </w:tr>
-      <w:tr>
-        <w:trPr>
-          <w:cantSplit/>
-        </w:trPr>
-        <w:tc>
-          <w:tcPr>
-            <w:tcW w:type="dxa" w:w="1928"/>
-            <w:vAlign w:val="center"/>
-            <w:tcBorders>
-              <w:top w:val="single" w:sz="4" w:color="D9D9D9"/>
-              <w:left w:val="single" w:sz="4" w:color="D9D9D9"/>
-              <w:bottom w:val="single" w:sz="4" w:color="D9D9D9"/>
-              <w:right w:val="single" w:sz="4" w:color="D9D9D9"/>
-            </w:tcBorders>
-            <w:tcMar>
-              <w:top w:w="80" w:type="dxa"/>
-              <w:left w:w="80" w:type="dxa"/>
-              <w:bottom w:w="80" w:type="dxa"/>
-              <w:right w:w="80" w:type="dxa"/>
-            </w:tcMar>
-            <w:shd w:fill="F3F5F8"/>
-          </w:tcPr>
-          <w:p>
-            <w:pPr>
-              <w:spacing w:line="264" w:lineRule="auto" w:after="40"/>
-              <w:jc w:val="left"/>
-            </w:pPr>
-            <w:r>
-              <w:rPr>
-                <w:rFonts w:ascii="Verdana" w:hAnsi="Verdana"/>
-                <w:b w:val="0"/>
-                <w:color w:val="182844"/>
-                <w:sz w:val="19"/>
-              </w:rPr>
-              <w:t>ID nulo</w:t>
-            </w:r>
-          </w:p>
-        </w:tc>
-        <w:tc>
-          <w:tcPr>
-            <w:tcW w:type="dxa" w:w="2268"/>
-            <w:vAlign w:val="center"/>
-            <w:tcBorders>
-              <w:top w:val="single" w:sz="4" w:color="D9D9D9"/>
-              <w:left w:val="single" w:sz="4" w:color="D9D9D9"/>
-              <w:bottom w:val="single" w:sz="4" w:color="D9D9D9"/>
-              <w:right w:val="single" w:sz="4" w:color="D9D9D9"/>
-            </w:tcBorders>
-            <w:tcMar>
-              <w:top w:w="80" w:type="dxa"/>
-              <w:left w:w="80" w:type="dxa"/>
-              <w:bottom w:w="80" w:type="dxa"/>
-              <w:right w:w="80" w:type="dxa"/>
-            </w:tcMar>
-            <w:shd w:fill="F3F5F8"/>
-          </w:tcPr>
-          <w:p>
-            <w:pPr>
-              <w:spacing w:line="264" w:lineRule="auto" w:after="40"/>
-              <w:jc w:val="left"/>
-            </w:pPr>
-            <w:r>
-              <w:rPr>
-                <w:rFonts w:ascii="Verdana" w:hAnsi="Verdana"/>
-                <w:b w:val="0"/>
-                <w:color w:val="182844"/>
-                <w:sz w:val="19"/>
-              </w:rPr>
-              <w:t>Baja con ID = NULL</w:t>
-            </w:r>
-          </w:p>
-        </w:tc>
-        <w:tc>
-          <w:tcPr>
-            <w:tcW w:type="dxa" w:w="3231"/>
-            <w:vAlign w:val="center"/>
-            <w:tcBorders>
-              <w:top w:val="single" w:sz="4" w:color="D9D9D9"/>
-              <w:left w:val="single" w:sz="4" w:color="D9D9D9"/>
-              <w:bottom w:val="single" w:sz="4" w:color="D9D9D9"/>
-              <w:right w:val="single" w:sz="4" w:color="D9D9D9"/>
-            </w:tcBorders>
-            <w:tcMar>
-              <w:top w:w="80" w:type="dxa"/>
-              <w:left w:w="80" w:type="dxa"/>
-              <w:bottom w:w="80" w:type="dxa"/>
-              <w:right w:w="80" w:type="dxa"/>
-            </w:tcMar>
-            <w:shd w:fill="F3F5F8"/>
-          </w:tcPr>
-          <w:p>
-            <w:pPr>
-              <w:spacing w:line="264" w:lineRule="auto" w:after="40"/>
-              <w:jc w:val="left"/>
-            </w:pPr>
-            <w:r>
-              <w:rPr>
-                <w:rFonts w:ascii="Verdana" w:hAnsi="Verdana"/>
-                <w:b w:val="0"/>
-                <w:color w:val="182844"/>
-                <w:sz w:val="19"/>
-              </w:rPr>
-              <w:t>Error 50004; sin eliminación</w:t>
-            </w:r>
-          </w:p>
-        </w:tc>
-        <w:tc>
-          <w:tcPr>
-            <w:tcW w:type="dxa" w:w="1474"/>
-            <w:vAlign w:val="center"/>
-            <w:tcBorders>
-              <w:top w:val="single" w:sz="4" w:color="D9D9D9"/>
-              <w:left w:val="single" w:sz="4" w:color="D9D9D9"/>
-              <w:bottom w:val="single" w:sz="4" w:color="D9D9D9"/>
-              <w:right w:val="single" w:sz="4" w:color="D9D9D9"/>
-            </w:tcBorders>
-            <w:tcMar>
-              <w:top w:w="80" w:type="dxa"/>
-              <w:left w:w="80" w:type="dxa"/>
-              <w:bottom w:w="80" w:type="dxa"/>
-              <w:right w:w="80" w:type="dxa"/>
-            </w:tcMar>
-            <w:shd w:fill="F3F5F8"/>
-          </w:tcPr>
-          <w:p>
-            <w:pPr>
-              <w:spacing w:line="264" w:lineRule="auto" w:after="40"/>
-              <w:jc w:val="left"/>
-            </w:pPr>
-            <w:r>
-              <w:rPr>
-                <w:rFonts w:ascii="Verdana" w:hAnsi="Verdana"/>
-                <w:b w:val="0"/>
-                <w:color w:val="182844"/>
-                <w:sz w:val="19"/>
-              </w:rPr>
-              <w:t>F27</w:t>
-            </w:r>
-          </w:p>
-        </w:tc>
-      </w:tr>
-      <w:tr>
-        <w:trPr>
-          <w:cantSplit/>
-        </w:trPr>
-        <w:tc>
-          <w:tcPr>
-            <w:tcW w:type="dxa" w:w="1928"/>
-            <w:vAlign w:val="center"/>
-            <w:tcBorders>
-              <w:top w:val="single" w:sz="4" w:color="D9D9D9"/>
-              <w:left w:val="single" w:sz="4" w:color="D9D9D9"/>
-              <w:bottom w:val="single" w:sz="4" w:color="D9D9D9"/>
-              <w:right w:val="single" w:sz="4" w:color="D9D9D9"/>
-            </w:tcBorders>
-            <w:tcMar>
-              <w:top w:w="80" w:type="dxa"/>
-              <w:left w:w="80" w:type="dxa"/>
-              <w:bottom w:w="80" w:type="dxa"/>
-              <w:right w:w="80" w:type="dxa"/>
-            </w:tcMar>
-          </w:tcPr>
-          <w:p>
-            <w:pPr>
-              <w:spacing w:line="264" w:lineRule="auto" w:after="40"/>
-              <w:jc w:val="left"/>
-            </w:pPr>
-            <w:r>
-              <w:rPr>
-                <w:rFonts w:ascii="Verdana" w:hAnsi="Verdana"/>
-                <w:b w:val="0"/>
-                <w:color w:val="182844"/>
-                <w:sz w:val="19"/>
-              </w:rPr>
-              <w:t>ID cero</w:t>
-            </w:r>
-          </w:p>
-        </w:tc>
-        <w:tc>
-          <w:tcPr>
-            <w:tcW w:type="dxa" w:w="2268"/>
-            <w:vAlign w:val="center"/>
-            <w:tcBorders>
-              <w:top w:val="single" w:sz="4" w:color="D9D9D9"/>
-              <w:left w:val="single" w:sz="4" w:color="D9D9D9"/>
-              <w:bottom w:val="single" w:sz="4" w:color="D9D9D9"/>
-              <w:right w:val="single" w:sz="4" w:color="D9D9D9"/>
-            </w:tcBorders>
-            <w:tcMar>
-              <w:top w:w="80" w:type="dxa"/>
-              <w:left w:w="80" w:type="dxa"/>
-              <w:bottom w:w="80" w:type="dxa"/>
-              <w:right w:w="80" w:type="dxa"/>
-            </w:tcMar>
-          </w:tcPr>
-          <w:p>
-            <w:pPr>
-              <w:spacing w:line="264" w:lineRule="auto" w:after="40"/>
-              <w:jc w:val="left"/>
-            </w:pPr>
-            <w:r>
-              <w:rPr>
-                <w:rFonts w:ascii="Verdana" w:hAnsi="Verdana"/>
-                <w:b w:val="0"/>
-                <w:color w:val="182844"/>
-                <w:sz w:val="19"/>
-              </w:rPr>
-              <w:t>Baja con ID = 0</w:t>
-            </w:r>
-          </w:p>
-        </w:tc>
-        <w:tc>
-          <w:tcPr>
-            <w:tcW w:type="dxa" w:w="3231"/>
-            <w:vAlign w:val="center"/>
-            <w:tcBorders>
-              <w:top w:val="single" w:sz="4" w:color="D9D9D9"/>
-              <w:left w:val="single" w:sz="4" w:color="D9D9D9"/>
-              <w:bottom w:val="single" w:sz="4" w:color="D9D9D9"/>
-              <w:right w:val="single" w:sz="4" w:color="D9D9D9"/>
-            </w:tcBorders>
-            <w:tcMar>
-              <w:top w:w="80" w:type="dxa"/>
-              <w:left w:w="80" w:type="dxa"/>
-              <w:bottom w:w="80" w:type="dxa"/>
-              <w:right w:w="80" w:type="dxa"/>
-            </w:tcMar>
-          </w:tcPr>
-          <w:p>
-            <w:pPr>
-              <w:spacing w:line="264" w:lineRule="auto" w:after="40"/>
-              <w:jc w:val="left"/>
-            </w:pPr>
-            <w:r>
-              <w:rPr>
-                <w:rFonts w:ascii="Verdana" w:hAnsi="Verdana"/>
-                <w:b w:val="0"/>
-                <w:color w:val="182844"/>
-                <w:sz w:val="19"/>
-              </w:rPr>
-              <w:t>Error 50004; sin eliminación</w:t>
-            </w:r>
-          </w:p>
-        </w:tc>
-        <w:tc>
-          <w:tcPr>
-            <w:tcW w:type="dxa" w:w="1474"/>
-            <w:vAlign w:val="center"/>
-            <w:tcBorders>
-              <w:top w:val="single" w:sz="4" w:color="D9D9D9"/>
-              <w:left w:val="single" w:sz="4" w:color="D9D9D9"/>
-              <w:bottom w:val="single" w:sz="4" w:color="D9D9D9"/>
-              <w:right w:val="single" w:sz="4" w:color="D9D9D9"/>
-            </w:tcBorders>
-            <w:tcMar>
-              <w:top w:w="80" w:type="dxa"/>
-              <w:left w:w="80" w:type="dxa"/>
-              <w:bottom w:w="80" w:type="dxa"/>
-              <w:right w:w="80" w:type="dxa"/>
-            </w:tcMar>
-          </w:tcPr>
-          <w:p>
-            <w:pPr>
-              <w:spacing w:line="264" w:lineRule="auto" w:after="40"/>
-              <w:jc w:val="left"/>
-            </w:pPr>
-            <w:r>
-              <w:rPr>
-                <w:rFonts w:ascii="Verdana" w:hAnsi="Verdana"/>
-                <w:b w:val="0"/>
-                <w:color w:val="182844"/>
-                <w:sz w:val="19"/>
-              </w:rPr>
-              <w:t>F28</w:t>
-            </w:r>
-          </w:p>
-        </w:tc>
-      </w:tr>
-      <w:tr>
-        <w:trPr>
-          <w:cantSplit/>
-        </w:trPr>
-        <w:tc>
-          <w:tcPr>
-            <w:tcW w:type="dxa" w:w="1928"/>
-            <w:vAlign w:val="center"/>
-            <w:tcBorders>
-              <w:top w:val="single" w:sz="4" w:color="D9D9D9"/>
-              <w:left w:val="single" w:sz="4" w:color="D9D9D9"/>
-              <w:bottom w:val="single" w:sz="4" w:color="D9D9D9"/>
-              <w:right w:val="single" w:sz="4" w:color="D9D9D9"/>
-            </w:tcBorders>
-            <w:tcMar>
-              <w:top w:w="80" w:type="dxa"/>
-              <w:left w:w="80" w:type="dxa"/>
-              <w:bottom w:w="80" w:type="dxa"/>
-              <w:right w:w="80" w:type="dxa"/>
-            </w:tcMar>
-            <w:shd w:fill="F3F5F8"/>
-          </w:tcPr>
-          <w:p>
-            <w:pPr>
-              <w:spacing w:line="264" w:lineRule="auto" w:after="40"/>
-              <w:jc w:val="left"/>
-            </w:pPr>
-            <w:r>
-              <w:rPr>
-                <w:rFonts w:ascii="Verdana" w:hAnsi="Verdana"/>
-                <w:b w:val="0"/>
-                <w:color w:val="182844"/>
-                <w:sz w:val="19"/>
-              </w:rPr>
-              <w:t>Límites válidos</w:t>
-            </w:r>
-          </w:p>
-        </w:tc>
-        <w:tc>
-          <w:tcPr>
-            <w:tcW w:type="dxa" w:w="2268"/>
-            <w:vAlign w:val="center"/>
-            <w:tcBorders>
-              <w:top w:val="single" w:sz="4" w:color="D9D9D9"/>
-              <w:left w:val="single" w:sz="4" w:color="D9D9D9"/>
-              <w:bottom w:val="single" w:sz="4" w:color="D9D9D9"/>
-              <w:right w:val="single" w:sz="4" w:color="D9D9D9"/>
-            </w:tcBorders>
-            <w:tcMar>
-              <w:top w:w="80" w:type="dxa"/>
-              <w:left w:w="80" w:type="dxa"/>
-              <w:bottom w:w="80" w:type="dxa"/>
-              <w:right w:w="80" w:type="dxa"/>
-            </w:tcMar>
-            <w:shd w:fill="F3F5F8"/>
-          </w:tcPr>
-          <w:p>
-            <w:pPr>
-              <w:spacing w:line="264" w:lineRule="auto" w:after="40"/>
-              <w:jc w:val="left"/>
-            </w:pPr>
-            <w:r>
-              <w:rPr>
-                <w:rFonts w:ascii="Verdana" w:hAnsi="Verdana"/>
-                <w:b w:val="0"/>
-                <w:color w:val="182844"/>
-                <w:sz w:val="19"/>
-              </w:rPr>
-              <w:t>Stock 0 y Precio 0</w:t>
-            </w:r>
-          </w:p>
-        </w:tc>
-        <w:tc>
-          <w:tcPr>
-            <w:tcW w:type="dxa" w:w="3231"/>
-            <w:vAlign w:val="center"/>
-            <w:tcBorders>
-              <w:top w:val="single" w:sz="4" w:color="D9D9D9"/>
-              <w:left w:val="single" w:sz="4" w:color="D9D9D9"/>
-              <w:bottom w:val="single" w:sz="4" w:color="D9D9D9"/>
-              <w:right w:val="single" w:sz="4" w:color="D9D9D9"/>
-            </w:tcBorders>
-            <w:tcMar>
-              <w:top w:w="80" w:type="dxa"/>
-              <w:left w:w="80" w:type="dxa"/>
-              <w:bottom w:w="80" w:type="dxa"/>
-              <w:right w:w="80" w:type="dxa"/>
-            </w:tcMar>
-            <w:shd w:fill="F3F5F8"/>
-          </w:tcPr>
-          <w:p>
-            <w:pPr>
-              <w:spacing w:line="264" w:lineRule="auto" w:after="40"/>
-              <w:jc w:val="left"/>
-            </w:pPr>
-            <w:r>
-              <w:rPr>
-                <w:rFonts w:ascii="Verdana" w:hAnsi="Verdana"/>
-                <w:b w:val="0"/>
-                <w:color w:val="182844"/>
-                <w:sz w:val="19"/>
-              </w:rPr>
-              <w:t>Inserción aceptada y luego ROLLBACK</w:t>
-            </w:r>
-          </w:p>
-        </w:tc>
-        <w:tc>
-          <w:tcPr>
-            <w:tcW w:type="dxa" w:w="1474"/>
-            <w:vAlign w:val="center"/>
-            <w:tcBorders>
-              <w:top w:val="single" w:sz="4" w:color="D9D9D9"/>
-              <w:left w:val="single" w:sz="4" w:color="D9D9D9"/>
-              <w:bottom w:val="single" w:sz="4" w:color="D9D9D9"/>
-              <w:right w:val="single" w:sz="4" w:color="D9D9D9"/>
-            </w:tcBorders>
-            <w:tcMar>
-              <w:top w:w="80" w:type="dxa"/>
-              <w:left w:w="80" w:type="dxa"/>
-              <w:bottom w:w="80" w:type="dxa"/>
-              <w:right w:w="80" w:type="dxa"/>
-            </w:tcMar>
-            <w:shd w:fill="F3F5F8"/>
-          </w:tcPr>
-          <w:p>
-            <w:pPr>
-              <w:spacing w:line="264" w:lineRule="auto" w:after="40"/>
-              <w:jc w:val="left"/>
-            </w:pPr>
-            <w:r>
-              <w:rPr>
-                <w:rFonts w:ascii="Verdana" w:hAnsi="Verdana"/>
-                <w:b w:val="0"/>
-                <w:color w:val="182844"/>
-                <w:sz w:val="19"/>
-              </w:rPr>
-              <w:t>F29</w:t>
-            </w:r>
-          </w:p>
-        </w:tc>
-      </w:tr>
-      <w:tr>
-        <w:trPr>
-          <w:cantSplit/>
-        </w:trPr>
-        <w:tc>
-          <w:tcPr>
-            <w:tcW w:type="dxa" w:w="1928"/>
-            <w:vAlign w:val="center"/>
-            <w:tcBorders>
-              <w:top w:val="single" w:sz="4" w:color="D9D9D9"/>
-              <w:left w:val="single" w:sz="4" w:color="D9D9D9"/>
-              <w:bottom w:val="single" w:sz="4" w:color="D9D9D9"/>
-              <w:right w:val="single" w:sz="4" w:color="D9D9D9"/>
-            </w:tcBorders>
-            <w:tcMar>
-              <w:top w:w="80" w:type="dxa"/>
-              <w:left w:w="80" w:type="dxa"/>
-              <w:bottom w:w="80" w:type="dxa"/>
-              <w:right w:w="80" w:type="dxa"/>
-            </w:tcMar>
-          </w:tcPr>
-          <w:p>
-            <w:pPr>
-              <w:spacing w:line="264" w:lineRule="auto" w:after="40"/>
-              <w:jc w:val="left"/>
-            </w:pPr>
-            <w:r>
-              <w:rPr>
-                <w:rFonts w:ascii="Verdana" w:hAnsi="Verdana"/>
-                <w:b w:val="0"/>
-                <w:color w:val="182844"/>
-                <w:sz w:val="19"/>
-              </w:rPr>
-              <w:t>UPDATE nombre nulo</w:t>
-            </w:r>
-          </w:p>
-        </w:tc>
-        <w:tc>
-          <w:tcPr>
-            <w:tcW w:type="dxa" w:w="2268"/>
-            <w:vAlign w:val="center"/>
-            <w:tcBorders>
-              <w:top w:val="single" w:sz="4" w:color="D9D9D9"/>
-              <w:left w:val="single" w:sz="4" w:color="D9D9D9"/>
-              <w:bottom w:val="single" w:sz="4" w:color="D9D9D9"/>
-              <w:right w:val="single" w:sz="4" w:color="D9D9D9"/>
-            </w:tcBorders>
-            <w:tcMar>
-              <w:top w:w="80" w:type="dxa"/>
-              <w:left w:w="80" w:type="dxa"/>
-              <w:bottom w:w="80" w:type="dxa"/>
-              <w:right w:w="80" w:type="dxa"/>
-            </w:tcMar>
-          </w:tcPr>
-          <w:p>
-            <w:pPr>
-              <w:spacing w:line="264" w:lineRule="auto" w:after="40"/>
-              <w:jc w:val="left"/>
-            </w:pPr>
-            <w:r>
-              <w:rPr>
-                <w:rFonts w:ascii="Verdana" w:hAnsi="Verdana"/>
-                <w:b w:val="0"/>
-                <w:color w:val="182844"/>
-                <w:sz w:val="19"/>
-              </w:rPr>
-              <w:t>Nombre = NULL</w:t>
-            </w:r>
-          </w:p>
-        </w:tc>
-        <w:tc>
-          <w:tcPr>
-            <w:tcW w:type="dxa" w:w="3231"/>
-            <w:vAlign w:val="center"/>
-            <w:tcBorders>
-              <w:top w:val="single" w:sz="4" w:color="D9D9D9"/>
-              <w:left w:val="single" w:sz="4" w:color="D9D9D9"/>
-              <w:bottom w:val="single" w:sz="4" w:color="D9D9D9"/>
-              <w:right w:val="single" w:sz="4" w:color="D9D9D9"/>
-            </w:tcBorders>
-            <w:tcMar>
-              <w:top w:w="80" w:type="dxa"/>
-              <w:left w:w="80" w:type="dxa"/>
-              <w:bottom w:w="80" w:type="dxa"/>
-              <w:right w:w="80" w:type="dxa"/>
-            </w:tcMar>
-          </w:tcPr>
-          <w:p>
-            <w:pPr>
-              <w:spacing w:line="264" w:lineRule="auto" w:after="40"/>
-              <w:jc w:val="left"/>
-            </w:pPr>
-            <w:r>
-              <w:rPr>
-                <w:rFonts w:ascii="Verdana" w:hAnsi="Verdana"/>
-                <w:b w:val="0"/>
-                <w:color w:val="182844"/>
-                <w:sz w:val="19"/>
-              </w:rPr>
-              <w:t>Error 50005; fila conservada</w:t>
-            </w:r>
-          </w:p>
-        </w:tc>
-        <w:tc>
-          <w:tcPr>
-            <w:tcW w:type="dxa" w:w="1474"/>
-            <w:vAlign w:val="center"/>
-            <w:tcBorders>
-              <w:top w:val="single" w:sz="4" w:color="D9D9D9"/>
-              <w:left w:val="single" w:sz="4" w:color="D9D9D9"/>
-              <w:bottom w:val="single" w:sz="4" w:color="D9D9D9"/>
-              <w:right w:val="single" w:sz="4" w:color="D9D9D9"/>
-            </w:tcBorders>
-            <w:tcMar>
-              <w:top w:w="80" w:type="dxa"/>
-              <w:left w:w="80" w:type="dxa"/>
-              <w:bottom w:w="80" w:type="dxa"/>
-              <w:right w:w="80" w:type="dxa"/>
-            </w:tcMar>
-          </w:tcPr>
-          <w:p>
-            <w:pPr>
-              <w:spacing w:line="264" w:lineRule="auto" w:after="40"/>
-              <w:jc w:val="left"/>
-            </w:pPr>
-            <w:r>
-              <w:rPr>
-                <w:rFonts w:ascii="Verdana" w:hAnsi="Verdana"/>
-                <w:b w:val="0"/>
-                <w:color w:val="182844"/>
-                <w:sz w:val="19"/>
-              </w:rPr>
-              <w:t>F30</w:t>
-            </w:r>
-          </w:p>
-        </w:tc>
-      </w:tr>
-      <w:tr>
-        <w:trPr>
-          <w:cantSplit/>
-        </w:trPr>
-        <w:tc>
-          <w:tcPr>
-            <w:tcW w:type="dxa" w:w="1928"/>
-            <w:vAlign w:val="center"/>
-            <w:tcBorders>
-              <w:top w:val="single" w:sz="4" w:color="D9D9D9"/>
-              <w:left w:val="single" w:sz="4" w:color="D9D9D9"/>
-              <w:bottom w:val="single" w:sz="4" w:color="D9D9D9"/>
-              <w:right w:val="single" w:sz="4" w:color="D9D9D9"/>
-            </w:tcBorders>
-            <w:tcMar>
-              <w:top w:w="80" w:type="dxa"/>
-              <w:left w:w="80" w:type="dxa"/>
-              <w:bottom w:w="80" w:type="dxa"/>
-              <w:right w:w="80" w:type="dxa"/>
-            </w:tcMar>
-            <w:shd w:fill="F3F5F8"/>
-          </w:tcPr>
-          <w:p>
-            <w:pPr>
-              <w:spacing w:line="264" w:lineRule="auto" w:after="40"/>
-              <w:jc w:val="left"/>
-            </w:pPr>
-            <w:r>
-              <w:rPr>
-                <w:rFonts w:ascii="Verdana" w:hAnsi="Verdana"/>
-                <w:b w:val="0"/>
-                <w:color w:val="182844"/>
-                <w:sz w:val="19"/>
-              </w:rPr>
-              <w:t>UPDATE nombre vacío</w:t>
-            </w:r>
-          </w:p>
-        </w:tc>
-        <w:tc>
-          <w:tcPr>
-            <w:tcW w:type="dxa" w:w="2268"/>
-            <w:vAlign w:val="center"/>
-            <w:tcBorders>
-              <w:top w:val="single" w:sz="4" w:color="D9D9D9"/>
-              <w:left w:val="single" w:sz="4" w:color="D9D9D9"/>
-              <w:bottom w:val="single" w:sz="4" w:color="D9D9D9"/>
-              <w:right w:val="single" w:sz="4" w:color="D9D9D9"/>
-            </w:tcBorders>
-            <w:tcMar>
-              <w:top w:w="80" w:type="dxa"/>
-              <w:left w:w="80" w:type="dxa"/>
-              <w:bottom w:w="80" w:type="dxa"/>
-              <w:right w:w="80" w:type="dxa"/>
-            </w:tcMar>
-            <w:shd w:fill="F3F5F8"/>
-          </w:tcPr>
-          <w:p>
-            <w:pPr>
-              <w:spacing w:line="264" w:lineRule="auto" w:after="40"/>
-              <w:jc w:val="left"/>
-            </w:pPr>
-            <w:r>
-              <w:rPr>
-                <w:rFonts w:ascii="Verdana" w:hAnsi="Verdana"/>
-                <w:b w:val="0"/>
-                <w:color w:val="182844"/>
-                <w:sz w:val="19"/>
-              </w:rPr>
-              <w:t>Nombre vacío</w:t>
-            </w:r>
-          </w:p>
-        </w:tc>
-        <w:tc>
-          <w:tcPr>
-            <w:tcW w:type="dxa" w:w="3231"/>
-            <w:vAlign w:val="center"/>
-            <w:tcBorders>
-              <w:top w:val="single" w:sz="4" w:color="D9D9D9"/>
-              <w:left w:val="single" w:sz="4" w:color="D9D9D9"/>
-              <w:bottom w:val="single" w:sz="4" w:color="D9D9D9"/>
-              <w:right w:val="single" w:sz="4" w:color="D9D9D9"/>
-            </w:tcBorders>
-            <w:tcMar>
-              <w:top w:w="80" w:type="dxa"/>
-              <w:left w:w="80" w:type="dxa"/>
-              <w:bottom w:w="80" w:type="dxa"/>
-              <w:right w:w="80" w:type="dxa"/>
-            </w:tcMar>
-            <w:shd w:fill="F3F5F8"/>
-          </w:tcPr>
-          <w:p>
-            <w:pPr>
-              <w:spacing w:line="264" w:lineRule="auto" w:after="40"/>
-              <w:jc w:val="left"/>
-            </w:pPr>
-            <w:r>
-              <w:rPr>
-                <w:rFonts w:ascii="Verdana" w:hAnsi="Verdana"/>
-                <w:b w:val="0"/>
-                <w:color w:val="182844"/>
-                <w:sz w:val="19"/>
-              </w:rPr>
-              <w:t>Error 50005; fila conservada</w:t>
-            </w:r>
-          </w:p>
-        </w:tc>
-        <w:tc>
-          <w:tcPr>
-            <w:tcW w:type="dxa" w:w="1474"/>
-            <w:vAlign w:val="center"/>
-            <w:tcBorders>
-              <w:top w:val="single" w:sz="4" w:color="D9D9D9"/>
-              <w:left w:val="single" w:sz="4" w:color="D9D9D9"/>
-              <w:bottom w:val="single" w:sz="4" w:color="D9D9D9"/>
-              <w:right w:val="single" w:sz="4" w:color="D9D9D9"/>
-            </w:tcBorders>
-            <w:tcMar>
-              <w:top w:w="80" w:type="dxa"/>
-              <w:left w:w="80" w:type="dxa"/>
-              <w:bottom w:w="80" w:type="dxa"/>
-              <w:right w:w="80" w:type="dxa"/>
-            </w:tcMar>
-            <w:shd w:fill="F3F5F8"/>
-          </w:tcPr>
-          <w:p>
-            <w:pPr>
-              <w:spacing w:line="264" w:lineRule="auto" w:after="40"/>
-              <w:jc w:val="left"/>
-            </w:pPr>
-            <w:r>
-              <w:rPr>
-                <w:rFonts w:ascii="Verdana" w:hAnsi="Verdana"/>
-                <w:b w:val="0"/>
-                <w:color w:val="182844"/>
-                <w:sz w:val="19"/>
-              </w:rPr>
-              <w:t>F31</w:t>
-            </w:r>
-          </w:p>
-        </w:tc>
-      </w:tr>
-      <w:tr>
-        <w:trPr>
-          <w:cantSplit/>
-        </w:trPr>
-        <w:tc>
-          <w:tcPr>
-            <w:tcW w:type="dxa" w:w="1928"/>
-            <w:vAlign w:val="center"/>
-            <w:tcBorders>
-              <w:top w:val="single" w:sz="4" w:color="D9D9D9"/>
-              <w:left w:val="single" w:sz="4" w:color="D9D9D9"/>
-              <w:bottom w:val="single" w:sz="4" w:color="D9D9D9"/>
-              <w:right w:val="single" w:sz="4" w:color="D9D9D9"/>
-            </w:tcBorders>
-            <w:tcMar>
-              <w:top w:w="80" w:type="dxa"/>
-              <w:left w:w="80" w:type="dxa"/>
-              <w:bottom w:w="80" w:type="dxa"/>
-              <w:right w:w="80" w:type="dxa"/>
-            </w:tcMar>
-          </w:tcPr>
-          <w:p>
-            <w:pPr>
-              <w:spacing w:line="264" w:lineRule="auto" w:after="40"/>
-              <w:jc w:val="left"/>
-            </w:pPr>
-            <w:r>
-              <w:rPr>
-                <w:rFonts w:ascii="Verdana" w:hAnsi="Verdana"/>
-                <w:b w:val="0"/>
-                <w:color w:val="182844"/>
-                <w:sz w:val="19"/>
-              </w:rPr>
-              <w:t>UPDATE stock nulo</w:t>
-            </w:r>
-          </w:p>
-        </w:tc>
-        <w:tc>
-          <w:tcPr>
-            <w:tcW w:type="dxa" w:w="2268"/>
-            <w:vAlign w:val="center"/>
-            <w:tcBorders>
-              <w:top w:val="single" w:sz="4" w:color="D9D9D9"/>
-              <w:left w:val="single" w:sz="4" w:color="D9D9D9"/>
-              <w:bottom w:val="single" w:sz="4" w:color="D9D9D9"/>
-              <w:right w:val="single" w:sz="4" w:color="D9D9D9"/>
-            </w:tcBorders>
-            <w:tcMar>
-              <w:top w:w="80" w:type="dxa"/>
-              <w:left w:w="80" w:type="dxa"/>
-              <w:bottom w:w="80" w:type="dxa"/>
-              <w:right w:w="80" w:type="dxa"/>
-            </w:tcMar>
-          </w:tcPr>
-          <w:p>
-            <w:pPr>
-              <w:spacing w:line="264" w:lineRule="auto" w:after="40"/>
-              <w:jc w:val="left"/>
-            </w:pPr>
-            <w:r>
-              <w:rPr>
-                <w:rFonts w:ascii="Verdana" w:hAnsi="Verdana"/>
-                <w:b w:val="0"/>
-                <w:color w:val="182844"/>
-                <w:sz w:val="19"/>
-              </w:rPr>
-              <w:t>Stock = NULL</w:t>
-            </w:r>
-          </w:p>
-        </w:tc>
-        <w:tc>
-          <w:tcPr>
-            <w:tcW w:type="dxa" w:w="3231"/>
-            <w:vAlign w:val="center"/>
-            <w:tcBorders>
-              <w:top w:val="single" w:sz="4" w:color="D9D9D9"/>
-              <w:left w:val="single" w:sz="4" w:color="D9D9D9"/>
-              <w:bottom w:val="single" w:sz="4" w:color="D9D9D9"/>
-              <w:right w:val="single" w:sz="4" w:color="D9D9D9"/>
-            </w:tcBorders>
-            <w:tcMar>
-              <w:top w:w="80" w:type="dxa"/>
-              <w:left w:w="80" w:type="dxa"/>
-              <w:bottom w:w="80" w:type="dxa"/>
-              <w:right w:w="80" w:type="dxa"/>
-            </w:tcMar>
-          </w:tcPr>
-          <w:p>
-            <w:pPr>
-              <w:spacing w:line="264" w:lineRule="auto" w:after="40"/>
-              <w:jc w:val="left"/>
-            </w:pPr>
-            <w:r>
-              <w:rPr>
-                <w:rFonts w:ascii="Verdana" w:hAnsi="Verdana"/>
-                <w:b w:val="0"/>
-                <w:color w:val="182844"/>
-                <w:sz w:val="19"/>
-              </w:rPr>
-              <w:t>Error 50005; fila conservada</w:t>
-            </w:r>
-          </w:p>
-        </w:tc>
-        <w:tc>
-          <w:tcPr>
-            <w:tcW w:type="dxa" w:w="1474"/>
-            <w:vAlign w:val="center"/>
-            <w:tcBorders>
-              <w:top w:val="single" w:sz="4" w:color="D9D9D9"/>
-              <w:left w:val="single" w:sz="4" w:color="D9D9D9"/>
-              <w:bottom w:val="single" w:sz="4" w:color="D9D9D9"/>
-              <w:right w:val="single" w:sz="4" w:color="D9D9D9"/>
-            </w:tcBorders>
-            <w:tcMar>
-              <w:top w:w="80" w:type="dxa"/>
-              <w:left w:w="80" w:type="dxa"/>
-              <w:bottom w:w="80" w:type="dxa"/>
-              <w:right w:w="80" w:type="dxa"/>
-            </w:tcMar>
-          </w:tcPr>
-          <w:p>
-            <w:pPr>
-              <w:spacing w:line="264" w:lineRule="auto" w:after="40"/>
-              <w:jc w:val="left"/>
-            </w:pPr>
-            <w:r>
-              <w:rPr>
-                <w:rFonts w:ascii="Verdana" w:hAnsi="Verdana"/>
-                <w:b w:val="0"/>
-                <w:color w:val="182844"/>
-                <w:sz w:val="19"/>
-              </w:rPr>
-              <w:t>F32</w:t>
-            </w:r>
-          </w:p>
-        </w:tc>
-      </w:tr>
-      <w:tr>
-        <w:trPr>
-          <w:cantSplit/>
-        </w:trPr>
-        <w:tc>
-          <w:tcPr>
-            <w:tcW w:type="dxa" w:w="1928"/>
-            <w:vAlign w:val="center"/>
-            <w:tcBorders>
-              <w:top w:val="single" w:sz="4" w:color="D9D9D9"/>
-              <w:left w:val="single" w:sz="4" w:color="D9D9D9"/>
-              <w:bottom w:val="single" w:sz="4" w:color="D9D9D9"/>
-              <w:right w:val="single" w:sz="4" w:color="D9D9D9"/>
-            </w:tcBorders>
-            <w:tcMar>
-              <w:top w:w="80" w:type="dxa"/>
-              <w:left w:w="80" w:type="dxa"/>
-              <w:bottom w:w="80" w:type="dxa"/>
-              <w:right w:w="80" w:type="dxa"/>
-            </w:tcMar>
-            <w:shd w:fill="F3F5F8"/>
-          </w:tcPr>
-          <w:p>
-            <w:pPr>
-              <w:spacing w:line="264" w:lineRule="auto" w:after="40"/>
-              <w:jc w:val="left"/>
-            </w:pPr>
-            <w:r>
-              <w:rPr>
-                <w:rFonts w:ascii="Verdana" w:hAnsi="Verdana"/>
-                <w:b w:val="0"/>
-                <w:color w:val="182844"/>
-                <w:sz w:val="19"/>
-              </w:rPr>
-              <w:t>UPDATE precio nulo</w:t>
-            </w:r>
-          </w:p>
-        </w:tc>
-        <w:tc>
-          <w:tcPr>
-            <w:tcW w:type="dxa" w:w="2268"/>
-            <w:vAlign w:val="center"/>
-            <w:tcBorders>
-              <w:top w:val="single" w:sz="4" w:color="D9D9D9"/>
-              <w:left w:val="single" w:sz="4" w:color="D9D9D9"/>
-              <w:bottom w:val="single" w:sz="4" w:color="D9D9D9"/>
-              <w:right w:val="single" w:sz="4" w:color="D9D9D9"/>
-            </w:tcBorders>
-            <w:tcMar>
-              <w:top w:w="80" w:type="dxa"/>
-              <w:left w:w="80" w:type="dxa"/>
-              <w:bottom w:w="80" w:type="dxa"/>
-              <w:right w:w="80" w:type="dxa"/>
-            </w:tcMar>
-            <w:shd w:fill="F3F5F8"/>
-          </w:tcPr>
-          <w:p>
-            <w:pPr>
-              <w:spacing w:line="264" w:lineRule="auto" w:after="40"/>
-              <w:jc w:val="left"/>
-            </w:pPr>
-            <w:r>
-              <w:rPr>
-                <w:rFonts w:ascii="Verdana" w:hAnsi="Verdana"/>
-                <w:b w:val="0"/>
-                <w:color w:val="182844"/>
-                <w:sz w:val="19"/>
-              </w:rPr>
-              <w:t>Precio = NULL</w:t>
-            </w:r>
-          </w:p>
-        </w:tc>
-        <w:tc>
-          <w:tcPr>
-            <w:tcW w:type="dxa" w:w="3231"/>
-            <w:vAlign w:val="center"/>
-            <w:tcBorders>
-              <w:top w:val="single" w:sz="4" w:color="D9D9D9"/>
-              <w:left w:val="single" w:sz="4" w:color="D9D9D9"/>
-              <w:bottom w:val="single" w:sz="4" w:color="D9D9D9"/>
-              <w:right w:val="single" w:sz="4" w:color="D9D9D9"/>
-            </w:tcBorders>
-            <w:tcMar>
-              <w:top w:w="80" w:type="dxa"/>
-              <w:left w:w="80" w:type="dxa"/>
-              <w:bottom w:w="80" w:type="dxa"/>
-              <w:right w:w="80" w:type="dxa"/>
-            </w:tcMar>
-            <w:shd w:fill="F3F5F8"/>
-          </w:tcPr>
-          <w:p>
-            <w:pPr>
-              <w:spacing w:line="264" w:lineRule="auto" w:after="40"/>
-              <w:jc w:val="left"/>
-            </w:pPr>
-            <w:r>
-              <w:rPr>
-                <w:rFonts w:ascii="Verdana" w:hAnsi="Verdana"/>
-                <w:b w:val="0"/>
-                <w:color w:val="182844"/>
-                <w:sz w:val="19"/>
-              </w:rPr>
-              <w:t>Error 50005; fila conservada</w:t>
-            </w:r>
-          </w:p>
-        </w:tc>
-        <w:tc>
-          <w:tcPr>
-            <w:tcW w:type="dxa" w:w="1474"/>
-            <w:vAlign w:val="center"/>
-            <w:tcBorders>
-              <w:top w:val="single" w:sz="4" w:color="D9D9D9"/>
-              <w:left w:val="single" w:sz="4" w:color="D9D9D9"/>
-              <w:bottom w:val="single" w:sz="4" w:color="D9D9D9"/>
-              <w:right w:val="single" w:sz="4" w:color="D9D9D9"/>
-            </w:tcBorders>
-            <w:tcMar>
-              <w:top w:w="80" w:type="dxa"/>
-              <w:left w:w="80" w:type="dxa"/>
-              <w:bottom w:w="80" w:type="dxa"/>
-              <w:right w:w="80" w:type="dxa"/>
-            </w:tcMar>
-            <w:shd w:fill="F3F5F8"/>
-          </w:tcPr>
-          <w:p>
-            <w:pPr>
-              <w:spacing w:line="264" w:lineRule="auto" w:after="40"/>
-              <w:jc w:val="left"/>
-            </w:pPr>
-            <w:r>
-              <w:rPr>
-                <w:rFonts w:ascii="Verdana" w:hAnsi="Verdana"/>
-                <w:b w:val="0"/>
-                <w:color w:val="182844"/>
-                <w:sz w:val="19"/>
-              </w:rPr>
-              <w:t>F33</w:t>
-            </w:r>
-          </w:p>
-        </w:tc>
-      </w:tr>
-      <w:tr>
-        <w:trPr>
-          <w:cantSplit/>
-        </w:trPr>
-        <w:tc>
-          <w:tcPr>
-            <w:tcW w:type="dxa" w:w="1928"/>
-            <w:vAlign w:val="center"/>
-            <w:tcBorders>
-              <w:top w:val="single" w:sz="4" w:color="D9D9D9"/>
-              <w:left w:val="single" w:sz="4" w:color="D9D9D9"/>
-              <w:bottom w:val="single" w:sz="4" w:color="D9D9D9"/>
-              <w:right w:val="single" w:sz="4" w:color="D9D9D9"/>
-            </w:tcBorders>
-            <w:tcMar>
-              <w:top w:w="80" w:type="dxa"/>
-              <w:left w:w="80" w:type="dxa"/>
-              <w:bottom w:w="80" w:type="dxa"/>
-              <w:right w:w="80" w:type="dxa"/>
-            </w:tcMar>
-          </w:tcPr>
-          <w:p>
-            <w:pPr>
-              <w:spacing w:line="264" w:lineRule="auto" w:after="40"/>
-              <w:jc w:val="left"/>
-            </w:pPr>
-            <w:r>
-              <w:rPr>
-                <w:rFonts w:ascii="Verdana" w:hAnsi="Verdana"/>
-                <w:b w:val="0"/>
-                <w:color w:val="182844"/>
-                <w:sz w:val="19"/>
-              </w:rPr>
-              <w:t>UPDATE precio negativo</w:t>
-            </w:r>
-          </w:p>
-        </w:tc>
-        <w:tc>
-          <w:tcPr>
-            <w:tcW w:type="dxa" w:w="2268"/>
-            <w:vAlign w:val="center"/>
-            <w:tcBorders>
-              <w:top w:val="single" w:sz="4" w:color="D9D9D9"/>
-              <w:left w:val="single" w:sz="4" w:color="D9D9D9"/>
-              <w:bottom w:val="single" w:sz="4" w:color="D9D9D9"/>
-              <w:right w:val="single" w:sz="4" w:color="D9D9D9"/>
-            </w:tcBorders>
-            <w:tcMar>
-              <w:top w:w="80" w:type="dxa"/>
-              <w:left w:w="80" w:type="dxa"/>
-              <w:bottom w:w="80" w:type="dxa"/>
-              <w:right w:w="80" w:type="dxa"/>
-            </w:tcMar>
-          </w:tcPr>
-          <w:p>
-            <w:pPr>
-              <w:spacing w:line="264" w:lineRule="auto" w:after="40"/>
-              <w:jc w:val="left"/>
-            </w:pPr>
-            <w:r>
-              <w:rPr>
-                <w:rFonts w:ascii="Verdana" w:hAnsi="Verdana"/>
-                <w:b w:val="0"/>
-                <w:color w:val="182844"/>
-                <w:sz w:val="19"/>
-              </w:rPr>
-              <w:t>Precio = -1</w:t>
-            </w:r>
-          </w:p>
-        </w:tc>
-        <w:tc>
-          <w:tcPr>
-            <w:tcW w:type="dxa" w:w="3231"/>
-            <w:vAlign w:val="center"/>
-            <w:tcBorders>
-              <w:top w:val="single" w:sz="4" w:color="D9D9D9"/>
-              <w:left w:val="single" w:sz="4" w:color="D9D9D9"/>
-              <w:bottom w:val="single" w:sz="4" w:color="D9D9D9"/>
-              <w:right w:val="single" w:sz="4" w:color="D9D9D9"/>
-            </w:tcBorders>
-            <w:tcMar>
-              <w:top w:w="80" w:type="dxa"/>
-              <w:left w:w="80" w:type="dxa"/>
-              <w:bottom w:w="80" w:type="dxa"/>
-              <w:right w:w="80" w:type="dxa"/>
-            </w:tcMar>
-          </w:tcPr>
-          <w:p>
-            <w:pPr>
-              <w:spacing w:line="264" w:lineRule="auto" w:after="40"/>
-              <w:jc w:val="left"/>
-            </w:pPr>
-            <w:r>
-              <w:rPr>
-                <w:rFonts w:ascii="Verdana" w:hAnsi="Verdana"/>
-                <w:b w:val="0"/>
-                <w:color w:val="182844"/>
-                <w:sz w:val="19"/>
-              </w:rPr>
-              <w:t>Error 50005; fila conservada</w:t>
-            </w:r>
-          </w:p>
-        </w:tc>
-        <w:tc>
-          <w:tcPr>
-            <w:tcW w:type="dxa" w:w="1474"/>
-            <w:vAlign w:val="center"/>
-            <w:tcBorders>
-              <w:top w:val="single" w:sz="4" w:color="D9D9D9"/>
-              <w:left w:val="single" w:sz="4" w:color="D9D9D9"/>
-              <w:bottom w:val="single" w:sz="4" w:color="D9D9D9"/>
-              <w:right w:val="single" w:sz="4" w:color="D9D9D9"/>
-            </w:tcBorders>
-            <w:tcMar>
-              <w:top w:w="80" w:type="dxa"/>
-              <w:left w:w="80" w:type="dxa"/>
-              <w:bottom w:w="80" w:type="dxa"/>
-              <w:right w:w="80" w:type="dxa"/>
-            </w:tcMar>
-          </w:tcPr>
-          <w:p>
-            <w:pPr>
-              <w:spacing w:line="264" w:lineRule="auto" w:after="40"/>
-              <w:jc w:val="left"/>
-            </w:pPr>
-            <w:r>
-              <w:rPr>
-                <w:rFonts w:ascii="Verdana" w:hAnsi="Verdana"/>
-                <w:b w:val="0"/>
-                <w:color w:val="182844"/>
-                <w:sz w:val="19"/>
-              </w:rPr>
-              <w:t>F34</w:t>
-            </w:r>
-          </w:p>
-        </w:tc>
-      </w:tr>
-      <w:tr>
-        <w:trPr>
-          <w:cantSplit/>
-        </w:trPr>
-        <w:tc>
-          <w:tcPr>
-            <w:tcW w:type="dxa" w:w="1928"/>
-            <w:vAlign w:val="center"/>
-            <w:tcBorders>
-              <w:top w:val="single" w:sz="4" w:color="D9D9D9"/>
-              <w:left w:val="single" w:sz="4" w:color="D9D9D9"/>
-              <w:bottom w:val="single" w:sz="4" w:color="D9D9D9"/>
-              <w:right w:val="single" w:sz="4" w:color="D9D9D9"/>
-            </w:tcBorders>
-            <w:tcMar>
-              <w:top w:w="80" w:type="dxa"/>
-              <w:left w:w="80" w:type="dxa"/>
-              <w:bottom w:w="80" w:type="dxa"/>
-              <w:right w:w="80" w:type="dxa"/>
-            </w:tcMar>
-            <w:shd w:fill="F3F5F8"/>
-          </w:tcPr>
-          <w:p>
-            <w:pPr>
-              <w:spacing w:line="264" w:lineRule="auto" w:after="40"/>
-              <w:jc w:val="left"/>
-            </w:pPr>
-            <w:r>
-              <w:rPr>
-                <w:rFonts w:ascii="Verdana" w:hAnsi="Verdana"/>
-                <w:b w:val="0"/>
-                <w:color w:val="182844"/>
-                <w:sz w:val="19"/>
-              </w:rPr>
-              <w:t>Comprobación final</w:t>
-            </w:r>
-          </w:p>
-        </w:tc>
-        <w:tc>
-          <w:tcPr>
-            <w:tcW w:type="dxa" w:w="2268"/>
-            <w:vAlign w:val="center"/>
-            <w:tcBorders>
-              <w:top w:val="single" w:sz="4" w:color="D9D9D9"/>
-              <w:left w:val="single" w:sz="4" w:color="D9D9D9"/>
-              <w:bottom w:val="single" w:sz="4" w:color="D9D9D9"/>
-              <w:right w:val="single" w:sz="4" w:color="D9D9D9"/>
-            </w:tcBorders>
-            <w:tcMar>
-              <w:top w:w="80" w:type="dxa"/>
-              <w:left w:w="80" w:type="dxa"/>
-              <w:bottom w:w="80" w:type="dxa"/>
-              <w:right w:w="80" w:type="dxa"/>
-            </w:tcMar>
-            <w:shd w:fill="F3F5F8"/>
-          </w:tcPr>
-          <w:p>
-            <w:pPr>
-              <w:spacing w:line="264" w:lineRule="auto" w:after="40"/>
-              <w:jc w:val="left"/>
-            </w:pPr>
-            <w:r>
-              <w:rPr>
-                <w:rFonts w:ascii="Verdana" w:hAnsi="Verdana"/>
-                <w:b w:val="0"/>
-                <w:color w:val="182844"/>
-                <w:sz w:val="19"/>
-              </w:rPr>
-              <w:t>Recuentos con validación automática</w:t>
-            </w:r>
-          </w:p>
-        </w:tc>
-        <w:tc>
-          <w:tcPr>
-            <w:tcW w:type="dxa" w:w="3231"/>
-            <w:vAlign w:val="center"/>
-            <w:tcBorders>
-              <w:top w:val="single" w:sz="4" w:color="D9D9D9"/>
-              <w:left w:val="single" w:sz="4" w:color="D9D9D9"/>
-              <w:bottom w:val="single" w:sz="4" w:color="D9D9D9"/>
-              <w:right w:val="single" w:sz="4" w:color="D9D9D9"/>
-            </w:tcBorders>
-            <w:tcMar>
-              <w:top w:w="80" w:type="dxa"/>
-              <w:left w:w="80" w:type="dxa"/>
-              <w:bottom w:w="80" w:type="dxa"/>
-              <w:right w:w="80" w:type="dxa"/>
-            </w:tcMar>
-            <w:shd w:fill="F3F5F8"/>
-          </w:tcPr>
-          <w:p>
-            <w:pPr>
-              <w:spacing w:line="264" w:lineRule="auto" w:after="40"/>
-              <w:jc w:val="left"/>
-            </w:pPr>
-            <w:r>
-              <w:rPr>
-                <w:rFonts w:ascii="Verdana" w:hAnsi="Verdana"/>
-                <w:b w:val="0"/>
-                <w:color w:val="182844"/>
-                <w:sz w:val="19"/>
-              </w:rPr>
-              <w:t>0 productos, 4 INS, 4 DEL y 2 UPD</w:t>
-            </w:r>
-          </w:p>
-        </w:tc>
-        <w:tc>
-          <w:tcPr>
-            <w:tcW w:type="dxa" w:w="1474"/>
-            <w:vAlign w:val="center"/>
-            <w:tcBorders>
-              <w:top w:val="single" w:sz="4" w:color="D9D9D9"/>
-              <w:left w:val="single" w:sz="4" w:color="D9D9D9"/>
-              <w:bottom w:val="single" w:sz="4" w:color="D9D9D9"/>
-              <w:right w:val="single" w:sz="4" w:color="D9D9D9"/>
-            </w:tcBorders>
-            <w:tcMar>
-              <w:top w:w="80" w:type="dxa"/>
-              <w:left w:w="80" w:type="dxa"/>
-              <w:bottom w:w="80" w:type="dxa"/>
-              <w:right w:w="80" w:type="dxa"/>
-            </w:tcMar>
-            <w:shd w:fill="F3F5F8"/>
-          </w:tcPr>
-          <w:p>
-            <w:pPr>
-              <w:spacing w:line="264" w:lineRule="auto" w:after="40"/>
-              <w:jc w:val="left"/>
-            </w:pPr>
-            <w:r>
-              <w:rPr>
-                <w:rFonts w:ascii="Verdana" w:hAnsi="Verdana"/>
-                <w:b w:val="0"/>
-                <w:color w:val="182844"/>
-                <w:sz w:val="19"/>
-              </w:rPr>
-              <w:t>F35 / Figura 12</w:t>
+              <w:t>F35 / Figura 7</w:t>
             </w:r>
           </w:p>
         </w:tc>
@@ -6940,63 +3294,40 @@
     </w:tbl>
     <w:p>
       <w:pPr>
-        <w:spacing w:after="120"/>
+        <w:spacing w:after="120" w:line="276" w:lineRule="auto"/>
       </w:pPr>
     </w:p>
     <w:p>
       <w:pPr>
-        <w:spacing w:after="120"/>
+        <w:spacing w:after="120" w:line="276" w:lineRule="auto"/>
       </w:pPr>
       <w:r>
-        <w:t>Los casos con error esperado verificaron que el motor devolviera un código de validación entre 50001 y 50005. El ejecutor se detiene si no aparece el error previsto o si la causa no corresponde a un error SQL de validación. Las consultas posteriores permiten revisar que los rechazos no agregaron filas ni auditorías indebidas.</w:t>
+        <w:t>La prueba revertida no integra los recuentos finales. Otro producto usado para validar UPDATE sí fue confirmado y luego eliminado; su INS y DEL explican el cierre de cuatro acciones de cada tipo. No se probaron concurrencia ni fallos de infraestructura.</w:t>
       </w:r>
     </w:p>
     <w:p>
       <w:pPr>
-        <w:spacing w:after="120"/>
+        <w:pStyle w:val="Ttulo2"/>
+        <w:keepNext/>
+        <w:pageBreakBefore w:val="0"/>
+        <w:spacing w:after="120" w:line="276" w:lineRule="auto"/>
       </w:pPr>
       <w:r>
-        <w:t>El producto de la prueba con stock y precio cero se insertó dentro de una transacción y luego se revirtió. Por eso, su registro INS no forma parte del recuento final. En las validaciones adicionales de UPDATE se utilizó otro producto confirmado previamente; al terminar, se eliminó y quedaron registradas su alta y su baja. Esto explica que la serie ampliada finalice con cuatro INS y cuatro DEL, además de los dos UPD.</w:t>
+        <w:t>Claridad del código</w:t>
       </w:r>
     </w:p>
     <w:p>
       <w:pPr>
-        <w:spacing w:after="120"/>
+        <w:spacing w:after="120" w:line="276" w:lineRule="auto"/>
       </w:pPr>
       <w:r>
-        <w:t>La verificación final comprobó los recuentos y mostró «Verificaciones superadas.». La Figura 12 incluye la consulta y la salida. Las pruebas cubren los casos del ejercicio y las validaciones descritas; no se realizaron pruebas de concurrencia, fallos de conexión ni todos los errores posibles del motor.</w:t>
+        <w:t>Se utilizaron nombres descriptivos, esquema dbo, comentarios y SET NOCOUNT ON. Las restricciones CHECK respaldan las validaciones. La auditoría trabaja por conjuntos y el cursor permanece separado. Los scripts completos y las definiciones recuperadas se conservan para revisar la implementación.</w:t>
       </w:r>
     </w:p>
     <w:p>
       <w:pPr>
-        <w:pStyle w:val="Ttulo2"/>
-        <w:keepNext/>
-        <w:pageBreakBefore w:val="0"/>
-        <w:spacing w:after="120"/>
-      </w:pPr>
-      <w:r>
-        <w:t>Claridad del código y decisiones de implementación</w:t>
-      </w:r>
-    </w:p>
-    <w:p>
-      <w:pPr>
-        <w:spacing w:after="120"/>
-      </w:pPr>
-      <w:r>
-        <w:t>Los objetos se organizan en el esquema dbo y sus nombres describen la operación que realizan. Los comentarios explican la conservación de auditoría, la comparación de cambios y el uso académico del cursor. SET NOCOUNT ON evita mensajes de filas afectadas dentro de los objetos. Las validaciones también se respaldan con restricciones CHECK en Productos, de modo que no dependen únicamente de llamar a los procedimientos.</w:t>
-      </w:r>
-    </w:p>
-    <w:p>
-      <w:pPr>
-        <w:spacing w:after="120"/>
-      </w:pPr>
-      <w:r>
-        <w:t>La auditoría de múltiples filas se resuelve con consultas por conjuntos. El cursor se mantiene en un procedimiento separado y no interviene en el registro de altas, bajas o actualizaciones. El anexo de código distingue la implementación del caso de la ampliación propuesta a partir de la rúbrica.</w:t>
-      </w:r>
-    </w:p>
-    <w:p>
-      <w:pPr>
         <w:pStyle w:val="Ttulo1"/>
+        <w:pageBreakBefore/>
       </w:pPr>
       <w:bookmarkStart w:id="5" w:name="_Toc119486258"/>
       <w:bookmarkEnd w:id="5"/>
@@ -7006,26 +3337,26 @@
     </w:p>
     <w:p>
       <w:pPr>
-        <w:spacing w:after="120"/>
+        <w:spacing w:after="120" w:line="276" w:lineRule="auto"/>
       </w:pPr>
       <w:r>
-        <w:t>La solución permitió insertar y eliminar productos mediante procedimientos almacenados y registrar sus movimientos de forma automática. Las consultas mostraron que el historial se conserva después de una baja y que una operación con varias filas genera una auditoría por cada producto afectado. La ejecución ampliada terminó con los recuentos esperados y sin productos pendientes en la base de pruebas.</w:t>
+        <w:t>La solución registró altas y bajas mediante procedimientos y triggers, conservó el historial y rechazó los valores inválidos probados. La auditoría funcionó también con varias filas y terminó con cuatro INS, cuatro DEL y dos UPD.</w:t>
       </w:r>
     </w:p>
     <w:p>
       <w:pPr>
-        <w:spacing w:after="120"/>
+        <w:spacing w:after="120" w:line="276" w:lineRule="auto"/>
       </w:pPr>
       <w:r>
-        <w:t>La primera reflexión que deja este trabajo es que el manejo de errores debe comprobarse con datos inválidos, además de probar operaciones correctas. Un mensaje de inserción exitosa por sí solo no permite saber si las validaciones funcionan. Comparar los estados antes y después ayudó a distinguir una baja inexistente, un rechazo por parámetros y un cambio efectivamente registrado.</w:t>
+        <w:t>Mi primera reflexión es que una operación exitosa no basta para validar una solución. Comparar los estados antes y después y probar entradas incorrectas permitió comprobar qué cambió y qué debía permanecer igual.</w:t>
       </w:r>
     </w:p>
     <w:p>
       <w:pPr>
-        <w:spacing w:after="120"/>
+        <w:spacing w:after="120" w:line="276" w:lineRule="auto"/>
       </w:pPr>
       <w:r>
-        <w:t>La segunda reflexión es que una solución debe ajustarse al motor elegido. La mención BEFORE de la pauta requirió explicar el uso de INSTEAD OF en SQL Server. También fue necesario distinguir la demostración de un cursor de la forma más sencilla de consultar los productos. Para proyectar esta propuesta a un sistema real, ampliaría la información histórica de auditoría y evaluaría permisos y operaciones concurrentes, aspectos que quedan fuera de estas pruebas.</w:t>
+        <w:t>Mi segunda reflexión es que el diseño debe ajustarse al motor: en SQL Server se explicó INSTEAD OF. Queda pendiente evaluar concurrencia para un sistema real.</w:t>
       </w:r>
     </w:p>
     <w:p>
@@ -7033,7 +3364,7 @@
         <w:pStyle w:val="Ttulo1"/>
         <w:keepNext/>
         <w:pageBreakBefore/>
-        <w:spacing w:after="120"/>
+        <w:spacing w:after="120" w:line="276" w:lineRule="auto"/>
       </w:pPr>
       <w:r>
         <w:t>Referencias</w:t>
@@ -7041,7 +3372,7 @@
     </w:p>
     <w:p>
       <w:pPr>
-        <w:spacing w:after="120"/>
+        <w:spacing w:after="120" w:line="276" w:lineRule="auto"/>
       </w:pPr>
       <w:r>
         <w:rPr>
@@ -7052,7 +3383,7 @@
     </w:p>
     <w:p>
       <w:pPr>
-        <w:spacing w:after="120"/>
+        <w:spacing w:after="120" w:line="276" w:lineRule="auto"/>
       </w:pPr>
       <w:r>
         <w:rPr>
@@ -7063,7 +3394,7 @@
     </w:p>
     <w:p>
       <w:pPr>
-        <w:spacing w:after="120"/>
+        <w:spacing w:after="120" w:line="276" w:lineRule="auto"/>
       </w:pPr>
       <w:r>
         <w:rPr>
@@ -7074,7 +3405,7 @@
     </w:p>
     <w:p>
       <w:pPr>
-        <w:spacing w:after="120"/>
+        <w:spacing w:after="120" w:line="276" w:lineRule="auto"/>
       </w:pPr>
       <w:r>
         <w:rPr>
@@ -7088,7 +3419,7 @@
         <w:pStyle w:val="Ttulo2"/>
         <w:keepNext/>
         <w:pageBreakBefore w:val="0"/>
-        <w:spacing w:after="120"/>
+        <w:spacing w:after="120" w:line="276" w:lineRule="auto"/>
       </w:pPr>
       <w:r>
         <w:t>Asistencia utilizada</w:t>
@@ -7096,13 +3427,13 @@
     </w:p>
     <w:p>
       <w:pPr>
-        <w:spacing w:after="120"/>
+        <w:spacing w:after="120" w:line="276" w:lineRule="auto"/>
       </w:pPr>
       <w:r>
         <w:rPr>
           <w:sz w:val="20"/>
         </w:rPr>
-        <w:t>Se utilizó Codex como apoyo para organizar los requisitos, preparar el código, ejecutar las pruebas locales, capturar el visor de resultados y redactar el informe. Los resultados provienen de SQL Server y los productos utilizados son ficticios de prueba. La autoría académica del informe corresponde a Blas Pinto.</w:t>
+        <w:t>Se utilizó Codex para apoyar la preparación del código, ejecutar pruebas locales, capturar resultados y redactar el informe. Como referencia para organizar este apoyo, se propone una coordinación en la que Claude planifica, analiza errores y entrega instrucciones, y Codex ejecuta las tareas. El proyecto personal claude-work-mcp incorpora herramientas MCP para archivos, notas compartidas Codex–Claude, APIs configuradas y comandos permitidos. Su existencia no acredita que Claude o ese servidor hayan participado en esta ejecución. Repositorio: https://github.com/blaspinto5/claude-work-mcp. Los resultados SQL son reales y los productos son ficticios de prueba.</w:t>
       </w:r>
     </w:p>
     <w:p>
@@ -7110,7 +3441,7 @@
         <w:pStyle w:val="Ttulo1"/>
         <w:keepNext/>
         <w:pageBreakBefore/>
-        <w:spacing w:after="120"/>
+        <w:spacing w:after="120" w:line="276" w:lineRule="auto"/>
       </w:pPr>
       <w:r>
         <w:t>Anexo de código SQL</w:t>
@@ -7118,21 +3449,10 @@
     </w:p>
     <w:p>
       <w:pPr>
-        <w:spacing w:after="120"/>
+        <w:spacing w:after="120" w:line="276" w:lineRule="auto"/>
       </w:pPr>
       <w:r>
-        <w:t>Los dos scripts se ejecutan en el orden indicado sobre una base nueva y vacía. No deben repetirse sobre una base con estos objetos ya creados. GO separa los lotes de definición. A continuación se incluye el código utilizado en las pruebas, sin reemplazarlo por una versión distinta.</w:t>
-      </w:r>
-    </w:p>
-    <w:p>
-      <w:pPr>
-        <w:pStyle w:val="Ttulo2"/>
-        <w:keepNext/>
-        <w:pageBreakBefore w:val="0"/>
-        <w:spacing w:after="120"/>
-      </w:pPr>
-      <w:r>
-        <w:t>Implementación del caso</w:t>
+        <w:t>Los scripts completos se conservan en el repositorio, carpeta sql: https://github.com/blaspinto5/PRO202-Sumativa-Semana9-SQL/tree/main/sql. Se ejecutan 01_Implementacion.sql y luego 02_Ampliacion_rubrica.sql sobre una base nueva y vacía. Este anexo reproduce los triggers del caso; las definiciones completas y sus consultas de comprobación están vinculadas en la matriz.</w:t>
       </w:r>
     </w:p>
     <w:p>
@@ -7146,7 +3466,7 @@
           <w:color w:val="182844"/>
           <w:sz w:val="18"/>
         </w:rPr>
-        <w:t>-- Actividad semana 9. Ejecutar en una base exclusiva de pruebas.</w:t>
+        <w:t>CREATE TRIGGER dbo.trg_Auditoria_AltaProducto ON dbo.Productos AFTER INSERT</w:t>
       </w:r>
     </w:p>
     <w:p>
@@ -7160,7 +3480,7 @@
           <w:color w:val="182844"/>
           <w:sz w:val="18"/>
         </w:rPr>
-        <w:t>-- Las validaciones son decisiones de diseño, no reglas textuales del PDF.</w:t>
+        <w:t>AS</w:t>
       </w:r>
     </w:p>
     <w:p>
@@ -7174,7 +3494,7 @@
           <w:color w:val="182844"/>
           <w:sz w:val="18"/>
         </w:rPr>
-        <w:t>CREATE TABLE dbo.Productos (</w:t>
+        <w:t>BEGIN</w:t>
       </w:r>
     </w:p>
     <w:p>
@@ -7188,7 +3508,7 @@
           <w:color w:val="182844"/>
           <w:sz w:val="18"/>
         </w:rPr>
-        <w:t xml:space="preserve"> IdProducto INT PRIMARY KEY IDENTITY,</w:t>
+        <w:t xml:space="preserve"> SET NOCOUNT ON;</w:t>
       </w:r>
     </w:p>
     <w:p>
@@ -7202,7 +3522,7 @@
           <w:color w:val="182844"/>
           <w:sz w:val="18"/>
         </w:rPr>
-        <w:t xml:space="preserve"> Nombre NVARCHAR(100), Stock INT, Precio DECIMAL(10,2),</w:t>
+        <w:t xml:space="preserve"> INSERT dbo.AuditoriaInventario(IdProducto,Accion)</w:t>
       </w:r>
     </w:p>
     <w:p>
@@ -7216,7 +3536,7 @@
           <w:color w:val="182844"/>
           <w:sz w:val="18"/>
         </w:rPr>
-        <w:t xml:space="preserve"> CONSTRAINT CK_Productos_Nombre CHECK (Nombre IS NOT NULL AND </w:t>
+        <w:t xml:space="preserve"> SELECT IdProducto,'INS' FROM inserted;</w:t>
       </w:r>
     </w:p>
     <w:p>
@@ -7230,119 +3550,7 @@
           <w:color w:val="182844"/>
           <w:sz w:val="18"/>
         </w:rPr>
-        <w:t>LEN(LTRIM(RTRIM(Nombre))) &gt; 0),</w:t>
-      </w:r>
-    </w:p>
-    <w:p>
-      <w:pPr>
-        <w:keepNext w:val="0"/>
-        <w:spacing w:line="240" w:lineRule="auto" w:after="0"/>
-      </w:pPr>
-      <w:r>
-        <w:rPr>
-          <w:rFonts w:ascii="Consolas" w:hAnsi="Consolas"/>
-          <w:color w:val="182844"/>
-          <w:sz w:val="18"/>
-        </w:rPr>
-        <w:t xml:space="preserve"> CONSTRAINT CK_Productos_Stock CHECK (Stock IS NOT NULL AND Stock &gt;= 0),</w:t>
-      </w:r>
-    </w:p>
-    <w:p>
-      <w:pPr>
-        <w:keepNext w:val="0"/>
-        <w:spacing w:line="240" w:lineRule="auto" w:after="0"/>
-      </w:pPr>
-      <w:r>
-        <w:rPr>
-          <w:rFonts w:ascii="Consolas" w:hAnsi="Consolas"/>
-          <w:color w:val="182844"/>
-          <w:sz w:val="18"/>
-        </w:rPr>
-        <w:t xml:space="preserve"> CONSTRAINT CK_Productos_Precio CHECK (Precio IS NOT NULL AND Precio &gt;= 0)</w:t>
-      </w:r>
-    </w:p>
-    <w:p>
-      <w:pPr>
-        <w:keepNext w:val="0"/>
-        <w:spacing w:line="240" w:lineRule="auto" w:after="0"/>
-      </w:pPr>
-      <w:r>
-        <w:rPr>
-          <w:rFonts w:ascii="Consolas" w:hAnsi="Consolas"/>
-          <w:color w:val="182844"/>
-          <w:sz w:val="18"/>
-        </w:rPr>
-        <w:t>);</w:t>
-      </w:r>
-    </w:p>
-    <w:p>
-      <w:pPr>
-        <w:keepNext w:val="0"/>
-        <w:spacing w:line="240" w:lineRule="auto" w:after="0"/>
-      </w:pPr>
-      <w:r>
-        <w:rPr>
-          <w:rFonts w:ascii="Consolas" w:hAnsi="Consolas"/>
-          <w:color w:val="182844"/>
-          <w:sz w:val="18"/>
-        </w:rPr>
-        <w:t>CREATE TABLE dbo.AuditoriaInventario (</w:t>
-      </w:r>
-    </w:p>
-    <w:p>
-      <w:pPr>
-        <w:keepNext w:val="0"/>
-        <w:spacing w:line="240" w:lineRule="auto" w:after="0"/>
-      </w:pPr>
-      <w:r>
-        <w:rPr>
-          <w:rFonts w:ascii="Consolas" w:hAnsi="Consolas"/>
-          <w:color w:val="182844"/>
-          <w:sz w:val="18"/>
-        </w:rPr>
-        <w:t xml:space="preserve"> IdAuditoria INT PRIMARY KEY IDENTITY,</w:t>
-      </w:r>
-    </w:p>
-    <w:p>
-      <w:pPr>
-        <w:keepNext w:val="0"/>
-        <w:spacing w:line="240" w:lineRule="auto" w:after="0"/>
-      </w:pPr>
-      <w:r>
-        <w:rPr>
-          <w:rFonts w:ascii="Consolas" w:hAnsi="Consolas"/>
-          <w:color w:val="182844"/>
-          <w:sz w:val="18"/>
-        </w:rPr>
-        <w:t xml:space="preserve"> IdProducto INT, Accion NVARCHAR(10), Fecha DATETIME DEFAULT GETDATE()</w:t>
-      </w:r>
-    </w:p>
-    <w:p>
-      <w:pPr>
-        <w:keepNext w:val="0"/>
-        <w:spacing w:line="240" w:lineRule="auto" w:after="0"/>
-      </w:pPr>
-      <w:r>
-        <w:rPr>
-          <w:rFonts w:ascii="Consolas" w:hAnsi="Consolas"/>
-          <w:color w:val="182844"/>
-          <w:sz w:val="18"/>
-        </w:rPr>
-        <w:t>);</w:t>
-      </w:r>
-    </w:p>
-    <w:p>
-      <w:pPr>
-        <w:keepNext w:val="0"/>
-        <w:spacing w:line="240" w:lineRule="auto" w:after="0"/>
-      </w:pPr>
-      <w:r>
-        <w:rPr>
-          <w:rFonts w:ascii="Consolas" w:hAnsi="Consolas"/>
-          <w:color w:val="182844"/>
-          <w:sz w:val="18"/>
-        </w:rPr>
-        <w:t>-- Sin FK a Productos: la auditoría debe conservar las bajas.</w:t>
+        <w:t>END;</w:t>
       </w:r>
     </w:p>
     <w:p>
@@ -7370,21 +3578,7 @@
           <w:color w:val="182844"/>
           <w:sz w:val="18"/>
         </w:rPr>
-        <w:t>CREATE PROCEDURE dbo.sp_AltaProducto</w:t>
-      </w:r>
-    </w:p>
-    <w:p>
-      <w:pPr>
-        <w:keepNext w:val="0"/>
-        <w:spacing w:line="240" w:lineRule="auto" w:after="0"/>
-      </w:pPr>
-      <w:r>
-        <w:rPr>
-          <w:rFonts w:ascii="Consolas" w:hAnsi="Consolas"/>
-          <w:color w:val="182844"/>
-          <w:sz w:val="18"/>
-        </w:rPr>
-        <w:t xml:space="preserve"> @Nombre NVARCHAR(100), @Stock INT, @Precio DECIMAL(10,2)</w:t>
+        <w:t>CREATE TRIGGER dbo.trg_Auditoria_BajaProducto ON dbo.Productos AFTER DELETE</w:t>
       </w:r>
     </w:p>
     <w:p>
@@ -7440,7 +3634,7 @@
           <w:color w:val="182844"/>
           <w:sz w:val="18"/>
         </w:rPr>
-        <w:t xml:space="preserve"> BEGIN TRY</w:t>
+        <w:t xml:space="preserve"> INSERT dbo.AuditoriaInventario(IdProducto,Accion)</w:t>
       </w:r>
     </w:p>
     <w:p>
@@ -7454,147 +3648,7 @@
           <w:color w:val="182844"/>
           <w:sz w:val="18"/>
         </w:rPr>
-        <w:t xml:space="preserve">  IF @Nombre IS NULL OR LEN(LTRIM(RTRIM(@Nombre)))=0</w:t>
-      </w:r>
-    </w:p>
-    <w:p>
-      <w:pPr>
-        <w:keepNext w:val="0"/>
-        <w:spacing w:line="240" w:lineRule="auto" w:after="0"/>
-      </w:pPr>
-      <w:r>
-        <w:rPr>
-          <w:rFonts w:ascii="Consolas" w:hAnsi="Consolas"/>
-          <w:color w:val="182844"/>
-          <w:sz w:val="18"/>
-        </w:rPr>
-        <w:t xml:space="preserve">   THROW 50001, 'El nombre no puede estar vacío.', 1;</w:t>
-      </w:r>
-    </w:p>
-    <w:p>
-      <w:pPr>
-        <w:keepNext w:val="0"/>
-        <w:spacing w:line="240" w:lineRule="auto" w:after="0"/>
-      </w:pPr>
-      <w:r>
-        <w:rPr>
-          <w:rFonts w:ascii="Consolas" w:hAnsi="Consolas"/>
-          <w:color w:val="182844"/>
-          <w:sz w:val="18"/>
-        </w:rPr>
-        <w:t xml:space="preserve">  IF @Stock IS NULL OR @Stock &lt; 0 THROW 50002, 'El stock debe ser no negativo.', 1;</w:t>
-      </w:r>
-    </w:p>
-    <w:p>
-      <w:pPr>
-        <w:keepNext w:val="0"/>
-        <w:spacing w:line="240" w:lineRule="auto" w:after="0"/>
-      </w:pPr>
-      <w:r>
-        <w:rPr>
-          <w:rFonts w:ascii="Consolas" w:hAnsi="Consolas"/>
-          <w:color w:val="182844"/>
-          <w:sz w:val="18"/>
-        </w:rPr>
-        <w:t xml:space="preserve">  IF @Precio IS NULL OR @Precio &lt; 0 THROW 50003, 'El precio debe ser no negativo.', 1;</w:t>
-      </w:r>
-    </w:p>
-    <w:p>
-      <w:pPr>
-        <w:keepNext w:val="0"/>
-        <w:spacing w:line="240" w:lineRule="auto" w:after="0"/>
-      </w:pPr>
-      <w:r>
-        <w:rPr>
-          <w:rFonts w:ascii="Consolas" w:hAnsi="Consolas"/>
-          <w:color w:val="182844"/>
-          <w:sz w:val="18"/>
-        </w:rPr>
-        <w:t xml:space="preserve">  INSERT dbo.Productos(Nombre,Stock,Precio) VALUES(@Nombre,@Stock,@Precio);</w:t>
-      </w:r>
-    </w:p>
-    <w:p>
-      <w:pPr>
-        <w:keepNext w:val="0"/>
-        <w:spacing w:line="240" w:lineRule="auto" w:after="0"/>
-      </w:pPr>
-      <w:r>
-        <w:rPr>
-          <w:rFonts w:ascii="Consolas" w:hAnsi="Consolas"/>
-          <w:color w:val="182844"/>
-          <w:sz w:val="18"/>
-        </w:rPr>
-        <w:t xml:space="preserve">  PRINT 'Producto insertado correctamente.';</w:t>
-      </w:r>
-    </w:p>
-    <w:p>
-      <w:pPr>
-        <w:keepNext w:val="0"/>
-        <w:spacing w:line="240" w:lineRule="auto" w:after="0"/>
-      </w:pPr>
-      <w:r>
-        <w:rPr>
-          <w:rFonts w:ascii="Consolas" w:hAnsi="Consolas"/>
-          <w:color w:val="182844"/>
-          <w:sz w:val="18"/>
-        </w:rPr>
-        <w:t xml:space="preserve"> END TRY</w:t>
-      </w:r>
-    </w:p>
-    <w:p>
-      <w:pPr>
-        <w:keepNext w:val="0"/>
-        <w:spacing w:line="240" w:lineRule="auto" w:after="0"/>
-      </w:pPr>
-      <w:r>
-        <w:rPr>
-          <w:rFonts w:ascii="Consolas" w:hAnsi="Consolas"/>
-          <w:color w:val="182844"/>
-          <w:sz w:val="18"/>
-        </w:rPr>
-        <w:t xml:space="preserve"> BEGIN CATCH</w:t>
-      </w:r>
-    </w:p>
-    <w:p>
-      <w:pPr>
-        <w:keepNext w:val="0"/>
-        <w:spacing w:line="240" w:lineRule="auto" w:after="0"/>
-      </w:pPr>
-      <w:r>
-        <w:rPr>
-          <w:rFonts w:ascii="Consolas" w:hAnsi="Consolas"/>
-          <w:color w:val="182844"/>
-          <w:sz w:val="18"/>
-        </w:rPr>
-        <w:t xml:space="preserve">  PRINT 'Error al insertar el producto: ' + ERROR_MESSAGE();</w:t>
-      </w:r>
-    </w:p>
-    <w:p>
-      <w:pPr>
-        <w:keepNext w:val="0"/>
-        <w:spacing w:line="240" w:lineRule="auto" w:after="0"/>
-      </w:pPr>
-      <w:r>
-        <w:rPr>
-          <w:rFonts w:ascii="Consolas" w:hAnsi="Consolas"/>
-          <w:color w:val="182844"/>
-          <w:sz w:val="18"/>
-        </w:rPr>
-        <w:t xml:space="preserve">  THROW;</w:t>
-      </w:r>
-    </w:p>
-    <w:p>
-      <w:pPr>
-        <w:keepNext w:val="0"/>
-        <w:spacing w:line="240" w:lineRule="auto" w:after="0"/>
-      </w:pPr>
-      <w:r>
-        <w:rPr>
-          <w:rFonts w:ascii="Consolas" w:hAnsi="Consolas"/>
-          <w:color w:val="182844"/>
-          <w:sz w:val="18"/>
-        </w:rPr>
-        <w:t xml:space="preserve"> END CATCH</w:t>
+        <w:t xml:space="preserve"> SELECT IdProducto,'DEL' FROM deleted;</w:t>
       </w:r>
     </w:p>
     <w:p>
@@ -7627,1183 +3681,10 @@
     </w:p>
     <w:p>
       <w:pPr>
-        <w:keepNext w:val="0"/>
-        <w:spacing w:line="240" w:lineRule="auto" w:after="0"/>
-      </w:pPr>
-      <w:r>
-        <w:rPr>
-          <w:rFonts w:ascii="Consolas" w:hAnsi="Consolas"/>
-          <w:color w:val="182844"/>
-          <w:sz w:val="18"/>
-        </w:rPr>
-        <w:t>CREATE TRIGGER dbo.trg_Auditoria_AltaProducto ON dbo.Productos AFTER INSERT</w:t>
-      </w:r>
-    </w:p>
-    <w:p>
-      <w:pPr>
-        <w:keepNext w:val="0"/>
-        <w:spacing w:line="240" w:lineRule="auto" w:after="0"/>
-      </w:pPr>
-      <w:r>
-        <w:rPr>
-          <w:rFonts w:ascii="Consolas" w:hAnsi="Consolas"/>
-          <w:color w:val="182844"/>
-          <w:sz w:val="18"/>
-        </w:rPr>
-        <w:t>AS</w:t>
-      </w:r>
-    </w:p>
-    <w:p>
-      <w:pPr>
-        <w:keepNext w:val="0"/>
-        <w:spacing w:line="240" w:lineRule="auto" w:after="0"/>
-      </w:pPr>
-      <w:r>
-        <w:rPr>
-          <w:rFonts w:ascii="Consolas" w:hAnsi="Consolas"/>
-          <w:color w:val="182844"/>
-          <w:sz w:val="18"/>
-        </w:rPr>
-        <w:t>BEGIN</w:t>
-      </w:r>
-    </w:p>
-    <w:p>
-      <w:pPr>
-        <w:keepNext w:val="0"/>
-        <w:spacing w:line="240" w:lineRule="auto" w:after="0"/>
-      </w:pPr>
-      <w:r>
-        <w:rPr>
-          <w:rFonts w:ascii="Consolas" w:hAnsi="Consolas"/>
-          <w:color w:val="182844"/>
-          <w:sz w:val="18"/>
-        </w:rPr>
-        <w:t xml:space="preserve"> SET NOCOUNT ON;</w:t>
-      </w:r>
-    </w:p>
-    <w:p>
-      <w:pPr>
-        <w:keepNext w:val="0"/>
-        <w:spacing w:line="240" w:lineRule="auto" w:after="0"/>
-      </w:pPr>
-      <w:r>
-        <w:rPr>
-          <w:rFonts w:ascii="Consolas" w:hAnsi="Consolas"/>
-          <w:color w:val="182844"/>
-          <w:sz w:val="18"/>
-        </w:rPr>
-        <w:t xml:space="preserve"> INSERT dbo.AuditoriaInventario(IdProducto,Accion)</w:t>
-      </w:r>
-    </w:p>
-    <w:p>
-      <w:pPr>
-        <w:keepNext w:val="0"/>
-        <w:spacing w:line="240" w:lineRule="auto" w:after="0"/>
-      </w:pPr>
-      <w:r>
-        <w:rPr>
-          <w:rFonts w:ascii="Consolas" w:hAnsi="Consolas"/>
-          <w:color w:val="182844"/>
-          <w:sz w:val="18"/>
-        </w:rPr>
-        <w:t xml:space="preserve"> SELECT IdProducto,'INS' FROM inserted;</w:t>
-      </w:r>
-    </w:p>
-    <w:p>
-      <w:pPr>
-        <w:keepNext w:val="0"/>
-        <w:spacing w:line="240" w:lineRule="auto" w:after="0"/>
-      </w:pPr>
-      <w:r>
-        <w:rPr>
-          <w:rFonts w:ascii="Consolas" w:hAnsi="Consolas"/>
-          <w:color w:val="182844"/>
-          <w:sz w:val="18"/>
-        </w:rPr>
-        <w:t>END;</w:t>
-      </w:r>
-    </w:p>
-    <w:p>
-      <w:pPr>
-        <w:keepNext w:val="0"/>
-        <w:spacing w:line="240" w:lineRule="auto" w:after="0"/>
-      </w:pPr>
-      <w:r>
-        <w:rPr>
-          <w:rFonts w:ascii="Consolas" w:hAnsi="Consolas"/>
-          <w:color w:val="182844"/>
-          <w:sz w:val="18"/>
-        </w:rPr>
-        <w:t>GO</w:t>
-      </w:r>
-    </w:p>
-    <w:p>
-      <w:pPr>
-        <w:keepNext w:val="0"/>
-        <w:spacing w:line="240" w:lineRule="auto" w:after="0"/>
-      </w:pPr>
-      <w:r>
-        <w:rPr>
-          <w:rFonts w:ascii="Consolas" w:hAnsi="Consolas"/>
-          <w:color w:val="182844"/>
-          <w:sz w:val="18"/>
-        </w:rPr>
-        <w:t>CREATE TRIGGER dbo.trg_Auditoria_BajaProducto ON dbo.Productos AFTER DELETE</w:t>
-      </w:r>
-    </w:p>
-    <w:p>
-      <w:pPr>
-        <w:keepNext w:val="0"/>
-        <w:spacing w:line="240" w:lineRule="auto" w:after="0"/>
-      </w:pPr>
-      <w:r>
-        <w:rPr>
-          <w:rFonts w:ascii="Consolas" w:hAnsi="Consolas"/>
-          <w:color w:val="182844"/>
-          <w:sz w:val="18"/>
-        </w:rPr>
-        <w:t>AS</w:t>
-      </w:r>
-    </w:p>
-    <w:p>
-      <w:pPr>
-        <w:keepNext w:val="0"/>
-        <w:spacing w:line="240" w:lineRule="auto" w:after="0"/>
-      </w:pPr>
-      <w:r>
-        <w:rPr>
-          <w:rFonts w:ascii="Consolas" w:hAnsi="Consolas"/>
-          <w:color w:val="182844"/>
-          <w:sz w:val="18"/>
-        </w:rPr>
-        <w:t>BEGIN</w:t>
-      </w:r>
-    </w:p>
-    <w:p>
-      <w:pPr>
-        <w:keepNext w:val="0"/>
-        <w:spacing w:line="240" w:lineRule="auto" w:after="0"/>
-      </w:pPr>
-      <w:r>
-        <w:rPr>
-          <w:rFonts w:ascii="Consolas" w:hAnsi="Consolas"/>
-          <w:color w:val="182844"/>
-          <w:sz w:val="18"/>
-        </w:rPr>
-        <w:t xml:space="preserve"> SET NOCOUNT ON;</w:t>
-      </w:r>
-    </w:p>
-    <w:p>
-      <w:pPr>
-        <w:keepNext w:val="0"/>
-        <w:spacing w:line="240" w:lineRule="auto" w:after="0"/>
-      </w:pPr>
-      <w:r>
-        <w:rPr>
-          <w:rFonts w:ascii="Consolas" w:hAnsi="Consolas"/>
-          <w:color w:val="182844"/>
-          <w:sz w:val="18"/>
-        </w:rPr>
-        <w:t xml:space="preserve"> INSERT dbo.AuditoriaInventario(IdProducto,Accion)</w:t>
-      </w:r>
-    </w:p>
-    <w:p>
-      <w:pPr>
-        <w:keepNext w:val="0"/>
-        <w:spacing w:line="240" w:lineRule="auto" w:after="0"/>
-      </w:pPr>
-      <w:r>
-        <w:rPr>
-          <w:rFonts w:ascii="Consolas" w:hAnsi="Consolas"/>
-          <w:color w:val="182844"/>
-          <w:sz w:val="18"/>
-        </w:rPr>
-        <w:t xml:space="preserve"> SELECT IdProducto,'DEL' FROM deleted;</w:t>
-      </w:r>
-    </w:p>
-    <w:p>
-      <w:pPr>
-        <w:keepNext w:val="0"/>
-        <w:spacing w:line="240" w:lineRule="auto" w:after="0"/>
-      </w:pPr>
-      <w:r>
-        <w:rPr>
-          <w:rFonts w:ascii="Consolas" w:hAnsi="Consolas"/>
-          <w:color w:val="182844"/>
-          <w:sz w:val="18"/>
-        </w:rPr>
-        <w:t>END;</w:t>
-      </w:r>
-    </w:p>
-    <w:p>
-      <w:pPr>
-        <w:keepNext w:val="0"/>
-        <w:spacing w:line="240" w:lineRule="auto" w:after="0"/>
-      </w:pPr>
-      <w:r>
-        <w:rPr>
-          <w:rFonts w:ascii="Consolas" w:hAnsi="Consolas"/>
-          <w:color w:val="182844"/>
-          <w:sz w:val="18"/>
-        </w:rPr>
-        <w:t>GO</w:t>
-      </w:r>
-    </w:p>
-    <w:p>
-      <w:pPr>
-        <w:keepNext w:val="0"/>
-        <w:spacing w:line="240" w:lineRule="auto" w:after="0"/>
-      </w:pPr>
-      <w:r>
-        <w:rPr>
-          <w:rFonts w:ascii="Consolas" w:hAnsi="Consolas"/>
-          <w:color w:val="182844"/>
-          <w:sz w:val="18"/>
-        </w:rPr>
-        <w:t>CREATE PROCEDURE dbo.sp_BajaProducto @IdProducto INT</w:t>
-      </w:r>
-    </w:p>
-    <w:p>
-      <w:pPr>
-        <w:keepNext w:val="0"/>
-        <w:spacing w:line="240" w:lineRule="auto" w:after="0"/>
-      </w:pPr>
-      <w:r>
-        <w:rPr>
-          <w:rFonts w:ascii="Consolas" w:hAnsi="Consolas"/>
-          <w:color w:val="182844"/>
-          <w:sz w:val="18"/>
-        </w:rPr>
-        <w:t>AS</w:t>
-      </w:r>
-    </w:p>
-    <w:p>
-      <w:pPr>
-        <w:keepNext w:val="0"/>
-        <w:spacing w:line="240" w:lineRule="auto" w:after="0"/>
-      </w:pPr>
-      <w:r>
-        <w:rPr>
-          <w:rFonts w:ascii="Consolas" w:hAnsi="Consolas"/>
-          <w:color w:val="182844"/>
-          <w:sz w:val="18"/>
-        </w:rPr>
-        <w:t>BEGIN</w:t>
-      </w:r>
-    </w:p>
-    <w:p>
-      <w:pPr>
-        <w:keepNext w:val="0"/>
-        <w:spacing w:line="240" w:lineRule="auto" w:after="0"/>
-      </w:pPr>
-      <w:r>
-        <w:rPr>
-          <w:rFonts w:ascii="Consolas" w:hAnsi="Consolas"/>
-          <w:color w:val="182844"/>
-          <w:sz w:val="18"/>
-        </w:rPr>
-        <w:t xml:space="preserve"> SET NOCOUNT ON;</w:t>
-      </w:r>
-    </w:p>
-    <w:p>
-      <w:pPr>
-        <w:keepNext w:val="0"/>
-        <w:spacing w:line="240" w:lineRule="auto" w:after="0"/>
-      </w:pPr>
-      <w:r>
-        <w:rPr>
-          <w:rFonts w:ascii="Consolas" w:hAnsi="Consolas"/>
-          <w:color w:val="182844"/>
-          <w:sz w:val="18"/>
-        </w:rPr>
-        <w:t xml:space="preserve"> BEGIN TRY</w:t>
-      </w:r>
-    </w:p>
-    <w:p>
-      <w:pPr>
-        <w:keepNext w:val="0"/>
-        <w:spacing w:line="240" w:lineRule="auto" w:after="0"/>
-      </w:pPr>
-      <w:r>
-        <w:rPr>
-          <w:rFonts w:ascii="Consolas" w:hAnsi="Consolas"/>
-          <w:color w:val="182844"/>
-          <w:sz w:val="18"/>
-        </w:rPr>
-        <w:t xml:space="preserve">  IF @IdProducto IS NULL OR @IdProducto &lt;= 0</w:t>
-      </w:r>
-    </w:p>
-    <w:p>
-      <w:pPr>
-        <w:keepNext w:val="0"/>
-        <w:spacing w:line="240" w:lineRule="auto" w:after="0"/>
-      </w:pPr>
-      <w:r>
-        <w:rPr>
-          <w:rFonts w:ascii="Consolas" w:hAnsi="Consolas"/>
-          <w:color w:val="182844"/>
-          <w:sz w:val="18"/>
-        </w:rPr>
-        <w:t xml:space="preserve">   THROW 50004, 'El identificador debe ser positivo.', 1;</w:t>
-      </w:r>
-    </w:p>
-    <w:p>
-      <w:pPr>
-        <w:keepNext w:val="0"/>
-        <w:spacing w:line="240" w:lineRule="auto" w:after="0"/>
-      </w:pPr>
-      <w:r>
-        <w:rPr>
-          <w:rFonts w:ascii="Consolas" w:hAnsi="Consolas"/>
-          <w:color w:val="182844"/>
-          <w:sz w:val="18"/>
-        </w:rPr>
-        <w:t xml:space="preserve">  -- DELETE y @@ROWCOUNT evitan separar la comprobación de la operación.</w:t>
-      </w:r>
-    </w:p>
-    <w:p>
-      <w:pPr>
-        <w:keepNext w:val="0"/>
-        <w:spacing w:line="240" w:lineRule="auto" w:after="0"/>
-      </w:pPr>
-      <w:r>
-        <w:rPr>
-          <w:rFonts w:ascii="Consolas" w:hAnsi="Consolas"/>
-          <w:color w:val="182844"/>
-          <w:sz w:val="18"/>
-        </w:rPr>
-        <w:t xml:space="preserve">  DELETE dbo.Productos WHERE IdProducto=@IdProducto;</w:t>
-      </w:r>
-    </w:p>
-    <w:p>
-      <w:pPr>
-        <w:keepNext w:val="0"/>
-        <w:spacing w:line="240" w:lineRule="auto" w:after="0"/>
-      </w:pPr>
-      <w:r>
-        <w:rPr>
-          <w:rFonts w:ascii="Consolas" w:hAnsi="Consolas"/>
-          <w:color w:val="182844"/>
-          <w:sz w:val="18"/>
-        </w:rPr>
-        <w:t xml:space="preserve">  IF @@ROWCOUNT=0 PRINT 'Producto no existe.';</w:t>
-      </w:r>
-    </w:p>
-    <w:p>
-      <w:pPr>
-        <w:keepNext w:val="0"/>
-        <w:spacing w:line="240" w:lineRule="auto" w:after="0"/>
-      </w:pPr>
-      <w:r>
-        <w:rPr>
-          <w:rFonts w:ascii="Consolas" w:hAnsi="Consolas"/>
-          <w:color w:val="182844"/>
-          <w:sz w:val="18"/>
-        </w:rPr>
-        <w:t xml:space="preserve">  ELSE PRINT 'Producto eliminado correctamente.';</w:t>
-      </w:r>
-    </w:p>
-    <w:p>
-      <w:pPr>
-        <w:keepNext w:val="0"/>
-        <w:spacing w:line="240" w:lineRule="auto" w:after="0"/>
-      </w:pPr>
-      <w:r>
-        <w:rPr>
-          <w:rFonts w:ascii="Consolas" w:hAnsi="Consolas"/>
-          <w:color w:val="182844"/>
-          <w:sz w:val="18"/>
-        </w:rPr>
-        <w:t xml:space="preserve"> END TRY</w:t>
-      </w:r>
-    </w:p>
-    <w:p>
-      <w:pPr>
-        <w:keepNext w:val="0"/>
-        <w:spacing w:line="240" w:lineRule="auto" w:after="0"/>
-      </w:pPr>
-      <w:r>
-        <w:rPr>
-          <w:rFonts w:ascii="Consolas" w:hAnsi="Consolas"/>
-          <w:color w:val="182844"/>
-          <w:sz w:val="18"/>
-        </w:rPr>
-        <w:t xml:space="preserve"> BEGIN CATCH</w:t>
-      </w:r>
-    </w:p>
-    <w:p>
-      <w:pPr>
-        <w:keepNext w:val="0"/>
-        <w:spacing w:line="240" w:lineRule="auto" w:after="0"/>
-      </w:pPr>
-      <w:r>
-        <w:rPr>
-          <w:rFonts w:ascii="Consolas" w:hAnsi="Consolas"/>
-          <w:color w:val="182844"/>
-          <w:sz w:val="18"/>
-        </w:rPr>
-        <w:t xml:space="preserve">  PRINT 'Error al eliminar el producto: ' + ERROR_MESSAGE();</w:t>
-      </w:r>
-    </w:p>
-    <w:p>
-      <w:pPr>
-        <w:keepNext w:val="0"/>
-        <w:spacing w:line="240" w:lineRule="auto" w:after="0"/>
-      </w:pPr>
-      <w:r>
-        <w:rPr>
-          <w:rFonts w:ascii="Consolas" w:hAnsi="Consolas"/>
-          <w:color w:val="182844"/>
-          <w:sz w:val="18"/>
-        </w:rPr>
-        <w:t xml:space="preserve">  THROW;</w:t>
-      </w:r>
-    </w:p>
-    <w:p>
-      <w:pPr>
-        <w:keepNext w:val="0"/>
-        <w:spacing w:line="240" w:lineRule="auto" w:after="0"/>
-      </w:pPr>
-      <w:r>
-        <w:rPr>
-          <w:rFonts w:ascii="Consolas" w:hAnsi="Consolas"/>
-          <w:color w:val="182844"/>
-          <w:sz w:val="18"/>
-        </w:rPr>
-        <w:t xml:space="preserve"> END CATCH</w:t>
-      </w:r>
-    </w:p>
-    <w:p>
-      <w:pPr>
-        <w:keepNext w:val="0"/>
-        <w:spacing w:line="240" w:lineRule="auto" w:after="0"/>
-      </w:pPr>
-      <w:r>
-        <w:rPr>
-          <w:rFonts w:ascii="Consolas" w:hAnsi="Consolas"/>
-          <w:color w:val="182844"/>
-          <w:sz w:val="18"/>
-        </w:rPr>
-        <w:t>END;</w:t>
-      </w:r>
-    </w:p>
-    <w:p>
-      <w:pPr>
-        <w:keepNext w:val="0"/>
-        <w:spacing w:line="240" w:lineRule="auto" w:after="0"/>
-      </w:pPr>
-      <w:r>
-        <w:rPr>
-          <w:rFonts w:ascii="Consolas" w:hAnsi="Consolas"/>
-          <w:color w:val="182844"/>
-          <w:sz w:val="18"/>
-        </w:rPr>
-        <w:t>GO</w:t>
-      </w:r>
-    </w:p>
-    <w:p>
-      <w:pPr>
-        <w:pStyle w:val="Ttulo2"/>
-        <w:keepNext/>
-        <w:pageBreakBefore w:val="0"/>
-        <w:spacing w:after="120"/>
-      </w:pPr>
-      <w:r>
-        <w:t>Ampliación para actualización y cursor</w:t>
-      </w:r>
-    </w:p>
-    <w:p>
-      <w:pPr>
-        <w:keepNext w:val="0"/>
-        <w:spacing w:line="240" w:lineRule="auto" w:after="0"/>
-      </w:pPr>
-      <w:r>
-        <w:rPr>
-          <w:rFonts w:ascii="Consolas" w:hAnsi="Consolas"/>
-          <w:color w:val="182844"/>
-          <w:sz w:val="18"/>
-        </w:rPr>
-        <w:t>-- Ampliación propuesta para cubrir menciones de la rúbrica.</w:t>
-      </w:r>
-    </w:p>
-    <w:p>
-      <w:pPr>
-        <w:keepNext w:val="0"/>
-        <w:spacing w:line="240" w:lineRule="auto" w:after="0"/>
-      </w:pPr>
-      <w:r>
-        <w:rPr>
-          <w:rFonts w:ascii="Consolas" w:hAnsi="Consolas"/>
-          <w:color w:val="182844"/>
-          <w:sz w:val="18"/>
-        </w:rPr>
-        <w:t>-- INSTEAD OF reemplaza la operación; no es un trigger BEFORE.</w:t>
-      </w:r>
-    </w:p>
-    <w:p>
-      <w:pPr>
-        <w:keepNext w:val="0"/>
-        <w:spacing w:line="240" w:lineRule="auto" w:after="0"/>
-      </w:pPr>
-      <w:r>
-        <w:rPr>
-          <w:rFonts w:ascii="Consolas" w:hAnsi="Consolas"/>
-          <w:color w:val="182844"/>
-          <w:sz w:val="18"/>
-        </w:rPr>
-        <w:t>CREATE TRIGGER dbo.trg_Validar_Actualizacion ON dbo.Productos INSTEAD OF UPDATE</w:t>
-      </w:r>
-    </w:p>
-    <w:p>
-      <w:pPr>
-        <w:keepNext w:val="0"/>
-        <w:spacing w:line="240" w:lineRule="auto" w:after="0"/>
-      </w:pPr>
-      <w:r>
-        <w:rPr>
-          <w:rFonts w:ascii="Consolas" w:hAnsi="Consolas"/>
-          <w:color w:val="182844"/>
-          <w:sz w:val="18"/>
-        </w:rPr>
-        <w:t>AS</w:t>
-      </w:r>
-    </w:p>
-    <w:p>
-      <w:pPr>
-        <w:keepNext w:val="0"/>
-        <w:spacing w:line="240" w:lineRule="auto" w:after="0"/>
-      </w:pPr>
-      <w:r>
-        <w:rPr>
-          <w:rFonts w:ascii="Consolas" w:hAnsi="Consolas"/>
-          <w:color w:val="182844"/>
-          <w:sz w:val="18"/>
-        </w:rPr>
-        <w:t>BEGIN</w:t>
-      </w:r>
-    </w:p>
-    <w:p>
-      <w:pPr>
-        <w:keepNext w:val="0"/>
-        <w:spacing w:line="240" w:lineRule="auto" w:after="0"/>
-      </w:pPr>
-      <w:r>
-        <w:rPr>
-          <w:rFonts w:ascii="Consolas" w:hAnsi="Consolas"/>
-          <w:color w:val="182844"/>
-          <w:sz w:val="18"/>
-        </w:rPr>
-        <w:t xml:space="preserve"> SET NOCOUNT ON;</w:t>
-      </w:r>
-    </w:p>
-    <w:p>
-      <w:pPr>
-        <w:keepNext w:val="0"/>
-        <w:spacing w:line="240" w:lineRule="auto" w:after="0"/>
-      </w:pPr>
-      <w:r>
-        <w:rPr>
-          <w:rFonts w:ascii="Consolas" w:hAnsi="Consolas"/>
-          <w:color w:val="182844"/>
-          <w:sz w:val="18"/>
-        </w:rPr>
-        <w:t xml:space="preserve"> IF EXISTS(SELECT 1 FROM inserted WHERE Nombre IS NULL OR LEN(LTRIM(RTRIM(Nombre)))=0</w:t>
-      </w:r>
-    </w:p>
-    <w:p>
-      <w:pPr>
-        <w:keepNext w:val="0"/>
-        <w:spacing w:line="240" w:lineRule="auto" w:after="0"/>
-      </w:pPr>
-      <w:r>
-        <w:rPr>
-          <w:rFonts w:ascii="Consolas" w:hAnsi="Consolas"/>
-          <w:color w:val="182844"/>
-          <w:sz w:val="18"/>
-        </w:rPr>
-        <w:t xml:space="preserve">  OR Stock IS NULL OR Stock&lt;0 OR Precio IS NULL OR Precio&lt;0)</w:t>
-      </w:r>
-    </w:p>
-    <w:p>
-      <w:pPr>
-        <w:keepNext w:val="0"/>
-        <w:spacing w:line="240" w:lineRule="auto" w:after="0"/>
-      </w:pPr>
-      <w:r>
-        <w:rPr>
-          <w:rFonts w:ascii="Consolas" w:hAnsi="Consolas"/>
-          <w:color w:val="182844"/>
-          <w:sz w:val="18"/>
-        </w:rPr>
-        <w:t xml:space="preserve">  THROW 50005, 'Actualización rechazada: nombre, stock o precio inválidos.', 1;</w:t>
-      </w:r>
-    </w:p>
-    <w:p>
-      <w:pPr>
-        <w:keepNext w:val="0"/>
-        <w:spacing w:line="240" w:lineRule="auto" w:after="0"/>
-      </w:pPr>
-      <w:r>
-        <w:rPr>
-          <w:rFonts w:ascii="Consolas" w:hAnsi="Consolas"/>
-          <w:color w:val="182844"/>
-          <w:sz w:val="18"/>
-        </w:rPr>
-        <w:t xml:space="preserve"> UPDATE p SET Nombre=i.Nombre, Stock=i.Stock, Precio=i.Precio</w:t>
-      </w:r>
-    </w:p>
-    <w:p>
-      <w:pPr>
-        <w:keepNext w:val="0"/>
-        <w:spacing w:line="240" w:lineRule="auto" w:after="0"/>
-      </w:pPr>
-      <w:r>
-        <w:rPr>
-          <w:rFonts w:ascii="Consolas" w:hAnsi="Consolas"/>
-          <w:color w:val="182844"/>
-          <w:sz w:val="18"/>
-        </w:rPr>
-        <w:t xml:space="preserve"> FROM dbo.Productos p JOIN inserted i ON p.IdProducto=i.IdProducto;</w:t>
-      </w:r>
-    </w:p>
-    <w:p>
-      <w:pPr>
-        <w:keepNext w:val="0"/>
-        <w:spacing w:line="240" w:lineRule="auto" w:after="0"/>
-      </w:pPr>
-      <w:r>
-        <w:rPr>
-          <w:rFonts w:ascii="Consolas" w:hAnsi="Consolas"/>
-          <w:color w:val="182844"/>
-          <w:sz w:val="18"/>
-        </w:rPr>
-        <w:t>END;</w:t>
-      </w:r>
-    </w:p>
-    <w:p>
-      <w:pPr>
-        <w:keepNext w:val="0"/>
-        <w:spacing w:line="240" w:lineRule="auto" w:after="0"/>
-      </w:pPr>
-      <w:r>
-        <w:rPr>
-          <w:rFonts w:ascii="Consolas" w:hAnsi="Consolas"/>
-          <w:color w:val="182844"/>
-          <w:sz w:val="18"/>
-        </w:rPr>
-        <w:t>GO</w:t>
-      </w:r>
-    </w:p>
-    <w:p>
-      <w:pPr>
-        <w:keepNext w:val="0"/>
-        <w:spacing w:line="240" w:lineRule="auto" w:after="0"/>
-      </w:pPr>
-      <w:r>
-        <w:rPr>
-          <w:rFonts w:ascii="Consolas" w:hAnsi="Consolas"/>
-          <w:color w:val="182844"/>
-          <w:sz w:val="18"/>
-        </w:rPr>
-        <w:t>CREATE TRIGGER dbo.trg_Auditoria_ActualizarProducto ON dbo.Productos AFTER UPDATE</w:t>
-      </w:r>
-    </w:p>
-    <w:p>
-      <w:pPr>
-        <w:keepNext w:val="0"/>
-        <w:spacing w:line="240" w:lineRule="auto" w:after="0"/>
-      </w:pPr>
-      <w:r>
-        <w:rPr>
-          <w:rFonts w:ascii="Consolas" w:hAnsi="Consolas"/>
-          <w:color w:val="182844"/>
-          <w:sz w:val="18"/>
-        </w:rPr>
-        <w:t>AS</w:t>
-      </w:r>
-    </w:p>
-    <w:p>
-      <w:pPr>
-        <w:keepNext w:val="0"/>
-        <w:spacing w:line="240" w:lineRule="auto" w:after="0"/>
-      </w:pPr>
-      <w:r>
-        <w:rPr>
-          <w:rFonts w:ascii="Consolas" w:hAnsi="Consolas"/>
-          <w:color w:val="182844"/>
-          <w:sz w:val="18"/>
-        </w:rPr>
-        <w:t>BEGIN</w:t>
-      </w:r>
-    </w:p>
-    <w:p>
-      <w:pPr>
-        <w:keepNext w:val="0"/>
-        <w:spacing w:line="240" w:lineRule="auto" w:after="0"/>
-      </w:pPr>
-      <w:r>
-        <w:rPr>
-          <w:rFonts w:ascii="Consolas" w:hAnsi="Consolas"/>
-          <w:color w:val="182844"/>
-          <w:sz w:val="18"/>
-        </w:rPr>
-        <w:t xml:space="preserve"> SET NOCOUNT ON;</w:t>
-      </w:r>
-    </w:p>
-    <w:p>
-      <w:pPr>
-        <w:keepNext w:val="0"/>
-        <w:spacing w:line="240" w:lineRule="auto" w:after="0"/>
-      </w:pPr>
-      <w:r>
-        <w:rPr>
-          <w:rFonts w:ascii="Consolas" w:hAnsi="Consolas"/>
-          <w:color w:val="182844"/>
-          <w:sz w:val="18"/>
-        </w:rPr>
-        <w:t xml:space="preserve"> -- Condicional: no registrar una actualización sin cambios efectivos.</w:t>
-      </w:r>
-    </w:p>
-    <w:p>
-      <w:pPr>
-        <w:keepNext w:val="0"/>
-        <w:spacing w:line="240" w:lineRule="auto" w:after="0"/>
-      </w:pPr>
-      <w:r>
-        <w:rPr>
-          <w:rFonts w:ascii="Consolas" w:hAnsi="Consolas"/>
-          <w:color w:val="182844"/>
-          <w:sz w:val="18"/>
-        </w:rPr>
-        <w:t xml:space="preserve"> INSERT dbo.AuditoriaInventario(IdProducto,Accion)</w:t>
-      </w:r>
-    </w:p>
-    <w:p>
-      <w:pPr>
-        <w:keepNext w:val="0"/>
-        <w:spacing w:line="240" w:lineRule="auto" w:after="0"/>
-      </w:pPr>
-      <w:r>
-        <w:rPr>
-          <w:rFonts w:ascii="Consolas" w:hAnsi="Consolas"/>
-          <w:color w:val="182844"/>
-          <w:sz w:val="18"/>
-        </w:rPr>
-        <w:t xml:space="preserve"> SELECT i.IdProducto,'UPD' FROM inserted i JOIN deleted d ON i.IdProducto=d.IdProducto</w:t>
-      </w:r>
-    </w:p>
-    <w:p>
-      <w:pPr>
-        <w:keepNext w:val="0"/>
-        <w:spacing w:line="240" w:lineRule="auto" w:after="0"/>
-      </w:pPr>
-      <w:r>
-        <w:rPr>
-          <w:rFonts w:ascii="Consolas" w:hAnsi="Consolas"/>
-          <w:color w:val="182844"/>
-          <w:sz w:val="18"/>
-        </w:rPr>
-        <w:t xml:space="preserve"> WHERE i.Nombre&lt;&gt;d.Nombre OR i.Stock&lt;&gt;d.Stock OR i.Precio&lt;&gt;d.Precio;</w:t>
-      </w:r>
-    </w:p>
-    <w:p>
-      <w:pPr>
-        <w:keepNext w:val="0"/>
-        <w:spacing w:line="240" w:lineRule="auto" w:after="0"/>
-      </w:pPr>
-      <w:r>
-        <w:rPr>
-          <w:rFonts w:ascii="Consolas" w:hAnsi="Consolas"/>
-          <w:color w:val="182844"/>
-          <w:sz w:val="18"/>
-        </w:rPr>
-        <w:t>END;</w:t>
-      </w:r>
-    </w:p>
-    <w:p>
-      <w:pPr>
-        <w:keepNext w:val="0"/>
-        <w:spacing w:line="240" w:lineRule="auto" w:after="0"/>
-      </w:pPr>
-      <w:r>
-        <w:rPr>
-          <w:rFonts w:ascii="Consolas" w:hAnsi="Consolas"/>
-          <w:color w:val="182844"/>
-          <w:sz w:val="18"/>
-        </w:rPr>
-        <w:t>GO</w:t>
-      </w:r>
-    </w:p>
-    <w:p>
-      <w:pPr>
-        <w:keepNext w:val="0"/>
-        <w:spacing w:line="240" w:lineRule="auto" w:after="0"/>
-      </w:pPr>
-      <w:r>
-        <w:rPr>
-          <w:rFonts w:ascii="Consolas" w:hAnsi="Consolas"/>
-          <w:color w:val="182844"/>
-          <w:sz w:val="18"/>
-        </w:rPr>
-        <w:t>CREATE PROCEDURE dbo.sp_ConsultarInventarioCursor</w:t>
-      </w:r>
-    </w:p>
-    <w:p>
-      <w:pPr>
-        <w:keepNext w:val="0"/>
-        <w:spacing w:line="240" w:lineRule="auto" w:after="0"/>
-      </w:pPr>
-      <w:r>
-        <w:rPr>
-          <w:rFonts w:ascii="Consolas" w:hAnsi="Consolas"/>
-          <w:color w:val="182844"/>
-          <w:sz w:val="18"/>
-        </w:rPr>
-        <w:t>AS</w:t>
-      </w:r>
-    </w:p>
-    <w:p>
-      <w:pPr>
-        <w:keepNext w:val="0"/>
-        <w:spacing w:line="240" w:lineRule="auto" w:after="0"/>
-      </w:pPr>
-      <w:r>
-        <w:rPr>
-          <w:rFonts w:ascii="Consolas" w:hAnsi="Consolas"/>
-          <w:color w:val="182844"/>
-          <w:sz w:val="18"/>
-        </w:rPr>
-        <w:t>BEGIN</w:t>
-      </w:r>
-    </w:p>
-    <w:p>
-      <w:pPr>
-        <w:keepNext w:val="0"/>
-        <w:spacing w:line="240" w:lineRule="auto" w:after="0"/>
-      </w:pPr>
-      <w:r>
-        <w:rPr>
-          <w:rFonts w:ascii="Consolas" w:hAnsi="Consolas"/>
-          <w:color w:val="182844"/>
-          <w:sz w:val="18"/>
-        </w:rPr>
-        <w:t xml:space="preserve"> SET NOCOUNT ON;</w:t>
-      </w:r>
-    </w:p>
-    <w:p>
-      <w:pPr>
-        <w:keepNext w:val="0"/>
-        <w:spacing w:line="240" w:lineRule="auto" w:after="0"/>
-      </w:pPr>
-      <w:r>
-        <w:rPr>
-          <w:rFonts w:ascii="Consolas" w:hAnsi="Consolas"/>
-          <w:color w:val="182844"/>
-          <w:sz w:val="18"/>
-        </w:rPr>
-        <w:t xml:space="preserve"> DECLARE @Id INT,@Nombre NVARCHAR(100),@Stock INT;</w:t>
-      </w:r>
-    </w:p>
-    <w:p>
-      <w:pPr>
-        <w:keepNext w:val="0"/>
-        <w:spacing w:line="240" w:lineRule="auto" w:after="0"/>
-      </w:pPr>
-      <w:r>
-        <w:rPr>
-          <w:rFonts w:ascii="Consolas" w:hAnsi="Consolas"/>
-          <w:color w:val="182844"/>
-          <w:sz w:val="18"/>
-        </w:rPr>
-        <w:t xml:space="preserve"> -- Demostración académica de recorrido. Para listar inventario se prefiere SELECT.</w:t>
-      </w:r>
-    </w:p>
-    <w:p>
-      <w:pPr>
-        <w:keepNext w:val="0"/>
-        <w:spacing w:line="240" w:lineRule="auto" w:after="0"/>
-      </w:pPr>
-      <w:r>
-        <w:rPr>
-          <w:rFonts w:ascii="Consolas" w:hAnsi="Consolas"/>
-          <w:color w:val="182844"/>
-          <w:sz w:val="18"/>
-        </w:rPr>
-        <w:t xml:space="preserve"> DECLARE inventario CURSOR LOCAL FAST_FORWARD FOR</w:t>
-      </w:r>
-    </w:p>
-    <w:p>
-      <w:pPr>
-        <w:keepNext w:val="0"/>
-        <w:spacing w:line="240" w:lineRule="auto" w:after="0"/>
-      </w:pPr>
-      <w:r>
-        <w:rPr>
-          <w:rFonts w:ascii="Consolas" w:hAnsi="Consolas"/>
-          <w:color w:val="182844"/>
-          <w:sz w:val="18"/>
-        </w:rPr>
-        <w:t xml:space="preserve"> SELECT IdProducto,Nombre,Stock FROM dbo.Productos ORDER BY IdProducto;</w:t>
-      </w:r>
-    </w:p>
-    <w:p>
-      <w:pPr>
-        <w:keepNext w:val="0"/>
-        <w:spacing w:line="240" w:lineRule="auto" w:after="0"/>
-      </w:pPr>
-      <w:r>
-        <w:rPr>
-          <w:rFonts w:ascii="Consolas" w:hAnsi="Consolas"/>
-          <w:color w:val="182844"/>
-          <w:sz w:val="18"/>
-        </w:rPr>
-        <w:t xml:space="preserve"> BEGIN TRY</w:t>
-      </w:r>
-    </w:p>
-    <w:p>
-      <w:pPr>
-        <w:keepNext w:val="0"/>
-        <w:spacing w:line="240" w:lineRule="auto" w:after="0"/>
-      </w:pPr>
-      <w:r>
-        <w:rPr>
-          <w:rFonts w:ascii="Consolas" w:hAnsi="Consolas"/>
-          <w:color w:val="182844"/>
-          <w:sz w:val="18"/>
-        </w:rPr>
-        <w:t xml:space="preserve">  OPEN inventario;</w:t>
-      </w:r>
-    </w:p>
-    <w:p>
-      <w:pPr>
-        <w:keepNext w:val="0"/>
-        <w:spacing w:line="240" w:lineRule="auto" w:after="0"/>
-      </w:pPr>
-      <w:r>
-        <w:rPr>
-          <w:rFonts w:ascii="Consolas" w:hAnsi="Consolas"/>
-          <w:color w:val="182844"/>
-          <w:sz w:val="18"/>
-        </w:rPr>
-        <w:t xml:space="preserve">  FETCH NEXT FROM inventario INTO @Id,@Nombre,@Stock;</w:t>
-      </w:r>
-    </w:p>
-    <w:p>
-      <w:pPr>
-        <w:keepNext w:val="0"/>
-        <w:spacing w:line="240" w:lineRule="auto" w:after="0"/>
-      </w:pPr>
-      <w:r>
-        <w:rPr>
-          <w:rFonts w:ascii="Consolas" w:hAnsi="Consolas"/>
-          <w:color w:val="182844"/>
-          <w:sz w:val="18"/>
-        </w:rPr>
-        <w:t xml:space="preserve">  WHILE @@FETCH_STATUS=0</w:t>
-      </w:r>
-    </w:p>
-    <w:p>
-      <w:pPr>
-        <w:keepNext w:val="0"/>
-        <w:spacing w:line="240" w:lineRule="auto" w:after="0"/>
-      </w:pPr>
-      <w:r>
-        <w:rPr>
-          <w:rFonts w:ascii="Consolas" w:hAnsi="Consolas"/>
-          <w:color w:val="182844"/>
-          <w:sz w:val="18"/>
-        </w:rPr>
-        <w:t xml:space="preserve">  BEGIN</w:t>
-      </w:r>
-    </w:p>
-    <w:p>
-      <w:pPr>
-        <w:keepNext w:val="0"/>
-        <w:spacing w:line="240" w:lineRule="auto" w:after="0"/>
-      </w:pPr>
-      <w:r>
-        <w:rPr>
-          <w:rFonts w:ascii="Consolas" w:hAnsi="Consolas"/>
-          <w:color w:val="182844"/>
-          <w:sz w:val="18"/>
-        </w:rPr>
-        <w:t xml:space="preserve">   PRINT CONCAT('ID=',@Id,'; Nombre=',@Nombre,'; Stock=',@Stock);</w:t>
-      </w:r>
-    </w:p>
-    <w:p>
-      <w:pPr>
-        <w:keepNext w:val="0"/>
-        <w:spacing w:line="240" w:lineRule="auto" w:after="0"/>
-      </w:pPr>
-      <w:r>
-        <w:rPr>
-          <w:rFonts w:ascii="Consolas" w:hAnsi="Consolas"/>
-          <w:color w:val="182844"/>
-          <w:sz w:val="18"/>
-        </w:rPr>
-        <w:t xml:space="preserve">   FETCH NEXT FROM inventario INTO @Id,@Nombre,@Stock;</w:t>
-      </w:r>
-    </w:p>
-    <w:p>
-      <w:pPr>
-        <w:keepNext w:val="0"/>
-        <w:spacing w:line="240" w:lineRule="auto" w:after="0"/>
-      </w:pPr>
-      <w:r>
-        <w:rPr>
-          <w:rFonts w:ascii="Consolas" w:hAnsi="Consolas"/>
-          <w:color w:val="182844"/>
-          <w:sz w:val="18"/>
-        </w:rPr>
-        <w:t xml:space="preserve">  END;</w:t>
-      </w:r>
-    </w:p>
-    <w:p>
-      <w:pPr>
-        <w:keepNext w:val="0"/>
-        <w:spacing w:line="240" w:lineRule="auto" w:after="0"/>
-      </w:pPr>
-      <w:r>
-        <w:rPr>
-          <w:rFonts w:ascii="Consolas" w:hAnsi="Consolas"/>
-          <w:color w:val="182844"/>
-          <w:sz w:val="18"/>
-        </w:rPr>
-        <w:t xml:space="preserve">  CLOSE inventario;</w:t>
-      </w:r>
-    </w:p>
-    <w:p>
-      <w:pPr>
-        <w:keepNext w:val="0"/>
-        <w:spacing w:line="240" w:lineRule="auto" w:after="0"/>
-      </w:pPr>
-      <w:r>
-        <w:rPr>
-          <w:rFonts w:ascii="Consolas" w:hAnsi="Consolas"/>
-          <w:color w:val="182844"/>
-          <w:sz w:val="18"/>
-        </w:rPr>
-        <w:t xml:space="preserve">  DEALLOCATE inventario;</w:t>
-      </w:r>
-    </w:p>
-    <w:p>
-      <w:pPr>
-        <w:keepNext w:val="0"/>
-        <w:spacing w:line="240" w:lineRule="auto" w:after="0"/>
-      </w:pPr>
-      <w:r>
-        <w:rPr>
-          <w:rFonts w:ascii="Consolas" w:hAnsi="Consolas"/>
-          <w:color w:val="182844"/>
-          <w:sz w:val="18"/>
-        </w:rPr>
-        <w:t xml:space="preserve"> END TRY</w:t>
-      </w:r>
-    </w:p>
-    <w:p>
-      <w:pPr>
-        <w:keepNext w:val="0"/>
-        <w:spacing w:line="240" w:lineRule="auto" w:after="0"/>
-      </w:pPr>
-      <w:r>
-        <w:rPr>
-          <w:rFonts w:ascii="Consolas" w:hAnsi="Consolas"/>
-          <w:color w:val="182844"/>
-          <w:sz w:val="18"/>
-        </w:rPr>
-        <w:t xml:space="preserve"> BEGIN CATCH</w:t>
-      </w:r>
-    </w:p>
-    <w:p>
-      <w:pPr>
-        <w:keepNext w:val="0"/>
-        <w:spacing w:line="240" w:lineRule="auto" w:after="0"/>
-      </w:pPr>
-      <w:r>
-        <w:rPr>
-          <w:rFonts w:ascii="Consolas" w:hAnsi="Consolas"/>
-          <w:color w:val="182844"/>
-          <w:sz w:val="18"/>
-        </w:rPr>
-        <w:t xml:space="preserve">  IF CURSOR_STATUS('local','inventario')&gt;=0 CLOSE inventario;</w:t>
-      </w:r>
-    </w:p>
-    <w:p>
-      <w:pPr>
-        <w:keepNext w:val="0"/>
-        <w:spacing w:line="240" w:lineRule="auto" w:after="0"/>
-      </w:pPr>
-      <w:r>
-        <w:rPr>
-          <w:rFonts w:ascii="Consolas" w:hAnsi="Consolas"/>
-          <w:color w:val="182844"/>
-          <w:sz w:val="18"/>
-        </w:rPr>
-        <w:t xml:space="preserve">  IF CURSOR_STATUS('local','inventario')&gt;=-1 DEALLOCATE inventario;</w:t>
-      </w:r>
-    </w:p>
-    <w:p>
-      <w:pPr>
-        <w:keepNext w:val="0"/>
-        <w:spacing w:line="240" w:lineRule="auto" w:after="0"/>
-      </w:pPr>
-      <w:r>
-        <w:rPr>
-          <w:rFonts w:ascii="Consolas" w:hAnsi="Consolas"/>
-          <w:color w:val="182844"/>
-          <w:sz w:val="18"/>
-        </w:rPr>
-        <w:t xml:space="preserve">  THROW;</w:t>
-      </w:r>
-    </w:p>
-    <w:p>
-      <w:pPr>
-        <w:keepNext w:val="0"/>
-        <w:spacing w:line="240" w:lineRule="auto" w:after="0"/>
-      </w:pPr>
-      <w:r>
-        <w:rPr>
-          <w:rFonts w:ascii="Consolas" w:hAnsi="Consolas"/>
-          <w:color w:val="182844"/>
-          <w:sz w:val="18"/>
-        </w:rPr>
-        <w:t xml:space="preserve"> END CATCH</w:t>
-      </w:r>
-    </w:p>
-    <w:p>
-      <w:pPr>
-        <w:keepNext w:val="0"/>
-        <w:spacing w:line="240" w:lineRule="auto" w:after="0"/>
-      </w:pPr>
-      <w:r>
-        <w:rPr>
-          <w:rFonts w:ascii="Consolas" w:hAnsi="Consolas"/>
-          <w:color w:val="182844"/>
-          <w:sz w:val="18"/>
-        </w:rPr>
-        <w:t>END;</w:t>
-      </w:r>
-    </w:p>
-    <w:p>
-      <w:pPr>
-        <w:keepNext w:val="0"/>
-        <w:spacing w:line="240" w:lineRule="auto" w:after="0"/>
-      </w:pPr>
-      <w:r>
-        <w:rPr>
-          <w:rFonts w:ascii="Consolas" w:hAnsi="Consolas"/>
-          <w:color w:val="182844"/>
-          <w:sz w:val="18"/>
-        </w:rPr>
-        <w:t>GO</w:t>
-      </w:r>
-    </w:p>
-    <w:p>
-      <w:pPr>
         <w:pStyle w:val="Ttulo1"/>
         <w:keepNext/>
         <w:pageBreakBefore/>
-        <w:spacing w:after="120"/>
+        <w:spacing w:after="120" w:line="276" w:lineRule="auto"/>
       </w:pPr>
       <w:r>
         <w:t>Anexo de evidencias</w:t>
@@ -8811,26 +3692,21 @@
     </w:p>
     <w:p>
       <w:pPr>
-        <w:spacing w:after="120"/>
+        <w:spacing w:after="120" w:line="276" w:lineRule="auto"/>
       </w:pPr>
       <w:r>
-        <w:t>Las siguientes capturas muestran las pruebas principales. Cada figura conserva el ID del registro Fxx y, cuando corresponde, se divide en partes. Son capturas de un visor local de resultados de SQL Server obtenidas el 9 de octubre de 2026 a partir de la ejecución del 8 de octubre. Se eliminaron únicamente los márgenes vacíos de las copias para lectura; las capturas completas se conservaron.</w:t>
+        <w:rPr>
+          <w:sz w:val="20"/>
+        </w:rPr>
+        <w:t>Selección de capturas auténticas del visor local. Los ID Fxx remiten al registro completo y las 57 capturas del repositorio; las copias de lectura solo recortan márgenes vacíos.</w:t>
       </w:r>
     </w:p>
     <w:p>
       <w:pPr>
-        <w:spacing w:after="120"/>
-      </w:pPr>
-      <w:r>
-        <w:t>El registro de evidencias contiene 35 conjuntos y 57 capturas paginadas de la serie inicial. La matriz de verificación documenta también las pruebas complementarias que no se repiten como imágenes en este anexo. El repositorio del proyecto conserva el registro completo, los archivos SQL y todas las capturas.</w:t>
-      </w:r>
-    </w:p>
-    <w:p>
-      <w:pPr>
         <w:pStyle w:val="Ttulo2"/>
         <w:keepNext/>
-        <w:pageBreakBefore/>
-        <w:spacing w:after="120"/>
+        <w:pageBreakBefore w:val="0"/>
+        <w:spacing w:after="120" w:line="276" w:lineRule="auto"/>
       </w:pPr>
       <w:r>
         <w:t>Figura 1 Alta de producto y auditoría INS</w:t>
@@ -8839,7 +3715,7 @@
     <w:p>
       <w:pPr>
         <w:keepNext/>
-        <w:spacing w:after="120"/>
+        <w:spacing w:after="120" w:line="276" w:lineRule="auto"/>
       </w:pPr>
       <w:r>
         <w:rPr>
@@ -8857,7 +3733,7 @@
       <w:r>
         <w:drawing>
           <wp:inline xmlns:a="http://schemas.openxmlformats.org/drawingml/2006/main" xmlns:pic="http://schemas.openxmlformats.org/drawingml/2006/picture">
-            <wp:extent cx="4980287" cy="5508000"/>
+            <wp:extent cx="4166514" cy="4607999"/>
             <wp:docPr id="20" name="Picture 20" descr="Alta de producto y auditoría INS. Parte 1 de 1."/>
             <wp:cNvGraphicFramePr>
               <a:graphicFrameLocks noChangeAspect="1"/>
@@ -8878,7 +3754,7 @@
                   <pic:spPr>
                     <a:xfrm>
                       <a:off x="0" y="0"/>
-                      <a:ext cx="4980287" cy="5508000"/>
+                      <a:ext cx="4166514" cy="4607999"/>
                     </a:xfrm>
                     <a:prstGeom prst="rect"/>
                   </pic:spPr>
@@ -8906,7 +3782,7 @@
         <w:pStyle w:val="Ttulo2"/>
         <w:keepNext/>
         <w:pageBreakBefore/>
-        <w:spacing w:after="120"/>
+        <w:spacing w:after="120" w:line="276" w:lineRule="auto"/>
       </w:pPr>
       <w:r>
         <w:t>Figura 2 Baja de producto y auditoría DEL</w:t>
@@ -8915,7 +3791,7 @@
     <w:p>
       <w:pPr>
         <w:keepNext/>
-        <w:spacing w:after="120"/>
+        <w:spacing w:after="120" w:line="276" w:lineRule="auto"/>
       </w:pPr>
       <w:r>
         <w:rPr>
@@ -8982,7 +3858,7 @@
         <w:pStyle w:val="Ttulo2"/>
         <w:keepNext/>
         <w:pageBreakBefore/>
-        <w:spacing w:after="120"/>
+        <w:spacing w:after="120" w:line="276" w:lineRule="auto"/>
       </w:pPr>
       <w:r>
         <w:t>Figura 3 Baja con identificador inexistente</w:t>
@@ -8991,7 +3867,7 @@
     <w:p>
       <w:pPr>
         <w:keepNext/>
-        <w:spacing w:after="120"/>
+        <w:spacing w:after="120" w:line="276" w:lineRule="auto"/>
       </w:pPr>
       <w:r>
         <w:rPr>
@@ -9058,7 +3934,7 @@
         <w:pStyle w:val="Ttulo2"/>
         <w:keepNext/>
         <w:pageBreakBefore/>
-        <w:spacing w:after="120"/>
+        <w:spacing w:after="120" w:line="276" w:lineRule="auto"/>
       </w:pPr>
       <w:r>
         <w:t>Figura 4 Verificación de triggers</w:t>
@@ -9067,7 +3943,7 @@
     <w:p>
       <w:pPr>
         <w:keepNext/>
-        <w:spacing w:after="120"/>
+        <w:spacing w:after="120" w:line="276" w:lineRule="auto"/>
       </w:pPr>
       <w:r>
         <w:rPr>
@@ -9134,7 +4010,7 @@
         <w:pStyle w:val="Ttulo2"/>
         <w:keepNext/>
         <w:pageBreakBefore/>
-        <w:spacing w:after="120"/>
+        <w:spacing w:after="120" w:line="276" w:lineRule="auto"/>
       </w:pPr>
       <w:r>
         <w:t>Figura 5 Excepciones de alta y baja</w:t>
@@ -9143,7 +4019,7 @@
     <w:p>
       <w:pPr>
         <w:keepNext/>
-        <w:spacing w:after="120"/>
+        <w:spacing w:after="120" w:line="276" w:lineRule="auto"/>
       </w:pPr>
       <w:r>
         <w:rPr>
@@ -9210,7 +4086,7 @@
         <w:pStyle w:val="Ttulo2"/>
         <w:keepNext/>
         <w:pageBreakBefore/>
-        <w:spacing w:after="120"/>
+        <w:spacing w:after="120" w:line="276" w:lineRule="auto"/>
       </w:pPr>
       <w:r>
         <w:t>Figura 5 Excepciones de alta y baja</w:t>
@@ -9219,7 +4095,7 @@
     <w:p>
       <w:pPr>
         <w:keepNext/>
-        <w:spacing w:after="120"/>
+        <w:spacing w:after="120" w:line="276" w:lineRule="auto"/>
       </w:pPr>
       <w:r>
         <w:rPr>
@@ -9286,92 +4162,16 @@
         <w:pStyle w:val="Ttulo2"/>
         <w:keepNext/>
         <w:pageBreakBefore/>
-        <w:spacing w:after="120"/>
+        <w:spacing w:after="120" w:line="276" w:lineRule="auto"/>
       </w:pPr>
       <w:r>
-        <w:t>Figura 6 Inserción de varias filas</w:t>
+        <w:t>Figura 6 Cursor con productos</w:t>
       </w:r>
     </w:p>
     <w:p>
       <w:pPr>
         <w:keepNext/>
-        <w:spacing w:after="120"/>
-      </w:pPr>
-      <w:r>
-        <w:rPr>
-          <w:sz w:val="20"/>
-        </w:rPr>
-        <w:t>Dos productos nuevos generan dos registros INS adicionales.</w:t>
-      </w:r>
-    </w:p>
-    <w:p>
-      <w:pPr>
-        <w:keepNext/>
-        <w:spacing w:after="80" w:line="240" w:lineRule="auto"/>
-        <w:jc w:val="center"/>
-      </w:pPr>
-      <w:r>
-        <w:drawing>
-          <wp:inline xmlns:a="http://schemas.openxmlformats.org/drawingml/2006/main" xmlns:pic="http://schemas.openxmlformats.org/drawingml/2006/picture">
-            <wp:extent cx="4908011" cy="5507999"/>
-            <wp:docPr id="26" name="Picture 26" descr="Inserción de varias filas. Parte 1 de 1."/>
-            <wp:cNvGraphicFramePr>
-              <a:graphicFrameLocks noChangeAspect="1"/>
-            </wp:cNvGraphicFramePr>
-            <a:graphic>
-              <a:graphicData uri="http://schemas.openxmlformats.org/drawingml/2006/picture">
-                <pic:pic>
-                  <pic:nvPicPr>
-                    <pic:cNvPr id="0" name="F14_Insercion_multiple_P01.jpg"/>
-                    <pic:cNvPicPr/>
-                  </pic:nvPicPr>
-                  <pic:blipFill>
-                    <a:blip r:embed="rId23"/>
-                    <a:stretch>
-                      <a:fillRect/>
-                    </a:stretch>
-                  </pic:blipFill>
-                  <pic:spPr>
-                    <a:xfrm>
-                      <a:off x="0" y="0"/>
-                      <a:ext cx="4908011" cy="5507999"/>
-                    </a:xfrm>
-                    <a:prstGeom prst="rect"/>
-                  </pic:spPr>
-                </pic:pic>
-              </a:graphicData>
-            </a:graphic>
-          </wp:inline>
-        </w:drawing>
-      </w:r>
-    </w:p>
-    <w:p>
-      <w:pPr>
-        <w:spacing w:after="120" w:line="264" w:lineRule="auto"/>
-        <w:jc w:val="left"/>
-      </w:pPr>
-      <w:r>
-        <w:rPr>
-          <w:sz w:val="18"/>
-        </w:rPr>
-        <w:t>Figura 6. Inserción de varias filas. Evidencia F14, parte 1/1. Fuente: ejecución SQL del 8 de octubre de 2026, visor local capturado el 9 de octubre de 2026.</w:t>
-      </w:r>
-    </w:p>
-    <w:p>
-      <w:pPr>
-        <w:pStyle w:val="Ttulo2"/>
-        <w:keepNext/>
-        <w:pageBreakBefore/>
-        <w:spacing w:after="120"/>
-      </w:pPr>
-      <w:r>
-        <w:t>Figura 7 Cursor con productos</w:t>
-      </w:r>
-    </w:p>
-    <w:p>
-      <w:pPr>
-        <w:keepNext/>
-        <w:spacing w:after="120"/>
+        <w:spacing w:after="120" w:line="276" w:lineRule="auto"/>
       </w:pPr>
       <w:r>
         <w:rPr>
@@ -9390,7 +4190,7 @@
         <w:drawing>
           <wp:inline xmlns:a="http://schemas.openxmlformats.org/drawingml/2006/main" xmlns:pic="http://schemas.openxmlformats.org/drawingml/2006/picture">
             <wp:extent cx="5514079" cy="5508000"/>
-            <wp:docPr id="27" name="Picture 27" descr="Cursor con productos. Parte 1 de 1."/>
+            <wp:docPr id="26" name="Picture 26" descr="Cursor con productos. Parte 1 de 1."/>
             <wp:cNvGraphicFramePr>
               <a:graphicFrameLocks noChangeAspect="1"/>
             </wp:cNvGraphicFramePr>
@@ -9402,7 +4202,7 @@
                     <pic:cNvPicPr/>
                   </pic:nvPicPr>
                   <pic:blipFill>
-                    <a:blip r:embed="rId24"/>
+                    <a:blip r:embed="rId23"/>
                     <a:stretch>
                       <a:fillRect/>
                     </a:stretch>
@@ -9430,7 +4230,7 @@
         <w:rPr>
           <w:sz w:val="18"/>
         </w:rPr>
-        <w:t>Figura 7. Cursor con productos. Evidencia F15, parte 1/1. Fuente: ejecución SQL del 8 de octubre de 2026, visor local capturado el 9 de octubre de 2026.</w:t>
+        <w:t>Figura 6. Cursor con productos. Evidencia F15, parte 1/1. Fuente: ejecución SQL del 8 de octubre de 2026, visor local capturado el 9 de octubre de 2026.</w:t>
       </w:r>
     </w:p>
     <w:p>
@@ -9438,548 +4238,16 @@
         <w:pStyle w:val="Ttulo2"/>
         <w:keepNext/>
         <w:pageBreakBefore/>
-        <w:spacing w:after="120"/>
+        <w:spacing w:after="120" w:line="276" w:lineRule="auto"/>
       </w:pPr>
       <w:r>
-        <w:t>Figura 8 Actualización válida</w:t>
+        <w:t>Figura 7 Comprobación final</w:t>
       </w:r>
     </w:p>
     <w:p>
       <w:pPr>
         <w:keepNext/>
-        <w:spacing w:after="120"/>
-      </w:pPr>
-      <w:r>
-        <w:rPr>
-          <w:sz w:val="20"/>
-        </w:rPr>
-        <w:t>Los stocks pasan a 4 y 6; se registran dos acciones UPD.</w:t>
-      </w:r>
-    </w:p>
-    <w:p>
-      <w:pPr>
-        <w:keepNext/>
-        <w:spacing w:after="80" w:line="240" w:lineRule="auto"/>
-        <w:jc w:val="center"/>
-      </w:pPr>
-      <w:r>
-        <w:drawing>
-          <wp:inline xmlns:a="http://schemas.openxmlformats.org/drawingml/2006/main" xmlns:pic="http://schemas.openxmlformats.org/drawingml/2006/picture">
-            <wp:extent cx="4686450" cy="5508000"/>
-            <wp:docPr id="28" name="Picture 28" descr="Actualización válida. Parte 1 de 2."/>
-            <wp:cNvGraphicFramePr>
-              <a:graphicFrameLocks noChangeAspect="1"/>
-            </wp:cNvGraphicFramePr>
-            <a:graphic>
-              <a:graphicData uri="http://schemas.openxmlformats.org/drawingml/2006/picture">
-                <pic:pic>
-                  <pic:nvPicPr>
-                    <pic:cNvPr id="0" name="F16_Actualizacion_valida_P01.jpg"/>
-                    <pic:cNvPicPr/>
-                  </pic:nvPicPr>
-                  <pic:blipFill>
-                    <a:blip r:embed="rId25"/>
-                    <a:stretch>
-                      <a:fillRect/>
-                    </a:stretch>
-                  </pic:blipFill>
-                  <pic:spPr>
-                    <a:xfrm>
-                      <a:off x="0" y="0"/>
-                      <a:ext cx="4686450" cy="5508000"/>
-                    </a:xfrm>
-                    <a:prstGeom prst="rect"/>
-                  </pic:spPr>
-                </pic:pic>
-              </a:graphicData>
-            </a:graphic>
-          </wp:inline>
-        </w:drawing>
-      </w:r>
-    </w:p>
-    <w:p>
-      <w:pPr>
-        <w:spacing w:after="120" w:line="264" w:lineRule="auto"/>
-        <w:jc w:val="left"/>
-      </w:pPr>
-      <w:r>
-        <w:rPr>
-          <w:sz w:val="18"/>
-        </w:rPr>
-        <w:t>Figura 8. Actualización válida. Evidencia F16, parte 1/2. Fuente: ejecución SQL del 8 de octubre de 2026, visor local capturado el 9 de octubre de 2026.</w:t>
-      </w:r>
-    </w:p>
-    <w:p>
-      <w:pPr>
-        <w:pStyle w:val="Ttulo2"/>
-        <w:keepNext/>
-        <w:pageBreakBefore/>
-        <w:spacing w:after="120"/>
-      </w:pPr>
-      <w:r>
-        <w:t>Figura 8 Actualización válida</w:t>
-      </w:r>
-    </w:p>
-    <w:p>
-      <w:pPr>
-        <w:keepNext/>
-        <w:spacing w:after="120"/>
-      </w:pPr>
-      <w:r>
-        <w:rPr>
-          <w:sz w:val="20"/>
-        </w:rPr>
-        <w:t>Los stocks pasan a 4 y 6; se registran dos acciones UPD.</w:t>
-      </w:r>
-    </w:p>
-    <w:p>
-      <w:pPr>
-        <w:keepNext/>
-        <w:spacing w:after="80" w:line="240" w:lineRule="auto"/>
-        <w:jc w:val="center"/>
-      </w:pPr>
-      <w:r>
-        <w:drawing>
-          <wp:inline xmlns:a="http://schemas.openxmlformats.org/drawingml/2006/main" xmlns:pic="http://schemas.openxmlformats.org/drawingml/2006/picture">
-            <wp:extent cx="5652000" cy="2957007"/>
-            <wp:docPr id="29" name="Picture 29" descr="Actualización válida. Parte 2 de 2."/>
-            <wp:cNvGraphicFramePr>
-              <a:graphicFrameLocks noChangeAspect="1"/>
-            </wp:cNvGraphicFramePr>
-            <a:graphic>
-              <a:graphicData uri="http://schemas.openxmlformats.org/drawingml/2006/picture">
-                <pic:pic>
-                  <pic:nvPicPr>
-                    <pic:cNvPr id="0" name="F16_Actualizacion_valida_P02.jpg"/>
-                    <pic:cNvPicPr/>
-                  </pic:nvPicPr>
-                  <pic:blipFill>
-                    <a:blip r:embed="rId26"/>
-                    <a:stretch>
-                      <a:fillRect/>
-                    </a:stretch>
-                  </pic:blipFill>
-                  <pic:spPr>
-                    <a:xfrm>
-                      <a:off x="0" y="0"/>
-                      <a:ext cx="5652000" cy="2957007"/>
-                    </a:xfrm>
-                    <a:prstGeom prst="rect"/>
-                  </pic:spPr>
-                </pic:pic>
-              </a:graphicData>
-            </a:graphic>
-          </wp:inline>
-        </w:drawing>
-      </w:r>
-    </w:p>
-    <w:p>
-      <w:pPr>
-        <w:spacing w:after="120" w:line="264" w:lineRule="auto"/>
-        <w:jc w:val="left"/>
-      </w:pPr>
-      <w:r>
-        <w:rPr>
-          <w:sz w:val="18"/>
-        </w:rPr>
-        <w:t>Figura 8. Actualización válida. Evidencia F16, parte 2/2. Fuente: ejecución SQL del 8 de octubre de 2026, visor local capturado el 9 de octubre de 2026.</w:t>
-      </w:r>
-    </w:p>
-    <w:p>
-      <w:pPr>
-        <w:pStyle w:val="Ttulo2"/>
-        <w:keepNext/>
-        <w:pageBreakBefore/>
-        <w:spacing w:after="120"/>
-      </w:pPr>
-      <w:r>
-        <w:t>Figura 9 Actualización sin cambios</w:t>
-      </w:r>
-    </w:p>
-    <w:p>
-      <w:pPr>
-        <w:keepNext/>
-        <w:spacing w:after="120"/>
-      </w:pPr>
-      <w:r>
-        <w:rPr>
-          <w:sz w:val="20"/>
-        </w:rPr>
-        <w:t>Se mantienen los valores y no se agregan acciones UPD.</w:t>
-      </w:r>
-    </w:p>
-    <w:p>
-      <w:pPr>
-        <w:keepNext/>
-        <w:spacing w:after="80" w:line="240" w:lineRule="auto"/>
-        <w:jc w:val="center"/>
-      </w:pPr>
-      <w:r>
-        <w:drawing>
-          <wp:inline xmlns:a="http://schemas.openxmlformats.org/drawingml/2006/main" xmlns:pic="http://schemas.openxmlformats.org/drawingml/2006/picture">
-            <wp:extent cx="4826158" cy="5507999"/>
-            <wp:docPr id="30" name="Picture 30" descr="Actualización sin cambios. Parte 1 de 2."/>
-            <wp:cNvGraphicFramePr>
-              <a:graphicFrameLocks noChangeAspect="1"/>
-            </wp:cNvGraphicFramePr>
-            <a:graphic>
-              <a:graphicData uri="http://schemas.openxmlformats.org/drawingml/2006/picture">
-                <pic:pic>
-                  <pic:nvPicPr>
-                    <pic:cNvPr id="0" name="F17_Actualizacion_sin_cambios_P01.jpg"/>
-                    <pic:cNvPicPr/>
-                  </pic:nvPicPr>
-                  <pic:blipFill>
-                    <a:blip r:embed="rId27"/>
-                    <a:stretch>
-                      <a:fillRect/>
-                    </a:stretch>
-                  </pic:blipFill>
-                  <pic:spPr>
-                    <a:xfrm>
-                      <a:off x="0" y="0"/>
-                      <a:ext cx="4826158" cy="5507999"/>
-                    </a:xfrm>
-                    <a:prstGeom prst="rect"/>
-                  </pic:spPr>
-                </pic:pic>
-              </a:graphicData>
-            </a:graphic>
-          </wp:inline>
-        </w:drawing>
-      </w:r>
-    </w:p>
-    <w:p>
-      <w:pPr>
-        <w:spacing w:after="120" w:line="264" w:lineRule="auto"/>
-        <w:jc w:val="left"/>
-      </w:pPr>
-      <w:r>
-        <w:rPr>
-          <w:sz w:val="18"/>
-        </w:rPr>
-        <w:t>Figura 9. Actualización sin cambios. Evidencia F17, parte 1/2. Fuente: ejecución SQL del 8 de octubre de 2026, visor local capturado el 9 de octubre de 2026.</w:t>
-      </w:r>
-    </w:p>
-    <w:p>
-      <w:pPr>
-        <w:pStyle w:val="Ttulo2"/>
-        <w:keepNext/>
-        <w:pageBreakBefore/>
-        <w:spacing w:after="120"/>
-      </w:pPr>
-      <w:r>
-        <w:t>Figura 9 Actualización sin cambios</w:t>
-      </w:r>
-    </w:p>
-    <w:p>
-      <w:pPr>
-        <w:keepNext/>
-        <w:spacing w:after="120"/>
-      </w:pPr>
-      <w:r>
-        <w:rPr>
-          <w:sz w:val="20"/>
-        </w:rPr>
-        <w:t>Se mantienen los valores y no se agregan acciones UPD.</w:t>
-      </w:r>
-    </w:p>
-    <w:p>
-      <w:pPr>
-        <w:keepNext/>
-        <w:spacing w:after="80" w:line="240" w:lineRule="auto"/>
-        <w:jc w:val="center"/>
-      </w:pPr>
-      <w:r>
-        <w:drawing>
-          <wp:inline xmlns:a="http://schemas.openxmlformats.org/drawingml/2006/main" xmlns:pic="http://schemas.openxmlformats.org/drawingml/2006/picture">
-            <wp:extent cx="5652000" cy="3256450"/>
-            <wp:docPr id="31" name="Picture 31" descr="Actualización sin cambios. Parte 2 de 2."/>
-            <wp:cNvGraphicFramePr>
-              <a:graphicFrameLocks noChangeAspect="1"/>
-            </wp:cNvGraphicFramePr>
-            <a:graphic>
-              <a:graphicData uri="http://schemas.openxmlformats.org/drawingml/2006/picture">
-                <pic:pic>
-                  <pic:nvPicPr>
-                    <pic:cNvPr id="0" name="F17_Actualizacion_sin_cambios_P02.jpg"/>
-                    <pic:cNvPicPr/>
-                  </pic:nvPicPr>
-                  <pic:blipFill>
-                    <a:blip r:embed="rId28"/>
-                    <a:stretch>
-                      <a:fillRect/>
-                    </a:stretch>
-                  </pic:blipFill>
-                  <pic:spPr>
-                    <a:xfrm>
-                      <a:off x="0" y="0"/>
-                      <a:ext cx="5652000" cy="3256450"/>
-                    </a:xfrm>
-                    <a:prstGeom prst="rect"/>
-                  </pic:spPr>
-                </pic:pic>
-              </a:graphicData>
-            </a:graphic>
-          </wp:inline>
-        </w:drawing>
-      </w:r>
-    </w:p>
-    <w:p>
-      <w:pPr>
-        <w:spacing w:after="120" w:line="264" w:lineRule="auto"/>
-        <w:jc w:val="left"/>
-      </w:pPr>
-      <w:r>
-        <w:rPr>
-          <w:sz w:val="18"/>
-        </w:rPr>
-        <w:t>Figura 9. Actualización sin cambios. Evidencia F17, parte 2/2. Fuente: ejecución SQL del 8 de octubre de 2026, visor local capturado el 9 de octubre de 2026.</w:t>
-      </w:r>
-    </w:p>
-    <w:p>
-      <w:pPr>
-        <w:pStyle w:val="Ttulo2"/>
-        <w:keepNext/>
-        <w:pageBreakBefore/>
-        <w:spacing w:after="120"/>
-      </w:pPr>
-      <w:r>
-        <w:t>Figura 10 Actualización rechazada</w:t>
-      </w:r>
-    </w:p>
-    <w:p>
-      <w:pPr>
-        <w:keepNext/>
-        <w:spacing w:after="120"/>
-      </w:pPr>
-      <w:r>
-        <w:rPr>
-          <w:sz w:val="20"/>
-        </w:rPr>
-        <w:t>El stock negativo genera un error y conserva los datos válidos.</w:t>
-      </w:r>
-    </w:p>
-    <w:p>
-      <w:pPr>
-        <w:keepNext/>
-        <w:spacing w:after="80" w:line="240" w:lineRule="auto"/>
-        <w:jc w:val="center"/>
-      </w:pPr>
-      <w:r>
-        <w:drawing>
-          <wp:inline xmlns:a="http://schemas.openxmlformats.org/drawingml/2006/main" xmlns:pic="http://schemas.openxmlformats.org/drawingml/2006/picture">
-            <wp:extent cx="4686450" cy="5508000"/>
-            <wp:docPr id="32" name="Picture 32" descr="Actualización rechazada. Parte 1 de 2."/>
-            <wp:cNvGraphicFramePr>
-              <a:graphicFrameLocks noChangeAspect="1"/>
-            </wp:cNvGraphicFramePr>
-            <a:graphic>
-              <a:graphicData uri="http://schemas.openxmlformats.org/drawingml/2006/picture">
-                <pic:pic>
-                  <pic:nvPicPr>
-                    <pic:cNvPr id="0" name="F18_Actualizacion_invalida_P01.jpg"/>
-                    <pic:cNvPicPr/>
-                  </pic:nvPicPr>
-                  <pic:blipFill>
-                    <a:blip r:embed="rId29"/>
-                    <a:stretch>
-                      <a:fillRect/>
-                    </a:stretch>
-                  </pic:blipFill>
-                  <pic:spPr>
-                    <a:xfrm>
-                      <a:off x="0" y="0"/>
-                      <a:ext cx="4686450" cy="5508000"/>
-                    </a:xfrm>
-                    <a:prstGeom prst="rect"/>
-                  </pic:spPr>
-                </pic:pic>
-              </a:graphicData>
-            </a:graphic>
-          </wp:inline>
-        </w:drawing>
-      </w:r>
-    </w:p>
-    <w:p>
-      <w:pPr>
-        <w:spacing w:after="120" w:line="264" w:lineRule="auto"/>
-        <w:jc w:val="left"/>
-      </w:pPr>
-      <w:r>
-        <w:rPr>
-          <w:sz w:val="18"/>
-        </w:rPr>
-        <w:t>Figura 10. Actualización rechazada. Evidencia F18, parte 1/2. Fuente: ejecución SQL del 8 de octubre de 2026, visor local capturado el 9 de octubre de 2026.</w:t>
-      </w:r>
-    </w:p>
-    <w:p>
-      <w:pPr>
-        <w:pStyle w:val="Ttulo2"/>
-        <w:keepNext/>
-        <w:pageBreakBefore/>
-        <w:spacing w:after="120"/>
-      </w:pPr>
-      <w:r>
-        <w:t>Figura 10 Actualización rechazada</w:t>
-      </w:r>
-    </w:p>
-    <w:p>
-      <w:pPr>
-        <w:keepNext/>
-        <w:spacing w:after="120"/>
-      </w:pPr>
-      <w:r>
-        <w:rPr>
-          <w:sz w:val="20"/>
-        </w:rPr>
-        <w:t>El stock negativo genera un error y conserva los datos válidos.</w:t>
-      </w:r>
-    </w:p>
-    <w:p>
-      <w:pPr>
-        <w:keepNext/>
-        <w:spacing w:after="80" w:line="240" w:lineRule="auto"/>
-        <w:jc w:val="center"/>
-      </w:pPr>
-      <w:r>
-        <w:drawing>
-          <wp:inline xmlns:a="http://schemas.openxmlformats.org/drawingml/2006/main" xmlns:pic="http://schemas.openxmlformats.org/drawingml/2006/picture">
-            <wp:extent cx="5652000" cy="4254596"/>
-            <wp:docPr id="33" name="Picture 33" descr="Actualización rechazada. Parte 2 de 2."/>
-            <wp:cNvGraphicFramePr>
-              <a:graphicFrameLocks noChangeAspect="1"/>
-            </wp:cNvGraphicFramePr>
-            <a:graphic>
-              <a:graphicData uri="http://schemas.openxmlformats.org/drawingml/2006/picture">
-                <pic:pic>
-                  <pic:nvPicPr>
-                    <pic:cNvPr id="0" name="F18_Actualizacion_invalida_P02.jpg"/>
-                    <pic:cNvPicPr/>
-                  </pic:nvPicPr>
-                  <pic:blipFill>
-                    <a:blip r:embed="rId30"/>
-                    <a:stretch>
-                      <a:fillRect/>
-                    </a:stretch>
-                  </pic:blipFill>
-                  <pic:spPr>
-                    <a:xfrm>
-                      <a:off x="0" y="0"/>
-                      <a:ext cx="5652000" cy="4254596"/>
-                    </a:xfrm>
-                    <a:prstGeom prst="rect"/>
-                  </pic:spPr>
-                </pic:pic>
-              </a:graphicData>
-            </a:graphic>
-          </wp:inline>
-        </w:drawing>
-      </w:r>
-    </w:p>
-    <w:p>
-      <w:pPr>
-        <w:spacing w:after="120" w:line="264" w:lineRule="auto"/>
-        <w:jc w:val="left"/>
-      </w:pPr>
-      <w:r>
-        <w:rPr>
-          <w:sz w:val="18"/>
-        </w:rPr>
-        <w:t>Figura 10. Actualización rechazada. Evidencia F18, parte 2/2. Fuente: ejecución SQL del 8 de octubre de 2026, visor local capturado el 9 de octubre de 2026.</w:t>
-      </w:r>
-    </w:p>
-    <w:p>
-      <w:pPr>
-        <w:pStyle w:val="Ttulo2"/>
-        <w:keepNext/>
-        <w:pageBreakBefore/>
-        <w:spacing w:after="120"/>
-      </w:pPr>
-      <w:r>
-        <w:t>Figura 11 Cursor con inventario vacío</w:t>
-      </w:r>
-    </w:p>
-    <w:p>
-      <w:pPr>
-        <w:keepNext/>
-        <w:spacing w:after="120"/>
-      </w:pPr>
-      <w:r>
-        <w:rPr>
-          <w:sz w:val="20"/>
-        </w:rPr>
-        <w:t>La consulta confirma cero productos; el cursor no emite mensajes de filas.</w:t>
-      </w:r>
-    </w:p>
-    <w:p>
-      <w:pPr>
-        <w:keepNext/>
-        <w:spacing w:after="80" w:line="240" w:lineRule="auto"/>
-        <w:jc w:val="center"/>
-      </w:pPr>
-      <w:r>
-        <w:drawing>
-          <wp:inline xmlns:a="http://schemas.openxmlformats.org/drawingml/2006/main" xmlns:pic="http://schemas.openxmlformats.org/drawingml/2006/picture">
-            <wp:extent cx="5144585" cy="5507999"/>
-            <wp:docPr id="34" name="Picture 34" descr="Cursor con inventario vacío. Parte 1 de 1."/>
-            <wp:cNvGraphicFramePr>
-              <a:graphicFrameLocks noChangeAspect="1"/>
-            </wp:cNvGraphicFramePr>
-            <a:graphic>
-              <a:graphicData uri="http://schemas.openxmlformats.org/drawingml/2006/picture">
-                <pic:pic>
-                  <pic:nvPicPr>
-                    <pic:cNvPr id="0" name="F20_Cursor_sin_productos_P01.jpg"/>
-                    <pic:cNvPicPr/>
-                  </pic:nvPicPr>
-                  <pic:blipFill>
-                    <a:blip r:embed="rId31"/>
-                    <a:stretch>
-                      <a:fillRect/>
-                    </a:stretch>
-                  </pic:blipFill>
-                  <pic:spPr>
-                    <a:xfrm>
-                      <a:off x="0" y="0"/>
-                      <a:ext cx="5144585" cy="5507999"/>
-                    </a:xfrm>
-                    <a:prstGeom prst="rect"/>
-                  </pic:spPr>
-                </pic:pic>
-              </a:graphicData>
-            </a:graphic>
-          </wp:inline>
-        </w:drawing>
-      </w:r>
-    </w:p>
-    <w:p>
-      <w:pPr>
-        <w:spacing w:after="120" w:line="264" w:lineRule="auto"/>
-        <w:jc w:val="left"/>
-      </w:pPr>
-      <w:r>
-        <w:rPr>
-          <w:sz w:val="18"/>
-        </w:rPr>
-        <w:t>Figura 11. Cursor con inventario vacío. Evidencia F20, parte 1/1. Fuente: ejecución SQL del 8 de octubre de 2026, visor local capturado el 9 de octubre de 2026.</w:t>
-      </w:r>
-    </w:p>
-    <w:p>
-      <w:pPr>
-        <w:pStyle w:val="Ttulo2"/>
-        <w:keepNext/>
-        <w:pageBreakBefore/>
-        <w:spacing w:after="120"/>
-      </w:pPr>
-      <w:r>
-        <w:t>Figura 12 Comprobación final</w:t>
-      </w:r>
-    </w:p>
-    <w:p>
-      <w:pPr>
-        <w:keepNext/>
-        <w:spacing w:after="120"/>
+        <w:spacing w:after="120" w:line="276" w:lineRule="auto"/>
       </w:pPr>
       <w:r>
         <w:rPr>
@@ -9998,7 +4266,7 @@
         <w:drawing>
           <wp:inline xmlns:a="http://schemas.openxmlformats.org/drawingml/2006/main" xmlns:pic="http://schemas.openxmlformats.org/drawingml/2006/picture">
             <wp:extent cx="4511978" cy="5508000"/>
-            <wp:docPr id="35" name="Picture 35" descr="Comprobación final. Parte 1 de 1."/>
+            <wp:docPr id="27" name="Picture 27" descr="Comprobación final. Parte 1 de 1."/>
             <wp:cNvGraphicFramePr>
               <a:graphicFrameLocks noChangeAspect="1"/>
             </wp:cNvGraphicFramePr>
@@ -10010,7 +4278,7 @@
                     <pic:cNvPicPr/>
                   </pic:nvPicPr>
                   <pic:blipFill>
-                    <a:blip r:embed="rId32"/>
+                    <a:blip r:embed="rId24"/>
                     <a:stretch>
                       <a:fillRect/>
                     </a:stretch>
@@ -10038,7 +4306,7 @@
         <w:rPr>
           <w:sz w:val="18"/>
         </w:rPr>
-        <w:t>Figura 12. Comprobación final. Evidencia F35, parte 1/1. Fuente: ejecución SQL del 8 de octubre de 2026, visor local capturado el 9 de octubre de 2026.</w:t>
+        <w:t>Figura 7. Comprobación final. Evidencia F35, parte 1/1. Fuente: ejecución SQL del 8 de octubre de 2026, visor local capturado el 9 de octubre de 2026.</w:t>
       </w:r>
     </w:p>
     <w:sectPr>

--- a/informe/Informe_Blas_Pinto_Semana_9.docx
+++ b/informe/Informe_Blas_Pinto_Semana_9.docx
@@ -805,7 +805,7 @@
         <w:spacing w:after="120" w:line="276" w:lineRule="auto"/>
       </w:pPr>
       <w:r>
-        <w:t>El objetivo de esta actividad es automatizar el alta y la baja de productos de una empresa que vende artículos electrónicos. Para resolver el caso, implementé las tablas Productos y AuditoriaInventario, procedimientos almacenados y triggers que conservan el historial de movimientos [1].</w:t>
+        <w:t>En esta actividad trabajé con un inventario de productos electrónicos. La idea era registrar las altas y bajas y conservar un historial de los movimientos. Para resolverlo, la solución utiliza las tablas Productos y AuditoriaInventario, procedimientos almacenados y triggers [1].</w:t>
       </w:r>
     </w:p>
     <w:p>
@@ -813,7 +813,7 @@
         <w:spacing w:after="120" w:line="276" w:lineRule="auto"/>
       </w:pPr>
       <w:r>
-        <w:t>La solución se probó en SQL Server 2022 Express LocalDB con productos ficticios. Se compararon los estados antes y después de cada operación y se revisaron los mensajes. El cierre confirmó cero productos y diez registros de auditoría: cuatro INS, cuatro DEL y dos UPD. También se incorporaron actualización condicional y cursor para abordar los aspectos adicionales de la rúbrica.</w:t>
+        <w:t>Las pruebas se hicieron en SQL Server 2022 Express LocalDB con productos ficticios. Para comprobar cada operación, se revisaron las tablas antes y después, junto con los mensajes del motor. Al finalizar quedaron cero productos y diez movimientos: cuatro INS, cuatro DEL y dos UPD. La actualización condicional y el cursor complementan los puntos de la rúbrica.</w:t>
       </w:r>
     </w:p>
     <w:p>
@@ -821,7 +821,7 @@
         <w:spacing w:after="120" w:line="276" w:lineRule="auto"/>
       </w:pPr>
       <w:r>
-        <w:t>Las capturas son de un visor local de resultados obtenidos mediante .NET SqlClient, no de la interfaz de SQL Server Management Studio. La ejecución real se realizó el 8 de octubre de 2026; las capturas de lectura y este informe se prepararon el 9 de octubre. El registro completo y las evidencias F01 a F35 se conservan en el repositorio.</w:t>
+        <w:t>Las capturas muestran un visor local de resultados obtenidos con .NET SqlClient; no corresponden a la pantalla de SQL Server Management Studio. Las consultas se ejecutaron el 8 de octubre de 2026 y las capturas de lectura se prepararon el día 9. En el repositorio están el registro completo y las evidencias F01 a F35.</w:t>
       </w:r>
     </w:p>
     <w:p>
@@ -851,7 +851,7 @@
         <w:spacing w:after="120" w:line="276" w:lineRule="auto"/>
       </w:pPr>
       <w:r>
-        <w:t>Se utilizó SQL Server 2022 Express LocalDB 16.0.1000.6, instancia (localdb)\MSSQLLocalDB, con autenticación de Windows. Las pruebas se ejecutaron en la base exclusiva PRO202_Evidencias_20261008_163918.</w:t>
+        <w:t>El entorno de pruebas fue SQL Server 2022 Express LocalDB 16.0.1000.6, en la instancia (localdb)\MSSQLLocalDB, con autenticación de Windows. Se creó la base PRO202_Evidencias_20261008_163918 exclusivamente para este ejercicio.</w:t>
       </w:r>
     </w:p>
     <w:tbl>
@@ -1100,7 +1100,7 @@
         <w:spacing w:after="120" w:line="276" w:lineRule="auto"/>
       </w:pPr>
       <w:r>
-        <w:t>Como decisión de diseño, se rechazaron nombres nulos o vacíos y valores nulos o negativos en stock y precio. Cero es válido; esa prueba se revirtió mediante ROLLBACK. Son validaciones propuestas, ya que el enunciado no define esos límites. La auditoría conserva el ID tras una baja, por lo que no tiene clave foránea hacia Productos.</w:t>
+        <w:t>Para evitar datos incompletos, se validaron los nombres vacíos o nulos y los valores nulos o negativos de stock y precio. Cero se aceptó como valor válido y esa prueba se deshizo con ROLLBACK. Son decisiones de diseño, porque el enunciado no fija esos límites. La auditoría conserva el ID después de una baja; por eso no tiene clave foránea hacia Productos.</w:t>
       </w:r>
     </w:p>
     <w:p>
@@ -1119,7 +1119,7 @@
         <w:spacing w:after="120" w:line="276" w:lineRule="auto"/>
       </w:pPr>
       <w:r>
-        <w:t>sp_AltaProducto recibe @Nombre, @Stock y @Precio, valida sus valores y realiza INSERT dentro de TRY. En CATCH informa ERROR_MESSAGE() y propaga el error con THROW [3]. El alta de un Teclado de prueba, stock 10 y precio 19990, creó el ID 1 y una acción INS; la Figura 1 muestra ambas tablas antes y después.</w:t>
+        <w:t>Para dar de alta un producto, sp_AltaProducto recibe @Nombre, @Stock y @Precio. Revisa los valores y ejecuta INSERT dentro de TRY. Si algo falla, CATCH muestra ERROR_MESSAGE() y THROW transmite el error [3]. La prueba con un teclado, stock 10 y precio 19990, creó el ID 1 y un INS. La Figura 1 permite comparar ambas tablas antes y después.</w:t>
       </w:r>
     </w:p>
     <w:p>
@@ -1127,7 +1127,7 @@
         <w:spacing w:after="120" w:line="276" w:lineRule="auto"/>
       </w:pPr>
       <w:r>
-        <w:t>sp_BajaProducto recibe un ID positivo, ejecuta DELETE y consulta @@ROWCOUNT. Informa si eliminó el producto o si no existe. La baja del ID 1 conservó el INS y agregó DEL; el ID 2147483647 produjo «Producto no existe.» sin cambios. Las Figuras 2 y 3 documentan estos casos. Un ID negativo activó CATCH, como muestra la Figura 5.</w:t>
+        <w:t>Para la baja, sp_BajaProducto recibe un ID positivo y comprueba con @@ROWCOUNT si DELETE eliminó una fila. Al borrar el ID 1, se conservó el INS y se agregó DEL. Con el ID 2147483647 apareció «Producto no existe.» y las tablas no cambiaron (Figuras 2 y 3). El ID negativo produjo un error controlado en CATCH (Figura 5).</w:t>
       </w:r>
     </w:p>
     <w:p>
@@ -1146,7 +1146,7 @@
         <w:spacing w:after="120" w:line="276" w:lineRule="auto"/>
       </w:pPr>
       <w:r>
-        <w:t>Los triggers del caso registran una acción por cada fila de inserted o deleted mediante INSERT ... SELECT. Se comprobó también el alta y la baja de dos productos en una sola sentencia. sp_helptrigger identificó los cuatro objetos de la solución (Figura 4).</w:t>
+        <w:t>Los triggers guardan un movimiento por cada fila afectada, usando inserted o deleted e INSERT ... SELECT. Esto también funcionó al insertar y eliminar dos productos en una sola sentencia. La consulta sp_helptrigger permitió revisar los cuatro triggers creados (Figura 4).</w:t>
       </w:r>
     </w:p>
     <w:tbl>
@@ -1533,7 +1533,7 @@
         <w:spacing w:after="120" w:line="276" w:lineRule="auto"/>
       </w:pPr>
       <w:r>
-        <w:t>La rúbrica menciona BEFORE, pero SQL Server ofrece AFTER e INSTEAD OF para este tipo de triggers [2]. La adaptación usa INSTEAD OF UPDATE y se declara expresamente: reemplaza la operación original y no es un BEFORE. Su aceptación corresponde al profesor.</w:t>
+        <w:t>Un punto que hubo que aclarar fue la mención de BEFORE en la rúbrica. SQL Server ofrece AFTER e INSTEAD OF para estos triggers [2]. Se utilizó INSTEAD OF UPDATE para revisar los datos y aplicar los cambios válidos. Reemplaza la operación original; esta adaptación queda explicada para que el profesor la evalúe.</w:t>
       </w:r>
     </w:p>
     <w:p>
@@ -1541,7 +1541,7 @@
         <w:spacing w:after="120" w:line="276" w:lineRule="auto"/>
       </w:pPr>
       <w:r>
-        <w:t>Los stocks 3 y 5 pasaron a 4 y 6 y generaron dos UPD. Luego, SET Stock = Stock no agregó auditoría. El stock negativo y los valores nulos o vacíos inválidos fueron rechazados con error 50005, conservando los datos. Estas comprobaciones están en F16–F18 y F30–F34.</w:t>
+        <w:t>Al aumentar el stock, los valores 3 y 5 pasaron a 4 y 6 y se registraron dos UPD. Repetir los mismos valores con SET Stock = Stock no creó nuevos movimientos. Las actualizaciones inválidas devolvieron el error 50005 y conservaron los datos anteriores. Los resultados están en F16–F18 y F30–F34.</w:t>
       </w:r>
     </w:p>
     <w:p>
@@ -1560,7 +1560,7 @@
         <w:spacing w:after="120" w:line="276" w:lineRule="auto"/>
       </w:pPr>
       <w:r>
-        <w:t>Las altas inválidas y las bajas con ID no válido generaron errores esperados entre 50001 y 50004, sin agregar productos ni movimientos indebidos. La inexistencia de un ID positivo se informa mediante un mensaje, sin tratarla como error de validación. La Figura 5 muestra el rechazo de stock e ID negativos.</w:t>
+        <w:t>También se probaron entradas incorrectas. Las altas inválidas y las bajas con ID no válido devolvieron los errores esperados entre 50001 y 50004, sin agregar productos ni auditorías indebidas. Un ID positivo inexistente solo muestra un mensaje. La Figura 5 reúne las pruebas con stock e ID negativos.</w:t>
       </w:r>
     </w:p>
     <w:p>
@@ -1568,7 +1568,7 @@
         <w:spacing w:after="120" w:line="276" w:lineRule="auto"/>
       </w:pPr>
       <w:r>
-        <w:t>sp_ConsultarInventarioCursor usa LOCAL FAST_FORWARD, FETCH NEXT, CLOSE y DEALLOCATE [4]. Mostró los productos ID 2 y 3 (Figura 6) y no emitió filas ni errores con inventario vacío (F20). Incluye limpieza en CATCH, aunque no se provocó un fallo dentro del recorrido. Se incorporó con finalidad académica; un SELECT basta para listar productos.</w:t>
+        <w:t>El procedimiento sp_ConsultarInventarioCursor recorre los productos con LOCAL FAST_FORWARD y FETCH NEXT; al terminar, usa CLOSE y DEALLOCATE [4]. Mostró los ID 2 y 3 (Figura 6) y no emitió filas ni errores cuando la tabla estaba vacía (F20). Incluye limpieza en CATCH, aunque esa rama no se probó provocando un fallo. El cursor es una demostración académica; para listar productos basta un SELECT.</w:t>
       </w:r>
     </w:p>
     <w:p>
@@ -1587,7 +1587,7 @@
         <w:spacing w:after="120" w:line="276" w:lineRule="auto"/>
       </w:pPr>
       <w:r>
-        <w:t>Cada evidencia permite consultar la operación, los mensajes y el resultado. Las figuras del anexo son una selección; los demás registros están en el repositorio.</w:t>
+        <w:t>La tabla siguiente resume qué se probó y qué ocurrió. Los códigos Fxx permiten encontrar las consultas y sus resultados en el repositorio. El anexo incluye las capturas principales.</w:t>
       </w:r>
     </w:p>
     <w:tbl>
@@ -3302,7 +3302,7 @@
         <w:spacing w:after="120" w:line="276" w:lineRule="auto"/>
       </w:pPr>
       <w:r>
-        <w:t>La prueba revertida no integra los recuentos finales. Otro producto usado para validar UPDATE sí fue confirmado y luego eliminado; su INS y DEL explican el cierre de cuatro acciones de cada tipo. No se probaron concurrencia ni fallos de infraestructura.</w:t>
+        <w:t>El alta que se deshizo con ROLLBACK no cuenta en el resultado final. En cambio, el producto usado para las pruebas de UPDATE sí se guardó y después se eliminó. Su INS y DEL explican el cierre de cuatro movimientos de cada tipo. No se probaron concurrencia ni fallos de infraestructura.</w:t>
       </w:r>
     </w:p>
     <w:p>
@@ -3321,7 +3321,7 @@
         <w:spacing w:after="120" w:line="276" w:lineRule="auto"/>
       </w:pPr>
       <w:r>
-        <w:t>Se utilizaron nombres descriptivos, esquema dbo, comentarios y SET NOCOUNT ON. Las restricciones CHECK respaldan las validaciones. La auditoría trabaja por conjuntos y el cursor permanece separado. Los scripts completos y las definiciones recuperadas se conservan para revisar la implementación.</w:t>
+        <w:t>Para facilitar la lectura del código, se usaron nombres descriptivos, el esquema dbo, comentarios y SET NOCOUNT ON. Las restricciones CHECK refuerzan las validaciones. Los triggers procesan conjuntos de filas y el cursor está en un procedimiento aparte. Los scripts y las definiciones recuperadas quedaron disponibles para revisar la solución.</w:t>
       </w:r>
     </w:p>
     <w:p>
@@ -3340,7 +3340,7 @@
         <w:spacing w:after="120" w:line="276" w:lineRule="auto"/>
       </w:pPr>
       <w:r>
-        <w:t>La solución registró altas y bajas mediante procedimientos y triggers, conservó el historial y rechazó los valores inválidos probados. La auditoría funcionó también con varias filas y terminó con cuatro INS, cuatro DEL y dos UPD.</w:t>
+        <w:t>Las pruebas mostraron que la solución registra las altas y bajas, mantiene el historial y rechaza las entradas inválidas revisadas. También funcionó con varias filas. El resultado final fue el esperado: cuatro INS, cuatro DEL y dos UPD.</w:t>
       </w:r>
     </w:p>
     <w:p>
@@ -3348,7 +3348,7 @@
         <w:spacing w:after="120" w:line="276" w:lineRule="auto"/>
       </w:pPr>
       <w:r>
-        <w:t>Mi primera reflexión es que una operación exitosa no basta para validar una solución. Comparar los estados antes y después y probar entradas incorrectas permitió comprobar qué cambió y qué debía permanecer igual.</w:t>
+        <w:t>Mi primera reflexión es que no basta con ver un mensaje de operación exitosa. Revisar los datos antes y después y probar valores incorrectos permitió comprobar si la solución respondía como correspondía.</w:t>
       </w:r>
     </w:p>
     <w:p>
@@ -3356,7 +3356,7 @@
         <w:spacing w:after="120" w:line="276" w:lineRule="auto"/>
       </w:pPr>
       <w:r>
-        <w:t>Mi segunda reflexión es que el diseño debe ajustarse al motor: en SQL Server se explicó INSTEAD OF. Queda pendiente evaluar concurrencia para un sistema real.</w:t>
+        <w:t>Mi segunda reflexión es que hay que adaptar la solución al motor utilizado. En este caso fue necesario explicar INSTEAD OF en SQL Server. Para llevarlo a un sistema real, faltaría evaluar la concurrencia.</w:t>
       </w:r>
     </w:p>
     <w:p>
@@ -3433,7 +3433,7 @@
         <w:rPr>
           <w:sz w:val="20"/>
         </w:rPr>
-        <w:t>Se utilizó Codex para apoyar la preparación del código, ejecutar pruebas locales, capturar resultados y redactar el informe. Como referencia para organizar este apoyo, se propone una coordinación en la que Claude planifica, analiza errores y entrega instrucciones, y Codex ejecuta las tareas. El proyecto personal claude-work-mcp incorpora herramientas MCP para archivos, notas compartidas Codex–Claude, APIs configuradas y comandos permitidos. Su existencia no acredita que Claude o ese servidor hayan participado en esta ejecución. Repositorio: https://github.com/blaspinto5/claude-work-mcp. Los resultados SQL son reales y los productos son ficticios de prueba.</w:t>
+        <w:t>Para preparar el código, ejecutar las pruebas, capturar los resultados y redactar el informe se contó con apoyo de Codex. Como referencia de organización, se propone que Claude planifique y revise errores y que Codex ejecute las tareas. El proyecto personal claude-work-mcp reúne herramientas MCP para archivos, notas compartidas, APIs configuradas y comandos permitidos. No se registró uso de Claude o de ese servidor en esta ejecución. Referencia: https://github.com/blaspinto5/claude-work-mcp. Los resultados SQL son reales; los productos son datos ficticios de prueba.</w:t>
       </w:r>
     </w:p>
     <w:p>
@@ -3452,7 +3452,7 @@
         <w:spacing w:after="120" w:line="276" w:lineRule="auto"/>
       </w:pPr>
       <w:r>
-        <w:t>Los scripts completos se conservan en el repositorio, carpeta sql: https://github.com/blaspinto5/PRO202-Sumativa-Semana9-SQL/tree/main/sql. Se ejecutan 01_Implementacion.sql y luego 02_Ampliacion_rubrica.sql sobre una base nueva y vacía. Este anexo reproduce los triggers del caso; las definiciones completas y sus consultas de comprobación están vinculadas en la matriz.</w:t>
+        <w:t>El código completo está en la carpeta sql del repositorio: https://github.com/blaspinto5/PRO202-Sumativa-Semana9-SQL/tree/main/sql. Primero se ejecuta 01_Implementacion.sql y después 02_Ampliacion_rubrica.sql, en una base nueva y vacía. Aquí se incluyen los triggers del caso; la matriz permite localizar las definiciones completas y sus comprobaciones.</w:t>
       </w:r>
     </w:p>
     <w:p>
@@ -3698,7 +3698,7 @@
         <w:rPr>
           <w:sz w:val="20"/>
         </w:rPr>
-        <w:t>Selección de capturas auténticas del visor local. Los ID Fxx remiten al registro completo y las 57 capturas del repositorio; las copias de lectura solo recortan márgenes vacíos.</w:t>
+        <w:t>Estas capturas muestran los resultados principales del visor local. Los ID Fxx permiten encontrar el registro completo y las 57 capturas del repositorio. Para mejorar la lectura, las copias solo recortan los márgenes vacíos.</w:t>
       </w:r>
     </w:p>
     <w:p>
